--- a/docx/ru/BUFR_TableD_ru_00.docx
+++ b/docx/ru/BUFR_TableD_ru_00.docx
@@ -8,19 +8,33 @@
       </w:pPr>
       <w:r>
         <w:rPr>
-          <w:rFonts w:ascii="Arial" w:hAnsi="Arial"/>
+          <w:rFonts w:ascii="Verdana" w:hAnsi="Verdana"/>
           <w:b/>
           <w:sz w:val="22"/>
         </w:rPr>
-        <w:t>BUFR Table D — Category 00: Категория 00 — Последовательности позиций таблицы кода BUFR</w:t>
+        <w:t>Категория 00: Последовательности позиций таблицы кода BUFR</w:t>
       </w:r>
     </w:p>
     <w:tbl>
       <w:tblPr>
         <w:tblStyle w:val="TableGrid"/>
         <w:tblW w:type="auto" w:w="0"/>
-        <w:jc w:val="center"/>
+        <w:jc w:val="left"/>
         <w:tblLook w:firstColumn="1" w:firstRow="1" w:lastColumn="0" w:lastRow="0" w:noHBand="0" w:noVBand="1" w:val="04A0"/>
+        <w:tblBorders>
+          <w:top w:val="single" w:sz="4" w:space="0" w:color="595959"/>
+          <w:left w:val="single" w:sz="4" w:space="0" w:color="595959"/>
+          <w:bottom w:val="single" w:sz="4" w:space="0" w:color="595959"/>
+          <w:right w:val="single" w:sz="4" w:space="0" w:color="595959"/>
+          <w:insideH w:val="single" w:sz="4" w:space="0" w:color="595959"/>
+          <w:insideV w:val="single" w:sz="4" w:space="0" w:color="595959"/>
+        </w:tblBorders>
+        <w:tblCellMar>
+          <w:top w:w="85" w:type="dxa"/>
+          <w:left w:w="85" w:type="dxa"/>
+          <w:bottom w:w="85" w:type="dxa"/>
+          <w:right w:w="85" w:type="dxa"/>
+        </w:tblCellMar>
       </w:tblPr>
       <w:tblGrid>
         <w:gridCol w:w="2163"/>
@@ -32,20 +46,20 @@
         <w:gridCol w:w="2163"/>
       </w:tblGrid>
       <w:tr>
+        <w:trPr>
+          <w:tblHeader/>
+        </w:trPr>
         <w:tc>
           <w:tcPr>
             <w:tcW w:type="dxa" w:w="2163"/>
-            <w:shd w:val="clear" w:color="auto" w:fill="D9E2F3"/>
+            <w:shd w:val="clear" w:color="auto" w:fill="D9D9D9"/>
           </w:tcPr>
           <w:p>
-            <w:pPr>
-              <w:jc w:val="center"/>
-            </w:pPr>
             <w:r/>
             <w:r>
               <w:rPr>
-                <w:rFonts w:ascii="Arial" w:hAnsi="Arial"/>
-                <w:b/>
+                <w:rFonts w:ascii="Verdana" w:hAnsi="Verdana"/>
+                <w:b w:val="0"/>
                 <w:sz w:val="16"/>
               </w:rPr>
               <w:t>FXY1</w:t>
@@ -55,57 +69,48 @@
         <w:tc>
           <w:tcPr>
             <w:tcW w:type="dxa" w:w="2163"/>
-            <w:shd w:val="clear" w:color="auto" w:fill="D9E2F3"/>
+            <w:shd w:val="clear" w:color="auto" w:fill="D9D9D9"/>
           </w:tcPr>
           <w:p>
-            <w:pPr>
-              <w:jc w:val="center"/>
-            </w:pPr>
             <w:r/>
             <w:r>
               <w:rPr>
-                <w:rFonts w:ascii="Arial" w:hAnsi="Arial"/>
-                <w:b/>
+                <w:rFonts w:ascii="Verdana" w:hAnsi="Verdana"/>
+                <w:b w:val="0"/>
                 <w:sz w:val="16"/>
               </w:rPr>
-              <w:t>Title</w:t>
+              <w:t>НАЗВАНИЕ</w:t>
             </w:r>
           </w:p>
         </w:tc>
         <w:tc>
           <w:tcPr>
             <w:tcW w:type="dxa" w:w="2163"/>
-            <w:shd w:val="clear" w:color="auto" w:fill="D9E2F3"/>
+            <w:shd w:val="clear" w:color="auto" w:fill="D9D9D9"/>
           </w:tcPr>
           <w:p>
-            <w:pPr>
-              <w:jc w:val="center"/>
-            </w:pPr>
             <w:r/>
             <w:r>
               <w:rPr>
-                <w:rFonts w:ascii="Arial" w:hAnsi="Arial"/>
-                <w:b/>
+                <w:rFonts w:ascii="Verdana" w:hAnsi="Verdana"/>
+                <w:b w:val="0"/>
                 <w:sz w:val="16"/>
               </w:rPr>
-              <w:t>SubTitle</w:t>
+              <w:t>ПОДЗАГОЛОВОК</w:t>
             </w:r>
           </w:p>
         </w:tc>
         <w:tc>
           <w:tcPr>
             <w:tcW w:type="dxa" w:w="2163"/>
-            <w:shd w:val="clear" w:color="auto" w:fill="D9E2F3"/>
+            <w:shd w:val="clear" w:color="auto" w:fill="D9D9D9"/>
           </w:tcPr>
           <w:p>
-            <w:pPr>
-              <w:jc w:val="center"/>
-            </w:pPr>
             <w:r/>
             <w:r>
               <w:rPr>
-                <w:rFonts w:ascii="Arial" w:hAnsi="Arial"/>
-                <w:b/>
+                <w:rFonts w:ascii="Verdana" w:hAnsi="Verdana"/>
+                <w:b w:val="0"/>
                 <w:sz w:val="16"/>
               </w:rPr>
               <w:t>FXY2</w:t>
@@ -115,65 +120,59 @@
         <w:tc>
           <w:tcPr>
             <w:tcW w:type="dxa" w:w="2163"/>
-            <w:shd w:val="clear" w:color="auto" w:fill="D9E2F3"/>
+            <w:shd w:val="clear" w:color="auto" w:fill="D9D9D9"/>
           </w:tcPr>
           <w:p>
-            <w:pPr>
-              <w:jc w:val="center"/>
-            </w:pPr>
             <w:r/>
             <w:r>
               <w:rPr>
-                <w:rFonts w:ascii="Arial" w:hAnsi="Arial"/>
-                <w:b/>
+                <w:rFonts w:ascii="Verdana" w:hAnsi="Verdana"/>
+                <w:b w:val="0"/>
                 <w:sz w:val="16"/>
               </w:rPr>
-              <w:t>ElementName</w:t>
+              <w:t>НАЗВАНИЕ ЭЛЕМЕНТА</w:t>
             </w:r>
           </w:p>
         </w:tc>
         <w:tc>
           <w:tcPr>
             <w:tcW w:type="dxa" w:w="2163"/>
-            <w:shd w:val="clear" w:color="auto" w:fill="D9E2F3"/>
+            <w:shd w:val="clear" w:color="auto" w:fill="D9D9D9"/>
           </w:tcPr>
           <w:p>
-            <w:pPr>
-              <w:jc w:val="center"/>
-            </w:pPr>
             <w:r/>
             <w:r>
               <w:rPr>
-                <w:rFonts w:ascii="Arial" w:hAnsi="Arial"/>
-                <w:b/>
+                <w:rFonts w:ascii="Verdana" w:hAnsi="Verdana"/>
+                <w:b w:val="0"/>
                 <w:sz w:val="16"/>
               </w:rPr>
-              <w:t>Description</w:t>
+              <w:t>ОПИСАНИЕ ЭЛЕМЕНТА</w:t>
             </w:r>
           </w:p>
         </w:tc>
         <w:tc>
           <w:tcPr>
             <w:tcW w:type="dxa" w:w="2163"/>
-            <w:shd w:val="clear" w:color="auto" w:fill="D9E2F3"/>
+            <w:shd w:val="clear" w:color="auto" w:fill="D9D9D9"/>
           </w:tcPr>
           <w:p>
-            <w:pPr>
-              <w:jc w:val="center"/>
-            </w:pPr>
             <w:r/>
             <w:r>
               <w:rPr>
-                <w:rFonts w:ascii="Arial" w:hAnsi="Arial"/>
-                <w:b/>
+                <w:rFonts w:ascii="Verdana" w:hAnsi="Verdana"/>
+                <w:b w:val="0"/>
                 <w:sz w:val="16"/>
               </w:rPr>
-              <w:t>Note</w:t>
+              <w:t>ПРИМЕЧАНИЕ</w:t>
             </w:r>
           </w:p>
         </w:tc>
       </w:tr>
       <w:tr>
+        <w:trPr>
+          <w:cantSplit/>
+        </w:trPr>
         <w:tc>
           <w:tcPr>
             <w:tcW w:type="dxa" w:w="2163"/>
@@ -186,11 +185,11 @@
             </w:r>
             <w:r>
               <w:rPr>
-                <w:rFonts w:ascii="Arial" w:hAnsi="Arial"/>
+                <w:rFonts w:ascii="Verdana" w:hAnsi="Verdana"/>
                 <w:b/>
                 <w:sz w:val="16"/>
               </w:rPr>
-              <w:t>300002</w:t>
+              <w:t>3 00 002</w:t>
             </w:r>
           </w:p>
         </w:tc>
@@ -206,7 +205,7 @@
             </w:r>
             <w:r>
               <w:rPr>
-                <w:rFonts w:ascii="Arial" w:hAnsi="Arial"/>
+                <w:rFonts w:ascii="Verdana" w:hAnsi="Verdana"/>
                 <w:b/>
                 <w:sz w:val="16"/>
               </w:rPr>
@@ -221,7 +220,7 @@
             <w:r/>
             <w:r>
               <w:rPr>
-                <w:rFonts w:ascii="Arial" w:hAnsi="Arial"/>
+                <w:rFonts w:ascii="Verdana" w:hAnsi="Verdana"/>
                 <w:b w:val="0"/>
                 <w:sz w:val="16"/>
               </w:rPr>
@@ -236,11 +235,11 @@
             <w:r/>
             <w:r>
               <w:rPr>
-                <w:rFonts w:ascii="Arial" w:hAnsi="Arial"/>
+                <w:rFonts w:ascii="Verdana" w:hAnsi="Verdana"/>
                 <w:b w:val="0"/>
                 <w:sz w:val="16"/>
               </w:rPr>
-              <w:t>000002</w:t>
+              <w:t>0 00 002</w:t>
             </w:r>
           </w:p>
         </w:tc>
@@ -252,7 +251,7 @@
             <w:r/>
             <w:r>
               <w:rPr>
-                <w:rFonts w:ascii="Arial" w:hAnsi="Arial"/>
+                <w:rFonts w:ascii="Verdana" w:hAnsi="Verdana"/>
                 <w:b w:val="0"/>
                 <w:sz w:val="16"/>
               </w:rPr>
@@ -268,7 +267,7 @@
             <w:r/>
             <w:r>
               <w:rPr>
-                <w:rFonts w:ascii="Arial" w:hAnsi="Arial"/>
+                <w:rFonts w:ascii="Verdana" w:hAnsi="Verdana"/>
                 <w:b w:val="0"/>
                 <w:sz w:val="16"/>
               </w:rPr>
@@ -283,7 +282,7 @@
             <w:r/>
             <w:r>
               <w:rPr>
-                <w:rFonts w:ascii="Arial" w:hAnsi="Arial"/>
+                <w:rFonts w:ascii="Verdana" w:hAnsi="Verdana"/>
                 <w:b w:val="0"/>
                 <w:sz w:val="16"/>
               </w:rPr>
@@ -292,6 +291,9 @@
         </w:tc>
       </w:tr>
       <w:tr>
+        <w:trPr>
+          <w:cantSplit/>
+        </w:trPr>
         <w:tc>
           <w:tcPr>
             <w:tcW w:type="dxa" w:w="2163"/>
@@ -300,7 +302,7 @@
             <w:r/>
             <w:r>
               <w:rPr>
-                <w:rFonts w:ascii="Arial" w:hAnsi="Arial"/>
+                <w:rFonts w:ascii="Verdana" w:hAnsi="Verdana"/>
                 <w:b w:val="0"/>
                 <w:sz w:val="16"/>
               </w:rPr>
@@ -315,7 +317,7 @@
             <w:r/>
             <w:r>
               <w:rPr>
-                <w:rFonts w:ascii="Arial" w:hAnsi="Arial"/>
+                <w:rFonts w:ascii="Verdana" w:hAnsi="Verdana"/>
                 <w:b w:val="0"/>
                 <w:sz w:val="16"/>
               </w:rPr>
@@ -330,7 +332,7 @@
             <w:r/>
             <w:r>
               <w:rPr>
-                <w:rFonts w:ascii="Arial" w:hAnsi="Arial"/>
+                <w:rFonts w:ascii="Verdana" w:hAnsi="Verdana"/>
                 <w:b w:val="0"/>
                 <w:sz w:val="16"/>
               </w:rPr>
@@ -345,11 +347,11 @@
             <w:r/>
             <w:r>
               <w:rPr>
-                <w:rFonts w:ascii="Arial" w:hAnsi="Arial"/>
+                <w:rFonts w:ascii="Verdana" w:hAnsi="Verdana"/>
                 <w:b w:val="0"/>
                 <w:sz w:val="16"/>
               </w:rPr>
-              <w:t>000003</w:t>
+              <w:t>0 00 003</w:t>
             </w:r>
           </w:p>
         </w:tc>
@@ -361,7 +363,7 @@
             <w:r/>
             <w:r>
               <w:rPr>
-                <w:rFonts w:ascii="Arial" w:hAnsi="Arial"/>
+                <w:rFonts w:ascii="Verdana" w:hAnsi="Verdana"/>
                 <w:b w:val="0"/>
                 <w:sz w:val="16"/>
               </w:rPr>
@@ -377,7 +379,7 @@
             <w:r/>
             <w:r>
               <w:rPr>
-                <w:rFonts w:ascii="Arial" w:hAnsi="Arial"/>
+                <w:rFonts w:ascii="Verdana" w:hAnsi="Verdana"/>
                 <w:b w:val="0"/>
                 <w:sz w:val="16"/>
               </w:rPr>
@@ -392,7 +394,7 @@
             <w:r/>
             <w:r>
               <w:rPr>
-                <w:rFonts w:ascii="Arial" w:hAnsi="Arial"/>
+                <w:rFonts w:ascii="Verdana" w:hAnsi="Verdana"/>
                 <w:b w:val="0"/>
                 <w:sz w:val="16"/>
               </w:rPr>
@@ -401,6 +403,9 @@
         </w:tc>
       </w:tr>
       <w:tr>
+        <w:trPr>
+          <w:cantSplit/>
+        </w:trPr>
         <w:tc>
           <w:tcPr>
             <w:tcW w:type="dxa" w:w="2163"/>
@@ -413,11 +418,11 @@
             </w:r>
             <w:r>
               <w:rPr>
-                <w:rFonts w:ascii="Arial" w:hAnsi="Arial"/>
+                <w:rFonts w:ascii="Verdana" w:hAnsi="Verdana"/>
                 <w:b/>
                 <w:sz w:val="16"/>
               </w:rPr>
-              <w:t>300003</w:t>
+              <w:t>3 00 003</w:t>
             </w:r>
           </w:p>
         </w:tc>
@@ -433,7 +438,7 @@
             </w:r>
             <w:r>
               <w:rPr>
-                <w:rFonts w:ascii="Arial" w:hAnsi="Arial"/>
+                <w:rFonts w:ascii="Verdana" w:hAnsi="Verdana"/>
                 <w:b/>
                 <w:sz w:val="16"/>
               </w:rPr>
@@ -449,7 +454,7 @@
             <w:r/>
             <w:r>
               <w:rPr>
-                <w:rFonts w:ascii="Arial" w:hAnsi="Arial"/>
+                <w:rFonts w:ascii="Verdana" w:hAnsi="Verdana"/>
                 <w:b w:val="0"/>
                 <w:sz w:val="16"/>
               </w:rPr>
@@ -464,11 +469,11 @@
             <w:r/>
             <w:r>
               <w:rPr>
-                <w:rFonts w:ascii="Arial" w:hAnsi="Arial"/>
+                <w:rFonts w:ascii="Verdana" w:hAnsi="Verdana"/>
                 <w:b w:val="0"/>
                 <w:sz w:val="16"/>
               </w:rPr>
-              <w:t>000010</w:t>
+              <w:t>0 00 010</w:t>
             </w:r>
           </w:p>
         </w:tc>
@@ -480,7 +485,7 @@
             <w:r/>
             <w:r>
               <w:rPr>
-                <w:rFonts w:ascii="Arial" w:hAnsi="Arial"/>
+                <w:rFonts w:ascii="Verdana" w:hAnsi="Verdana"/>
                 <w:b w:val="0"/>
                 <w:sz w:val="16"/>
               </w:rPr>
@@ -496,7 +501,7 @@
             <w:r/>
             <w:r>
               <w:rPr>
-                <w:rFonts w:ascii="Arial" w:hAnsi="Arial"/>
+                <w:rFonts w:ascii="Verdana" w:hAnsi="Verdana"/>
                 <w:b w:val="0"/>
                 <w:sz w:val="16"/>
               </w:rPr>
@@ -511,7 +516,7 @@
             <w:r/>
             <w:r>
               <w:rPr>
-                <w:rFonts w:ascii="Arial" w:hAnsi="Arial"/>
+                <w:rFonts w:ascii="Verdana" w:hAnsi="Verdana"/>
                 <w:b w:val="0"/>
                 <w:sz w:val="16"/>
               </w:rPr>
@@ -520,6 +525,9 @@
         </w:tc>
       </w:tr>
       <w:tr>
+        <w:trPr>
+          <w:cantSplit/>
+        </w:trPr>
         <w:tc>
           <w:tcPr>
             <w:tcW w:type="dxa" w:w="2163"/>
@@ -528,7 +536,7 @@
             <w:r/>
             <w:r>
               <w:rPr>
-                <w:rFonts w:ascii="Arial" w:hAnsi="Arial"/>
+                <w:rFonts w:ascii="Verdana" w:hAnsi="Verdana"/>
                 <w:b w:val="0"/>
                 <w:sz w:val="16"/>
               </w:rPr>
@@ -543,7 +551,7 @@
             <w:r/>
             <w:r>
               <w:rPr>
-                <w:rFonts w:ascii="Arial" w:hAnsi="Arial"/>
+                <w:rFonts w:ascii="Verdana" w:hAnsi="Verdana"/>
                 <w:b w:val="0"/>
                 <w:sz w:val="16"/>
               </w:rPr>
@@ -558,7 +566,7 @@
             <w:r/>
             <w:r>
               <w:rPr>
-                <w:rFonts w:ascii="Arial" w:hAnsi="Arial"/>
+                <w:rFonts w:ascii="Verdana" w:hAnsi="Verdana"/>
                 <w:b w:val="0"/>
                 <w:sz w:val="16"/>
               </w:rPr>
@@ -573,11 +581,11 @@
             <w:r/>
             <w:r>
               <w:rPr>
-                <w:rFonts w:ascii="Arial" w:hAnsi="Arial"/>
+                <w:rFonts w:ascii="Verdana" w:hAnsi="Verdana"/>
                 <w:b w:val="0"/>
                 <w:sz w:val="16"/>
               </w:rPr>
-              <w:t>000011</w:t>
+              <w:t>0 00 011</w:t>
             </w:r>
           </w:p>
         </w:tc>
@@ -589,7 +597,7 @@
             <w:r/>
             <w:r>
               <w:rPr>
-                <w:rFonts w:ascii="Arial" w:hAnsi="Arial"/>
+                <w:rFonts w:ascii="Verdana" w:hAnsi="Verdana"/>
                 <w:b w:val="0"/>
                 <w:sz w:val="16"/>
               </w:rPr>
@@ -605,7 +613,7 @@
             <w:r/>
             <w:r>
               <w:rPr>
-                <w:rFonts w:ascii="Arial" w:hAnsi="Arial"/>
+                <w:rFonts w:ascii="Verdana" w:hAnsi="Verdana"/>
                 <w:b w:val="0"/>
                 <w:sz w:val="16"/>
               </w:rPr>
@@ -620,7 +628,7 @@
             <w:r/>
             <w:r>
               <w:rPr>
-                <w:rFonts w:ascii="Arial" w:hAnsi="Arial"/>
+                <w:rFonts w:ascii="Verdana" w:hAnsi="Verdana"/>
                 <w:b w:val="0"/>
                 <w:sz w:val="16"/>
               </w:rPr>
@@ -629,6 +637,9 @@
         </w:tc>
       </w:tr>
       <w:tr>
+        <w:trPr>
+          <w:cantSplit/>
+        </w:trPr>
         <w:tc>
           <w:tcPr>
             <w:tcW w:type="dxa" w:w="2163"/>
@@ -637,7 +648,7 @@
             <w:r/>
             <w:r>
               <w:rPr>
-                <w:rFonts w:ascii="Arial" w:hAnsi="Arial"/>
+                <w:rFonts w:ascii="Verdana" w:hAnsi="Verdana"/>
                 <w:b w:val="0"/>
                 <w:sz w:val="16"/>
               </w:rPr>
@@ -652,7 +663,7 @@
             <w:r/>
             <w:r>
               <w:rPr>
-                <w:rFonts w:ascii="Arial" w:hAnsi="Arial"/>
+                <w:rFonts w:ascii="Verdana" w:hAnsi="Verdana"/>
                 <w:b w:val="0"/>
                 <w:sz w:val="16"/>
               </w:rPr>
@@ -667,7 +678,7 @@
             <w:r/>
             <w:r>
               <w:rPr>
-                <w:rFonts w:ascii="Arial" w:hAnsi="Arial"/>
+                <w:rFonts w:ascii="Verdana" w:hAnsi="Verdana"/>
                 <w:b w:val="0"/>
                 <w:sz w:val="16"/>
               </w:rPr>
@@ -682,11 +693,11 @@
             <w:r/>
             <w:r>
               <w:rPr>
-                <w:rFonts w:ascii="Arial" w:hAnsi="Arial"/>
+                <w:rFonts w:ascii="Verdana" w:hAnsi="Verdana"/>
                 <w:b w:val="0"/>
                 <w:sz w:val="16"/>
               </w:rPr>
-              <w:t>000012</w:t>
+              <w:t>0 00 012</w:t>
             </w:r>
           </w:p>
         </w:tc>
@@ -698,7 +709,7 @@
             <w:r/>
             <w:r>
               <w:rPr>
-                <w:rFonts w:ascii="Arial" w:hAnsi="Arial"/>
+                <w:rFonts w:ascii="Verdana" w:hAnsi="Verdana"/>
                 <w:b w:val="0"/>
                 <w:sz w:val="16"/>
               </w:rPr>
@@ -714,7 +725,7 @@
             <w:r/>
             <w:r>
               <w:rPr>
-                <w:rFonts w:ascii="Arial" w:hAnsi="Arial"/>
+                <w:rFonts w:ascii="Verdana" w:hAnsi="Verdana"/>
                 <w:b w:val="0"/>
                 <w:sz w:val="16"/>
               </w:rPr>
@@ -729,7 +740,7 @@
             <w:r/>
             <w:r>
               <w:rPr>
-                <w:rFonts w:ascii="Arial" w:hAnsi="Arial"/>
+                <w:rFonts w:ascii="Verdana" w:hAnsi="Verdana"/>
                 <w:b w:val="0"/>
                 <w:sz w:val="16"/>
               </w:rPr>
@@ -738,6 +749,9 @@
         </w:tc>
       </w:tr>
       <w:tr>
+        <w:trPr>
+          <w:cantSplit/>
+        </w:trPr>
         <w:tc>
           <w:tcPr>
             <w:tcW w:type="dxa" w:w="2163"/>
@@ -750,11 +764,11 @@
             </w:r>
             <w:r>
               <w:rPr>
-                <w:rFonts w:ascii="Arial" w:hAnsi="Arial"/>
+                <w:rFonts w:ascii="Verdana" w:hAnsi="Verdana"/>
                 <w:b/>
                 <w:sz w:val="16"/>
               </w:rPr>
-              <w:t>300004</w:t>
+              <w:t>3 00 004</w:t>
             </w:r>
           </w:p>
         </w:tc>
@@ -770,7 +784,7 @@
             </w:r>
             <w:r>
               <w:rPr>
-                <w:rFonts w:ascii="Arial" w:hAnsi="Arial"/>
+                <w:rFonts w:ascii="Verdana" w:hAnsi="Verdana"/>
                 <w:b/>
                 <w:sz w:val="16"/>
               </w:rPr>
@@ -785,7 +799,7 @@
             <w:r/>
             <w:r>
               <w:rPr>
-                <w:rFonts w:ascii="Arial" w:hAnsi="Arial"/>
+                <w:rFonts w:ascii="Verdana" w:hAnsi="Verdana"/>
                 <w:b w:val="0"/>
                 <w:sz w:val="16"/>
               </w:rPr>
@@ -800,11 +814,11 @@
             <w:r/>
             <w:r>
               <w:rPr>
-                <w:rFonts w:ascii="Arial" w:hAnsi="Arial"/>
+                <w:rFonts w:ascii="Verdana" w:hAnsi="Verdana"/>
                 <w:b w:val="0"/>
                 <w:sz w:val="16"/>
               </w:rPr>
-              <w:t>300003</w:t>
+              <w:t>3 00 003</w:t>
             </w:r>
           </w:p>
         </w:tc>
@@ -816,7 +830,7 @@
             <w:r/>
             <w:r>
               <w:rPr>
-                <w:rFonts w:ascii="Arial" w:hAnsi="Arial"/>
+                <w:rFonts w:ascii="Verdana" w:hAnsi="Verdana"/>
                 <w:b w:val="0"/>
                 <w:sz w:val="16"/>
               </w:rPr>
@@ -832,7 +846,7 @@
             <w:r/>
             <w:r>
               <w:rPr>
-                <w:rFonts w:ascii="Arial" w:hAnsi="Arial"/>
+                <w:rFonts w:ascii="Verdana" w:hAnsi="Verdana"/>
                 <w:b w:val="0"/>
                 <w:sz w:val="16"/>
               </w:rPr>
@@ -847,7 +861,7 @@
             <w:r/>
             <w:r>
               <w:rPr>
-                <w:rFonts w:ascii="Arial" w:hAnsi="Arial"/>
+                <w:rFonts w:ascii="Verdana" w:hAnsi="Verdana"/>
                 <w:b w:val="0"/>
                 <w:sz w:val="16"/>
               </w:rPr>
@@ -856,6 +870,9 @@
         </w:tc>
       </w:tr>
       <w:tr>
+        <w:trPr>
+          <w:cantSplit/>
+        </w:trPr>
         <w:tc>
           <w:tcPr>
             <w:tcW w:type="dxa" w:w="2163"/>
@@ -864,7 +881,7 @@
             <w:r/>
             <w:r>
               <w:rPr>
-                <w:rFonts w:ascii="Arial" w:hAnsi="Arial"/>
+                <w:rFonts w:ascii="Verdana" w:hAnsi="Verdana"/>
                 <w:b w:val="0"/>
                 <w:sz w:val="16"/>
               </w:rPr>
@@ -879,7 +896,7 @@
             <w:r/>
             <w:r>
               <w:rPr>
-                <w:rFonts w:ascii="Arial" w:hAnsi="Arial"/>
+                <w:rFonts w:ascii="Verdana" w:hAnsi="Verdana"/>
                 <w:b w:val="0"/>
                 <w:sz w:val="16"/>
               </w:rPr>
@@ -894,7 +911,7 @@
             <w:r/>
             <w:r>
               <w:rPr>
-                <w:rFonts w:ascii="Arial" w:hAnsi="Arial"/>
+                <w:rFonts w:ascii="Verdana" w:hAnsi="Verdana"/>
                 <w:b w:val="0"/>
                 <w:sz w:val="16"/>
               </w:rPr>
@@ -909,11 +926,11 @@
             <w:r/>
             <w:r>
               <w:rPr>
-                <w:rFonts w:ascii="Arial" w:hAnsi="Arial"/>
+                <w:rFonts w:ascii="Verdana" w:hAnsi="Verdana"/>
                 <w:b w:val="0"/>
                 <w:sz w:val="16"/>
               </w:rPr>
-              <w:t>000013</w:t>
+              <w:t>0 00 013</w:t>
             </w:r>
           </w:p>
         </w:tc>
@@ -925,7 +942,7 @@
             <w:r/>
             <w:r>
               <w:rPr>
-                <w:rFonts w:ascii="Arial" w:hAnsi="Arial"/>
+                <w:rFonts w:ascii="Verdana" w:hAnsi="Verdana"/>
                 <w:b w:val="0"/>
                 <w:sz w:val="16"/>
               </w:rPr>
@@ -941,7 +958,7 @@
             <w:r/>
             <w:r>
               <w:rPr>
-                <w:rFonts w:ascii="Arial" w:hAnsi="Arial"/>
+                <w:rFonts w:ascii="Verdana" w:hAnsi="Verdana"/>
                 <w:b w:val="0"/>
                 <w:sz w:val="16"/>
               </w:rPr>
@@ -956,7 +973,7 @@
             <w:r/>
             <w:r>
               <w:rPr>
-                <w:rFonts w:ascii="Arial" w:hAnsi="Arial"/>
+                <w:rFonts w:ascii="Verdana" w:hAnsi="Verdana"/>
                 <w:b w:val="0"/>
                 <w:sz w:val="16"/>
               </w:rPr>
@@ -965,6 +982,9 @@
         </w:tc>
       </w:tr>
       <w:tr>
+        <w:trPr>
+          <w:cantSplit/>
+        </w:trPr>
         <w:tc>
           <w:tcPr>
             <w:tcW w:type="dxa" w:w="2163"/>
@@ -973,7 +993,7 @@
             <w:r/>
             <w:r>
               <w:rPr>
-                <w:rFonts w:ascii="Arial" w:hAnsi="Arial"/>
+                <w:rFonts w:ascii="Verdana" w:hAnsi="Verdana"/>
                 <w:b w:val="0"/>
                 <w:sz w:val="16"/>
               </w:rPr>
@@ -988,7 +1008,7 @@
             <w:r/>
             <w:r>
               <w:rPr>
-                <w:rFonts w:ascii="Arial" w:hAnsi="Arial"/>
+                <w:rFonts w:ascii="Verdana" w:hAnsi="Verdana"/>
                 <w:b w:val="0"/>
                 <w:sz w:val="16"/>
               </w:rPr>
@@ -1003,7 +1023,7 @@
             <w:r/>
             <w:r>
               <w:rPr>
-                <w:rFonts w:ascii="Arial" w:hAnsi="Arial"/>
+                <w:rFonts w:ascii="Verdana" w:hAnsi="Verdana"/>
                 <w:b w:val="0"/>
                 <w:sz w:val="16"/>
               </w:rPr>
@@ -1018,11 +1038,11 @@
             <w:r/>
             <w:r>
               <w:rPr>
-                <w:rFonts w:ascii="Arial" w:hAnsi="Arial"/>
+                <w:rFonts w:ascii="Verdana" w:hAnsi="Verdana"/>
                 <w:b w:val="0"/>
                 <w:sz w:val="16"/>
               </w:rPr>
-              <w:t>000014</w:t>
+              <w:t>0 00 014</w:t>
             </w:r>
           </w:p>
         </w:tc>
@@ -1034,7 +1054,7 @@
             <w:r/>
             <w:r>
               <w:rPr>
-                <w:rFonts w:ascii="Arial" w:hAnsi="Arial"/>
+                <w:rFonts w:ascii="Verdana" w:hAnsi="Verdana"/>
                 <w:b w:val="0"/>
                 <w:sz w:val="16"/>
               </w:rPr>
@@ -1050,7 +1070,7 @@
             <w:r/>
             <w:r>
               <w:rPr>
-                <w:rFonts w:ascii="Arial" w:hAnsi="Arial"/>
+                <w:rFonts w:ascii="Verdana" w:hAnsi="Verdana"/>
                 <w:b w:val="0"/>
                 <w:sz w:val="16"/>
               </w:rPr>
@@ -1065,7 +1085,7 @@
             <w:r/>
             <w:r>
               <w:rPr>
-                <w:rFonts w:ascii="Arial" w:hAnsi="Arial"/>
+                <w:rFonts w:ascii="Verdana" w:hAnsi="Verdana"/>
                 <w:b w:val="0"/>
                 <w:sz w:val="16"/>
               </w:rPr>
@@ -1074,6 +1094,9 @@
         </w:tc>
       </w:tr>
       <w:tr>
+        <w:trPr>
+          <w:cantSplit/>
+        </w:trPr>
         <w:tc>
           <w:tcPr>
             <w:tcW w:type="dxa" w:w="2163"/>
@@ -1082,7 +1105,7 @@
             <w:r/>
             <w:r>
               <w:rPr>
-                <w:rFonts w:ascii="Arial" w:hAnsi="Arial"/>
+                <w:rFonts w:ascii="Verdana" w:hAnsi="Verdana"/>
                 <w:b w:val="0"/>
                 <w:sz w:val="16"/>
               </w:rPr>
@@ -1097,7 +1120,7 @@
             <w:r/>
             <w:r>
               <w:rPr>
-                <w:rFonts w:ascii="Arial" w:hAnsi="Arial"/>
+                <w:rFonts w:ascii="Verdana" w:hAnsi="Verdana"/>
                 <w:b w:val="0"/>
                 <w:sz w:val="16"/>
               </w:rPr>
@@ -1112,7 +1135,7 @@
             <w:r/>
             <w:r>
               <w:rPr>
-                <w:rFonts w:ascii="Arial" w:hAnsi="Arial"/>
+                <w:rFonts w:ascii="Verdana" w:hAnsi="Verdana"/>
                 <w:b w:val="0"/>
                 <w:sz w:val="16"/>
               </w:rPr>
@@ -1127,11 +1150,11 @@
             <w:r/>
             <w:r>
               <w:rPr>
-                <w:rFonts w:ascii="Arial" w:hAnsi="Arial"/>
+                <w:rFonts w:ascii="Verdana" w:hAnsi="Verdana"/>
                 <w:b w:val="0"/>
                 <w:sz w:val="16"/>
               </w:rPr>
-              <w:t>000015</w:t>
+              <w:t>0 00 015</w:t>
             </w:r>
           </w:p>
         </w:tc>
@@ -1143,7 +1166,7 @@
             <w:r/>
             <w:r>
               <w:rPr>
-                <w:rFonts w:ascii="Arial" w:hAnsi="Arial"/>
+                <w:rFonts w:ascii="Verdana" w:hAnsi="Verdana"/>
                 <w:b w:val="0"/>
                 <w:sz w:val="16"/>
               </w:rPr>
@@ -1159,7 +1182,7 @@
             <w:r/>
             <w:r>
               <w:rPr>
-                <w:rFonts w:ascii="Arial" w:hAnsi="Arial"/>
+                <w:rFonts w:ascii="Verdana" w:hAnsi="Verdana"/>
                 <w:b w:val="0"/>
                 <w:sz w:val="16"/>
               </w:rPr>
@@ -1174,7 +1197,7 @@
             <w:r/>
             <w:r>
               <w:rPr>
-                <w:rFonts w:ascii="Arial" w:hAnsi="Arial"/>
+                <w:rFonts w:ascii="Verdana" w:hAnsi="Verdana"/>
                 <w:b w:val="0"/>
                 <w:sz w:val="16"/>
               </w:rPr>
@@ -1183,6 +1206,9 @@
         </w:tc>
       </w:tr>
       <w:tr>
+        <w:trPr>
+          <w:cantSplit/>
+        </w:trPr>
         <w:tc>
           <w:tcPr>
             <w:tcW w:type="dxa" w:w="2163"/>
@@ -1191,7 +1217,7 @@
             <w:r/>
             <w:r>
               <w:rPr>
-                <w:rFonts w:ascii="Arial" w:hAnsi="Arial"/>
+                <w:rFonts w:ascii="Verdana" w:hAnsi="Verdana"/>
                 <w:b w:val="0"/>
                 <w:sz w:val="16"/>
               </w:rPr>
@@ -1206,7 +1232,7 @@
             <w:r/>
             <w:r>
               <w:rPr>
-                <w:rFonts w:ascii="Arial" w:hAnsi="Arial"/>
+                <w:rFonts w:ascii="Verdana" w:hAnsi="Verdana"/>
                 <w:b w:val="0"/>
                 <w:sz w:val="16"/>
               </w:rPr>
@@ -1221,7 +1247,7 @@
             <w:r/>
             <w:r>
               <w:rPr>
-                <w:rFonts w:ascii="Arial" w:hAnsi="Arial"/>
+                <w:rFonts w:ascii="Verdana" w:hAnsi="Verdana"/>
                 <w:b w:val="0"/>
                 <w:sz w:val="16"/>
               </w:rPr>
@@ -1236,11 +1262,11 @@
             <w:r/>
             <w:r>
               <w:rPr>
-                <w:rFonts w:ascii="Arial" w:hAnsi="Arial"/>
+                <w:rFonts w:ascii="Verdana" w:hAnsi="Verdana"/>
                 <w:b w:val="0"/>
                 <w:sz w:val="16"/>
               </w:rPr>
-              <w:t>000016</w:t>
+              <w:t>0 00 016</w:t>
             </w:r>
           </w:p>
         </w:tc>
@@ -1252,7 +1278,7 @@
             <w:r/>
             <w:r>
               <w:rPr>
-                <w:rFonts w:ascii="Arial" w:hAnsi="Arial"/>
+                <w:rFonts w:ascii="Verdana" w:hAnsi="Verdana"/>
                 <w:b w:val="0"/>
                 <w:sz w:val="16"/>
               </w:rPr>
@@ -1268,7 +1294,7 @@
             <w:r/>
             <w:r>
               <w:rPr>
-                <w:rFonts w:ascii="Arial" w:hAnsi="Arial"/>
+                <w:rFonts w:ascii="Verdana" w:hAnsi="Verdana"/>
                 <w:b w:val="0"/>
                 <w:sz w:val="16"/>
               </w:rPr>
@@ -1283,7 +1309,7 @@
             <w:r/>
             <w:r>
               <w:rPr>
-                <w:rFonts w:ascii="Arial" w:hAnsi="Arial"/>
+                <w:rFonts w:ascii="Verdana" w:hAnsi="Verdana"/>
                 <w:b w:val="0"/>
                 <w:sz w:val="16"/>
               </w:rPr>
@@ -1292,6 +1318,9 @@
         </w:tc>
       </w:tr>
       <w:tr>
+        <w:trPr>
+          <w:cantSplit/>
+        </w:trPr>
         <w:tc>
           <w:tcPr>
             <w:tcW w:type="dxa" w:w="2163"/>
@@ -1300,7 +1329,7 @@
             <w:r/>
             <w:r>
               <w:rPr>
-                <w:rFonts w:ascii="Arial" w:hAnsi="Arial"/>
+                <w:rFonts w:ascii="Verdana" w:hAnsi="Verdana"/>
                 <w:b w:val="0"/>
                 <w:sz w:val="16"/>
               </w:rPr>
@@ -1315,7 +1344,7 @@
             <w:r/>
             <w:r>
               <w:rPr>
-                <w:rFonts w:ascii="Arial" w:hAnsi="Arial"/>
+                <w:rFonts w:ascii="Verdana" w:hAnsi="Verdana"/>
                 <w:b w:val="0"/>
                 <w:sz w:val="16"/>
               </w:rPr>
@@ -1330,7 +1359,7 @@
             <w:r/>
             <w:r>
               <w:rPr>
-                <w:rFonts w:ascii="Arial" w:hAnsi="Arial"/>
+                <w:rFonts w:ascii="Verdana" w:hAnsi="Verdana"/>
                 <w:b w:val="0"/>
                 <w:sz w:val="16"/>
               </w:rPr>
@@ -1345,11 +1374,11 @@
             <w:r/>
             <w:r>
               <w:rPr>
-                <w:rFonts w:ascii="Arial" w:hAnsi="Arial"/>
+                <w:rFonts w:ascii="Verdana" w:hAnsi="Verdana"/>
                 <w:b w:val="0"/>
                 <w:sz w:val="16"/>
               </w:rPr>
-              <w:t>000017</w:t>
+              <w:t>0 00 017</w:t>
             </w:r>
           </w:p>
         </w:tc>
@@ -1361,7 +1390,7 @@
             <w:r/>
             <w:r>
               <w:rPr>
-                <w:rFonts w:ascii="Arial" w:hAnsi="Arial"/>
+                <w:rFonts w:ascii="Verdana" w:hAnsi="Verdana"/>
                 <w:b w:val="0"/>
                 <w:sz w:val="16"/>
               </w:rPr>
@@ -1377,7 +1406,7 @@
             <w:r/>
             <w:r>
               <w:rPr>
-                <w:rFonts w:ascii="Arial" w:hAnsi="Arial"/>
+                <w:rFonts w:ascii="Verdana" w:hAnsi="Verdana"/>
                 <w:b w:val="0"/>
                 <w:sz w:val="16"/>
               </w:rPr>
@@ -1392,7 +1421,7 @@
             <w:r/>
             <w:r>
               <w:rPr>
-                <w:rFonts w:ascii="Arial" w:hAnsi="Arial"/>
+                <w:rFonts w:ascii="Verdana" w:hAnsi="Verdana"/>
                 <w:b w:val="0"/>
                 <w:sz w:val="16"/>
               </w:rPr>
@@ -1401,6 +1430,9 @@
         </w:tc>
       </w:tr>
       <w:tr>
+        <w:trPr>
+          <w:cantSplit/>
+        </w:trPr>
         <w:tc>
           <w:tcPr>
             <w:tcW w:type="dxa" w:w="2163"/>
@@ -1409,7 +1441,7 @@
             <w:r/>
             <w:r>
               <w:rPr>
-                <w:rFonts w:ascii="Arial" w:hAnsi="Arial"/>
+                <w:rFonts w:ascii="Verdana" w:hAnsi="Verdana"/>
                 <w:b w:val="0"/>
                 <w:sz w:val="16"/>
               </w:rPr>
@@ -1424,7 +1456,7 @@
             <w:r/>
             <w:r>
               <w:rPr>
-                <w:rFonts w:ascii="Arial" w:hAnsi="Arial"/>
+                <w:rFonts w:ascii="Verdana" w:hAnsi="Verdana"/>
                 <w:b w:val="0"/>
                 <w:sz w:val="16"/>
               </w:rPr>
@@ -1439,7 +1471,7 @@
             <w:r/>
             <w:r>
               <w:rPr>
-                <w:rFonts w:ascii="Arial" w:hAnsi="Arial"/>
+                <w:rFonts w:ascii="Verdana" w:hAnsi="Verdana"/>
                 <w:b w:val="0"/>
                 <w:sz w:val="16"/>
               </w:rPr>
@@ -1454,11 +1486,11 @@
             <w:r/>
             <w:r>
               <w:rPr>
-                <w:rFonts w:ascii="Arial" w:hAnsi="Arial"/>
+                <w:rFonts w:ascii="Verdana" w:hAnsi="Verdana"/>
                 <w:b w:val="0"/>
                 <w:sz w:val="16"/>
               </w:rPr>
-              <w:t>000018</w:t>
+              <w:t>0 00 018</w:t>
             </w:r>
           </w:p>
         </w:tc>
@@ -1470,7 +1502,7 @@
             <w:r/>
             <w:r>
               <w:rPr>
-                <w:rFonts w:ascii="Arial" w:hAnsi="Arial"/>
+                <w:rFonts w:ascii="Verdana" w:hAnsi="Verdana"/>
                 <w:b w:val="0"/>
                 <w:sz w:val="16"/>
               </w:rPr>
@@ -1486,7 +1518,7 @@
             <w:r/>
             <w:r>
               <w:rPr>
-                <w:rFonts w:ascii="Arial" w:hAnsi="Arial"/>
+                <w:rFonts w:ascii="Verdana" w:hAnsi="Verdana"/>
                 <w:b w:val="0"/>
                 <w:sz w:val="16"/>
               </w:rPr>
@@ -1501,7 +1533,7 @@
             <w:r/>
             <w:r>
               <w:rPr>
-                <w:rFonts w:ascii="Arial" w:hAnsi="Arial"/>
+                <w:rFonts w:ascii="Verdana" w:hAnsi="Verdana"/>
                 <w:b w:val="0"/>
                 <w:sz w:val="16"/>
               </w:rPr>
@@ -1510,6 +1542,9 @@
         </w:tc>
       </w:tr>
       <w:tr>
+        <w:trPr>
+          <w:cantSplit/>
+        </w:trPr>
         <w:tc>
           <w:tcPr>
             <w:tcW w:type="dxa" w:w="2163"/>
@@ -1518,7 +1553,7 @@
             <w:r/>
             <w:r>
               <w:rPr>
-                <w:rFonts w:ascii="Arial" w:hAnsi="Arial"/>
+                <w:rFonts w:ascii="Verdana" w:hAnsi="Verdana"/>
                 <w:b w:val="0"/>
                 <w:sz w:val="16"/>
               </w:rPr>
@@ -1533,7 +1568,7 @@
             <w:r/>
             <w:r>
               <w:rPr>
-                <w:rFonts w:ascii="Arial" w:hAnsi="Arial"/>
+                <w:rFonts w:ascii="Verdana" w:hAnsi="Verdana"/>
                 <w:b w:val="0"/>
                 <w:sz w:val="16"/>
               </w:rPr>
@@ -1548,7 +1583,7 @@
             <w:r/>
             <w:r>
               <w:rPr>
-                <w:rFonts w:ascii="Arial" w:hAnsi="Arial"/>
+                <w:rFonts w:ascii="Verdana" w:hAnsi="Verdana"/>
                 <w:b w:val="0"/>
                 <w:sz w:val="16"/>
               </w:rPr>
@@ -1563,11 +1598,11 @@
             <w:r/>
             <w:r>
               <w:rPr>
-                <w:rFonts w:ascii="Arial" w:hAnsi="Arial"/>
+                <w:rFonts w:ascii="Verdana" w:hAnsi="Verdana"/>
                 <w:b w:val="0"/>
                 <w:sz w:val="16"/>
               </w:rPr>
-              <w:t>000019</w:t>
+              <w:t>0 00 019</w:t>
             </w:r>
           </w:p>
         </w:tc>
@@ -1579,7 +1614,7 @@
             <w:r/>
             <w:r>
               <w:rPr>
-                <w:rFonts w:ascii="Arial" w:hAnsi="Arial"/>
+                <w:rFonts w:ascii="Verdana" w:hAnsi="Verdana"/>
                 <w:b w:val="0"/>
                 <w:sz w:val="16"/>
               </w:rPr>
@@ -1595,7 +1630,7 @@
             <w:r/>
             <w:r>
               <w:rPr>
-                <w:rFonts w:ascii="Arial" w:hAnsi="Arial"/>
+                <w:rFonts w:ascii="Verdana" w:hAnsi="Verdana"/>
                 <w:b w:val="0"/>
                 <w:sz w:val="16"/>
               </w:rPr>
@@ -1610,7 +1645,7 @@
             <w:r/>
             <w:r>
               <w:rPr>
-                <w:rFonts w:ascii="Arial" w:hAnsi="Arial"/>
+                <w:rFonts w:ascii="Verdana" w:hAnsi="Verdana"/>
                 <w:b w:val="0"/>
                 <w:sz w:val="16"/>
               </w:rPr>
@@ -1619,6 +1654,9 @@
         </w:tc>
       </w:tr>
       <w:tr>
+        <w:trPr>
+          <w:cantSplit/>
+        </w:trPr>
         <w:tc>
           <w:tcPr>
             <w:tcW w:type="dxa" w:w="2163"/>
@@ -1627,7 +1665,7 @@
             <w:r/>
             <w:r>
               <w:rPr>
-                <w:rFonts w:ascii="Arial" w:hAnsi="Arial"/>
+                <w:rFonts w:ascii="Verdana" w:hAnsi="Verdana"/>
                 <w:b w:val="0"/>
                 <w:sz w:val="16"/>
               </w:rPr>
@@ -1642,7 +1680,7 @@
             <w:r/>
             <w:r>
               <w:rPr>
-                <w:rFonts w:ascii="Arial" w:hAnsi="Arial"/>
+                <w:rFonts w:ascii="Verdana" w:hAnsi="Verdana"/>
                 <w:b w:val="0"/>
                 <w:sz w:val="16"/>
               </w:rPr>
@@ -1657,7 +1695,7 @@
             <w:r/>
             <w:r>
               <w:rPr>
-                <w:rFonts w:ascii="Arial" w:hAnsi="Arial"/>
+                <w:rFonts w:ascii="Verdana" w:hAnsi="Verdana"/>
                 <w:b w:val="0"/>
                 <w:sz w:val="16"/>
               </w:rPr>
@@ -1672,11 +1710,11 @@
             <w:r/>
             <w:r>
               <w:rPr>
-                <w:rFonts w:ascii="Arial" w:hAnsi="Arial"/>
+                <w:rFonts w:ascii="Verdana" w:hAnsi="Verdana"/>
                 <w:b w:val="0"/>
                 <w:sz w:val="16"/>
               </w:rPr>
-              <w:t>000020</w:t>
+              <w:t>0 00 020</w:t>
             </w:r>
           </w:p>
         </w:tc>
@@ -1688,7 +1726,7 @@
             <w:r/>
             <w:r>
               <w:rPr>
-                <w:rFonts w:ascii="Arial" w:hAnsi="Arial"/>
+                <w:rFonts w:ascii="Verdana" w:hAnsi="Verdana"/>
                 <w:b w:val="0"/>
                 <w:sz w:val="16"/>
               </w:rPr>
@@ -1704,7 +1742,7 @@
             <w:r/>
             <w:r>
               <w:rPr>
-                <w:rFonts w:ascii="Arial" w:hAnsi="Arial"/>
+                <w:rFonts w:ascii="Verdana" w:hAnsi="Verdana"/>
                 <w:b w:val="0"/>
                 <w:sz w:val="16"/>
               </w:rPr>
@@ -1719,7 +1757,7 @@
             <w:r/>
             <w:r>
               <w:rPr>
-                <w:rFonts w:ascii="Arial" w:hAnsi="Arial"/>
+                <w:rFonts w:ascii="Verdana" w:hAnsi="Verdana"/>
                 <w:b w:val="0"/>
                 <w:sz w:val="16"/>
               </w:rPr>
@@ -1728,6 +1766,9 @@
         </w:tc>
       </w:tr>
       <w:tr>
+        <w:trPr>
+          <w:cantSplit/>
+        </w:trPr>
         <w:tc>
           <w:tcPr>
             <w:tcW w:type="dxa" w:w="2163"/>
@@ -1740,11 +1781,11 @@
             </w:r>
             <w:r>
               <w:rPr>
-                <w:rFonts w:ascii="Arial" w:hAnsi="Arial"/>
+                <w:rFonts w:ascii="Verdana" w:hAnsi="Verdana"/>
                 <w:b/>
                 <w:sz w:val="16"/>
               </w:rPr>
-              <w:t>300010</w:t>
+              <w:t>3 00 010</w:t>
             </w:r>
           </w:p>
         </w:tc>
@@ -1760,7 +1801,7 @@
             </w:r>
             <w:r>
               <w:rPr>
-                <w:rFonts w:ascii="Arial" w:hAnsi="Arial"/>
+                <w:rFonts w:ascii="Verdana" w:hAnsi="Verdana"/>
                 <w:b/>
                 <w:sz w:val="16"/>
               </w:rPr>
@@ -1775,7 +1816,7 @@
             <w:r/>
             <w:r>
               <w:rPr>
-                <w:rFonts w:ascii="Arial" w:hAnsi="Arial"/>
+                <w:rFonts w:ascii="Verdana" w:hAnsi="Verdana"/>
                 <w:b w:val="0"/>
                 <w:sz w:val="16"/>
               </w:rPr>
@@ -1790,11 +1831,11 @@
             <w:r/>
             <w:r>
               <w:rPr>
-                <w:rFonts w:ascii="Arial" w:hAnsi="Arial"/>
+                <w:rFonts w:ascii="Verdana" w:hAnsi="Verdana"/>
                 <w:b w:val="0"/>
                 <w:sz w:val="16"/>
               </w:rPr>
-              <w:t>300003</w:t>
+              <w:t>3 00 003</w:t>
             </w:r>
           </w:p>
         </w:tc>
@@ -1806,7 +1847,7 @@
             <w:r/>
             <w:r>
               <w:rPr>
-                <w:rFonts w:ascii="Arial" w:hAnsi="Arial"/>
+                <w:rFonts w:ascii="Verdana" w:hAnsi="Verdana"/>
                 <w:b w:val="0"/>
                 <w:sz w:val="16"/>
               </w:rPr>
@@ -1822,7 +1863,7 @@
             <w:r/>
             <w:r>
               <w:rPr>
-                <w:rFonts w:ascii="Arial" w:hAnsi="Arial"/>
+                <w:rFonts w:ascii="Verdana" w:hAnsi="Verdana"/>
                 <w:b w:val="0"/>
                 <w:sz w:val="16"/>
               </w:rPr>
@@ -1837,7 +1878,7 @@
             <w:r/>
             <w:r>
               <w:rPr>
-                <w:rFonts w:ascii="Arial" w:hAnsi="Arial"/>
+                <w:rFonts w:ascii="Verdana" w:hAnsi="Verdana"/>
                 <w:b w:val="0"/>
                 <w:sz w:val="16"/>
               </w:rPr>
@@ -1846,6 +1887,9 @@
         </w:tc>
       </w:tr>
       <w:tr>
+        <w:trPr>
+          <w:cantSplit/>
+        </w:trPr>
         <w:tc>
           <w:tcPr>
             <w:tcW w:type="dxa" w:w="2163"/>
@@ -1854,7 +1898,7 @@
             <w:r/>
             <w:r>
               <w:rPr>
-                <w:rFonts w:ascii="Arial" w:hAnsi="Arial"/>
+                <w:rFonts w:ascii="Verdana" w:hAnsi="Verdana"/>
                 <w:b w:val="0"/>
                 <w:sz w:val="16"/>
               </w:rPr>
@@ -1869,7 +1913,7 @@
             <w:r/>
             <w:r>
               <w:rPr>
-                <w:rFonts w:ascii="Arial" w:hAnsi="Arial"/>
+                <w:rFonts w:ascii="Verdana" w:hAnsi="Verdana"/>
                 <w:b w:val="0"/>
                 <w:sz w:val="16"/>
               </w:rPr>
@@ -1884,7 +1928,7 @@
             <w:r/>
             <w:r>
               <w:rPr>
-                <w:rFonts w:ascii="Arial" w:hAnsi="Arial"/>
+                <w:rFonts w:ascii="Verdana" w:hAnsi="Verdana"/>
                 <w:b w:val="0"/>
                 <w:sz w:val="16"/>
               </w:rPr>
@@ -1899,11 +1943,11 @@
             <w:r/>
             <w:r>
               <w:rPr>
-                <w:rFonts w:ascii="Arial" w:hAnsi="Arial"/>
+                <w:rFonts w:ascii="Verdana" w:hAnsi="Verdana"/>
                 <w:b w:val="0"/>
                 <w:sz w:val="16"/>
               </w:rPr>
-              <w:t>101000</w:t>
+              <w:t>1 01 000</w:t>
             </w:r>
           </w:p>
         </w:tc>
@@ -1915,7 +1959,7 @@
             <w:r/>
             <w:r>
               <w:rPr>
-                <w:rFonts w:ascii="Arial" w:hAnsi="Arial"/>
+                <w:rFonts w:ascii="Verdana" w:hAnsi="Verdana"/>
                 <w:b w:val="0"/>
                 <w:sz w:val="16"/>
               </w:rPr>
@@ -1931,7 +1975,7 @@
             <w:r/>
             <w:r>
               <w:rPr>
-                <w:rFonts w:ascii="Arial" w:hAnsi="Arial"/>
+                <w:rFonts w:ascii="Verdana" w:hAnsi="Verdana"/>
                 <w:b w:val="0"/>
                 <w:sz w:val="16"/>
               </w:rPr>
@@ -1946,7 +1990,7 @@
             <w:r/>
             <w:r>
               <w:rPr>
-                <w:rFonts w:ascii="Arial" w:hAnsi="Arial"/>
+                <w:rFonts w:ascii="Verdana" w:hAnsi="Verdana"/>
                 <w:b w:val="0"/>
                 <w:sz w:val="16"/>
               </w:rPr>
@@ -1955,6 +1999,9 @@
         </w:tc>
       </w:tr>
       <w:tr>
+        <w:trPr>
+          <w:cantSplit/>
+        </w:trPr>
         <w:tc>
           <w:tcPr>
             <w:tcW w:type="dxa" w:w="2163"/>
@@ -1963,7 +2010,7 @@
             <w:r/>
             <w:r>
               <w:rPr>
-                <w:rFonts w:ascii="Arial" w:hAnsi="Arial"/>
+                <w:rFonts w:ascii="Verdana" w:hAnsi="Verdana"/>
                 <w:b w:val="0"/>
                 <w:sz w:val="16"/>
               </w:rPr>
@@ -1978,7 +2025,7 @@
             <w:r/>
             <w:r>
               <w:rPr>
-                <w:rFonts w:ascii="Arial" w:hAnsi="Arial"/>
+                <w:rFonts w:ascii="Verdana" w:hAnsi="Verdana"/>
                 <w:b w:val="0"/>
                 <w:sz w:val="16"/>
               </w:rPr>
@@ -1993,7 +2040,7 @@
             <w:r/>
             <w:r>
               <w:rPr>
-                <w:rFonts w:ascii="Arial" w:hAnsi="Arial"/>
+                <w:rFonts w:ascii="Verdana" w:hAnsi="Verdana"/>
                 <w:b w:val="0"/>
                 <w:sz w:val="16"/>
               </w:rPr>
@@ -2008,11 +2055,11 @@
             <w:r/>
             <w:r>
               <w:rPr>
-                <w:rFonts w:ascii="Arial" w:hAnsi="Arial"/>
+                <w:rFonts w:ascii="Verdana" w:hAnsi="Verdana"/>
                 <w:b w:val="0"/>
                 <w:sz w:val="16"/>
               </w:rPr>
-              <w:t>031001</w:t>
+              <w:t>0 31 001</w:t>
             </w:r>
           </w:p>
         </w:tc>
@@ -2024,7 +2071,7 @@
             <w:r/>
             <w:r>
               <w:rPr>
-                <w:rFonts w:ascii="Arial" w:hAnsi="Arial"/>
+                <w:rFonts w:ascii="Verdana" w:hAnsi="Verdana"/>
                 <w:b w:val="0"/>
                 <w:sz w:val="16"/>
               </w:rPr>
@@ -2040,7 +2087,7 @@
             <w:r/>
             <w:r>
               <w:rPr>
-                <w:rFonts w:ascii="Arial" w:hAnsi="Arial"/>
+                <w:rFonts w:ascii="Verdana" w:hAnsi="Verdana"/>
                 <w:b w:val="0"/>
                 <w:sz w:val="16"/>
               </w:rPr>
@@ -2055,7 +2102,7 @@
             <w:r/>
             <w:r>
               <w:rPr>
-                <w:rFonts w:ascii="Arial" w:hAnsi="Arial"/>
+                <w:rFonts w:ascii="Verdana" w:hAnsi="Verdana"/>
                 <w:b w:val="0"/>
                 <w:sz w:val="16"/>
               </w:rPr>
@@ -2064,6 +2111,9 @@
         </w:tc>
       </w:tr>
       <w:tr>
+        <w:trPr>
+          <w:cantSplit/>
+        </w:trPr>
         <w:tc>
           <w:tcPr>
             <w:tcW w:type="dxa" w:w="2163"/>
@@ -2072,7 +2122,7 @@
             <w:r/>
             <w:r>
               <w:rPr>
-                <w:rFonts w:ascii="Arial" w:hAnsi="Arial"/>
+                <w:rFonts w:ascii="Verdana" w:hAnsi="Verdana"/>
                 <w:b w:val="0"/>
                 <w:sz w:val="16"/>
               </w:rPr>
@@ -2087,7 +2137,7 @@
             <w:r/>
             <w:r>
               <w:rPr>
-                <w:rFonts w:ascii="Arial" w:hAnsi="Arial"/>
+                <w:rFonts w:ascii="Verdana" w:hAnsi="Verdana"/>
                 <w:b w:val="0"/>
                 <w:sz w:val="16"/>
               </w:rPr>
@@ -2102,7 +2152,7 @@
             <w:r/>
             <w:r>
               <w:rPr>
-                <w:rFonts w:ascii="Arial" w:hAnsi="Arial"/>
+                <w:rFonts w:ascii="Verdana" w:hAnsi="Verdana"/>
                 <w:b w:val="0"/>
                 <w:sz w:val="16"/>
               </w:rPr>
@@ -2117,11 +2167,11 @@
             <w:r/>
             <w:r>
               <w:rPr>
-                <w:rFonts w:ascii="Arial" w:hAnsi="Arial"/>
+                <w:rFonts w:ascii="Verdana" w:hAnsi="Verdana"/>
                 <w:b w:val="0"/>
                 <w:sz w:val="16"/>
               </w:rPr>
-              <w:t>000030</w:t>
+              <w:t>0 00 030</w:t>
             </w:r>
           </w:p>
         </w:tc>
@@ -2133,7 +2183,7 @@
             <w:r/>
             <w:r>
               <w:rPr>
-                <w:rFonts w:ascii="Arial" w:hAnsi="Arial"/>
+                <w:rFonts w:ascii="Verdana" w:hAnsi="Verdana"/>
                 <w:b w:val="0"/>
                 <w:sz w:val="16"/>
               </w:rPr>
@@ -2149,7 +2199,7 @@
             <w:r/>
             <w:r>
               <w:rPr>
-                <w:rFonts w:ascii="Arial" w:hAnsi="Arial"/>
+                <w:rFonts w:ascii="Verdana" w:hAnsi="Verdana"/>
                 <w:b w:val="0"/>
                 <w:sz w:val="16"/>
               </w:rPr>
@@ -2164,7 +2214,7 @@
             <w:r/>
             <w:r>
               <w:rPr>
-                <w:rFonts w:ascii="Arial" w:hAnsi="Arial"/>
+                <w:rFonts w:ascii="Verdana" w:hAnsi="Verdana"/>
                 <w:b w:val="0"/>
                 <w:sz w:val="16"/>
               </w:rPr>
@@ -2173,6 +2223,9 @@
         </w:tc>
       </w:tr>
       <w:tr>
+        <w:trPr>
+          <w:cantSplit/>
+        </w:trPr>
         <w:tc>
           <w:tcPr>
             <w:tcW w:type="dxa" w:w="2163"/>
@@ -2185,11 +2238,11 @@
             </w:r>
             <w:r>
               <w:rPr>
-                <w:rFonts w:ascii="Arial" w:hAnsi="Arial"/>
+                <w:rFonts w:ascii="Verdana" w:hAnsi="Verdana"/>
                 <w:b/>
                 <w:sz w:val="16"/>
               </w:rPr>
-              <w:t>300015</w:t>
+              <w:t>3 00 015</w:t>
             </w:r>
           </w:p>
         </w:tc>
@@ -2205,7 +2258,7 @@
             </w:r>
             <w:r>
               <w:rPr>
-                <w:rFonts w:ascii="Arial" w:hAnsi="Arial"/>
+                <w:rFonts w:ascii="Verdana" w:hAnsi="Verdana"/>
                 <w:b/>
                 <w:sz w:val="16"/>
               </w:rPr>
@@ -2221,7 +2274,7 @@
             <w:r/>
             <w:r>
               <w:rPr>
-                <w:rFonts w:ascii="Arial" w:hAnsi="Arial"/>
+                <w:rFonts w:ascii="Verdana" w:hAnsi="Verdana"/>
                 <w:b w:val="0"/>
                 <w:sz w:val="16"/>
               </w:rPr>
@@ -2236,11 +2289,11 @@
             <w:r/>
             <w:r>
               <w:rPr>
-                <w:rFonts w:ascii="Arial" w:hAnsi="Arial"/>
+                <w:rFonts w:ascii="Verdana" w:hAnsi="Verdana"/>
                 <w:b w:val="0"/>
                 <w:sz w:val="16"/>
               </w:rPr>
-              <w:t>000030</w:t>
+              <w:t>0 00 030</w:t>
             </w:r>
           </w:p>
         </w:tc>
@@ -2252,7 +2305,7 @@
             <w:r/>
             <w:r>
               <w:rPr>
-                <w:rFonts w:ascii="Arial" w:hAnsi="Arial"/>
+                <w:rFonts w:ascii="Verdana" w:hAnsi="Verdana"/>
                 <w:b w:val="0"/>
                 <w:sz w:val="16"/>
               </w:rPr>
@@ -2268,7 +2321,7 @@
             <w:r/>
             <w:r>
               <w:rPr>
-                <w:rFonts w:ascii="Arial" w:hAnsi="Arial"/>
+                <w:rFonts w:ascii="Verdana" w:hAnsi="Verdana"/>
                 <w:b w:val="0"/>
                 <w:sz w:val="16"/>
               </w:rPr>
@@ -2283,7 +2336,7 @@
             <w:r/>
             <w:r>
               <w:rPr>
-                <w:rFonts w:ascii="Arial" w:hAnsi="Arial"/>
+                <w:rFonts w:ascii="Verdana" w:hAnsi="Verdana"/>
                 <w:b w:val="0"/>
                 <w:sz w:val="16"/>
               </w:rPr>
@@ -2292,6 +2345,9 @@
         </w:tc>
       </w:tr>
       <w:tr>
+        <w:trPr>
+          <w:cantSplit/>
+        </w:trPr>
         <w:tc>
           <w:tcPr>
             <w:tcW w:type="dxa" w:w="2163"/>
@@ -2300,7 +2356,7 @@
             <w:r/>
             <w:r>
               <w:rPr>
-                <w:rFonts w:ascii="Arial" w:hAnsi="Arial"/>
+                <w:rFonts w:ascii="Verdana" w:hAnsi="Verdana"/>
                 <w:b w:val="0"/>
                 <w:sz w:val="16"/>
               </w:rPr>
@@ -2315,7 +2371,7 @@
             <w:r/>
             <w:r>
               <w:rPr>
-                <w:rFonts w:ascii="Arial" w:hAnsi="Arial"/>
+                <w:rFonts w:ascii="Verdana" w:hAnsi="Verdana"/>
                 <w:b w:val="0"/>
                 <w:sz w:val="16"/>
               </w:rPr>
@@ -2330,7 +2386,7 @@
             <w:r/>
             <w:r>
               <w:rPr>
-                <w:rFonts w:ascii="Arial" w:hAnsi="Arial"/>
+                <w:rFonts w:ascii="Verdana" w:hAnsi="Verdana"/>
                 <w:b w:val="0"/>
                 <w:sz w:val="16"/>
               </w:rPr>
@@ -2345,11 +2401,11 @@
             <w:r/>
             <w:r>
               <w:rPr>
-                <w:rFonts w:ascii="Arial" w:hAnsi="Arial"/>
+                <w:rFonts w:ascii="Verdana" w:hAnsi="Verdana"/>
                 <w:b w:val="0"/>
                 <w:sz w:val="16"/>
               </w:rPr>
-              <w:t>102000</w:t>
+              <w:t>1 02 000</w:t>
             </w:r>
           </w:p>
         </w:tc>
@@ -2361,7 +2417,7 @@
             <w:r/>
             <w:r>
               <w:rPr>
-                <w:rFonts w:ascii="Arial" w:hAnsi="Arial"/>
+                <w:rFonts w:ascii="Verdana" w:hAnsi="Verdana"/>
                 <w:b w:val="0"/>
                 <w:sz w:val="16"/>
               </w:rPr>
@@ -2377,7 +2433,7 @@
             <w:r/>
             <w:r>
               <w:rPr>
-                <w:rFonts w:ascii="Arial" w:hAnsi="Arial"/>
+                <w:rFonts w:ascii="Verdana" w:hAnsi="Verdana"/>
                 <w:b w:val="0"/>
                 <w:sz w:val="16"/>
               </w:rPr>
@@ -2392,7 +2448,7 @@
             <w:r/>
             <w:r>
               <w:rPr>
-                <w:rFonts w:ascii="Arial" w:hAnsi="Arial"/>
+                <w:rFonts w:ascii="Verdana" w:hAnsi="Verdana"/>
                 <w:b w:val="0"/>
                 <w:sz w:val="16"/>
               </w:rPr>
@@ -2401,6 +2457,9 @@
         </w:tc>
       </w:tr>
       <w:tr>
+        <w:trPr>
+          <w:cantSplit/>
+        </w:trPr>
         <w:tc>
           <w:tcPr>
             <w:tcW w:type="dxa" w:w="2163"/>
@@ -2409,7 +2468,7 @@
             <w:r/>
             <w:r>
               <w:rPr>
-                <w:rFonts w:ascii="Arial" w:hAnsi="Arial"/>
+                <w:rFonts w:ascii="Verdana" w:hAnsi="Verdana"/>
                 <w:b w:val="0"/>
                 <w:sz w:val="16"/>
               </w:rPr>
@@ -2424,7 +2483,7 @@
             <w:r/>
             <w:r>
               <w:rPr>
-                <w:rFonts w:ascii="Arial" w:hAnsi="Arial"/>
+                <w:rFonts w:ascii="Verdana" w:hAnsi="Verdana"/>
                 <w:b w:val="0"/>
                 <w:sz w:val="16"/>
               </w:rPr>
@@ -2439,7 +2498,7 @@
             <w:r/>
             <w:r>
               <w:rPr>
-                <w:rFonts w:ascii="Arial" w:hAnsi="Arial"/>
+                <w:rFonts w:ascii="Verdana" w:hAnsi="Verdana"/>
                 <w:b w:val="0"/>
                 <w:sz w:val="16"/>
               </w:rPr>
@@ -2454,11 +2513,11 @@
             <w:r/>
             <w:r>
               <w:rPr>
-                <w:rFonts w:ascii="Arial" w:hAnsi="Arial"/>
+                <w:rFonts w:ascii="Verdana" w:hAnsi="Verdana"/>
                 <w:b w:val="0"/>
                 <w:sz w:val="16"/>
               </w:rPr>
-              <w:t>031002</w:t>
+              <w:t>0 31 002</w:t>
             </w:r>
           </w:p>
         </w:tc>
@@ -2470,7 +2529,7 @@
             <w:r/>
             <w:r>
               <w:rPr>
-                <w:rFonts w:ascii="Arial" w:hAnsi="Arial"/>
+                <w:rFonts w:ascii="Verdana" w:hAnsi="Verdana"/>
                 <w:b w:val="0"/>
                 <w:sz w:val="16"/>
               </w:rPr>
@@ -2486,7 +2545,7 @@
             <w:r/>
             <w:r>
               <w:rPr>
-                <w:rFonts w:ascii="Arial" w:hAnsi="Arial"/>
+                <w:rFonts w:ascii="Verdana" w:hAnsi="Verdana"/>
                 <w:b w:val="0"/>
                 <w:sz w:val="16"/>
               </w:rPr>
@@ -2501,7 +2560,7 @@
             <w:r/>
             <w:r>
               <w:rPr>
-                <w:rFonts w:ascii="Arial" w:hAnsi="Arial"/>
+                <w:rFonts w:ascii="Verdana" w:hAnsi="Verdana"/>
                 <w:b w:val="0"/>
                 <w:sz w:val="16"/>
               </w:rPr>
@@ -2510,6 +2569,9 @@
         </w:tc>
       </w:tr>
       <w:tr>
+        <w:trPr>
+          <w:cantSplit/>
+        </w:trPr>
         <w:tc>
           <w:tcPr>
             <w:tcW w:type="dxa" w:w="2163"/>
@@ -2518,7 +2580,7 @@
             <w:r/>
             <w:r>
               <w:rPr>
-                <w:rFonts w:ascii="Arial" w:hAnsi="Arial"/>
+                <w:rFonts w:ascii="Verdana" w:hAnsi="Verdana"/>
                 <w:b w:val="0"/>
                 <w:sz w:val="16"/>
               </w:rPr>
@@ -2533,7 +2595,7 @@
             <w:r/>
             <w:r>
               <w:rPr>
-                <w:rFonts w:ascii="Arial" w:hAnsi="Arial"/>
+                <w:rFonts w:ascii="Verdana" w:hAnsi="Verdana"/>
                 <w:b w:val="0"/>
                 <w:sz w:val="16"/>
               </w:rPr>
@@ -2548,7 +2610,7 @@
             <w:r/>
             <w:r>
               <w:rPr>
-                <w:rFonts w:ascii="Arial" w:hAnsi="Arial"/>
+                <w:rFonts w:ascii="Verdana" w:hAnsi="Verdana"/>
                 <w:b w:val="0"/>
                 <w:sz w:val="16"/>
               </w:rPr>
@@ -2563,11 +2625,11 @@
             <w:r/>
             <w:r>
               <w:rPr>
-                <w:rFonts w:ascii="Arial" w:hAnsi="Arial"/>
+                <w:rFonts w:ascii="Verdana" w:hAnsi="Verdana"/>
                 <w:b w:val="0"/>
                 <w:sz w:val="16"/>
               </w:rPr>
-              <w:t>000024</w:t>
+              <w:t>0 00 024</w:t>
             </w:r>
           </w:p>
         </w:tc>
@@ -2579,7 +2641,7 @@
             <w:r/>
             <w:r>
               <w:rPr>
-                <w:rFonts w:ascii="Arial" w:hAnsi="Arial"/>
+                <w:rFonts w:ascii="Verdana" w:hAnsi="Verdana"/>
                 <w:b w:val="0"/>
                 <w:sz w:val="16"/>
               </w:rPr>
@@ -2595,7 +2657,7 @@
             <w:r/>
             <w:r>
               <w:rPr>
-                <w:rFonts w:ascii="Arial" w:hAnsi="Arial"/>
+                <w:rFonts w:ascii="Verdana" w:hAnsi="Verdana"/>
                 <w:b w:val="0"/>
                 <w:sz w:val="16"/>
               </w:rPr>
@@ -2610,7 +2672,7 @@
             <w:r/>
             <w:r>
               <w:rPr>
-                <w:rFonts w:ascii="Arial" w:hAnsi="Arial"/>
+                <w:rFonts w:ascii="Verdana" w:hAnsi="Verdana"/>
                 <w:b w:val="0"/>
                 <w:sz w:val="16"/>
               </w:rPr>
@@ -2619,6 +2681,9 @@
         </w:tc>
       </w:tr>
       <w:tr>
+        <w:trPr>
+          <w:cantSplit/>
+        </w:trPr>
         <w:tc>
           <w:tcPr>
             <w:tcW w:type="dxa" w:w="2163"/>
@@ -2627,7 +2692,7 @@
             <w:r/>
             <w:r>
               <w:rPr>
-                <w:rFonts w:ascii="Arial" w:hAnsi="Arial"/>
+                <w:rFonts w:ascii="Verdana" w:hAnsi="Verdana"/>
                 <w:b w:val="0"/>
                 <w:sz w:val="16"/>
               </w:rPr>
@@ -2642,7 +2707,7 @@
             <w:r/>
             <w:r>
               <w:rPr>
-                <w:rFonts w:ascii="Arial" w:hAnsi="Arial"/>
+                <w:rFonts w:ascii="Verdana" w:hAnsi="Verdana"/>
                 <w:b w:val="0"/>
                 <w:sz w:val="16"/>
               </w:rPr>
@@ -2657,7 +2722,7 @@
             <w:r/>
             <w:r>
               <w:rPr>
-                <w:rFonts w:ascii="Arial" w:hAnsi="Arial"/>
+                <w:rFonts w:ascii="Verdana" w:hAnsi="Verdana"/>
                 <w:b w:val="0"/>
                 <w:sz w:val="16"/>
               </w:rPr>
@@ -2672,11 +2737,11 @@
             <w:r/>
             <w:r>
               <w:rPr>
-                <w:rFonts w:ascii="Arial" w:hAnsi="Arial"/>
+                <w:rFonts w:ascii="Verdana" w:hAnsi="Verdana"/>
                 <w:b w:val="0"/>
                 <w:sz w:val="16"/>
               </w:rPr>
-              <w:t>000025</w:t>
+              <w:t>0 00 025</w:t>
             </w:r>
           </w:p>
         </w:tc>
@@ -2688,7 +2753,7 @@
             <w:r/>
             <w:r>
               <w:rPr>
-                <w:rFonts w:ascii="Arial" w:hAnsi="Arial"/>
+                <w:rFonts w:ascii="Verdana" w:hAnsi="Verdana"/>
                 <w:b w:val="0"/>
                 <w:sz w:val="16"/>
               </w:rPr>
@@ -2704,7 +2769,7 @@
             <w:r/>
             <w:r>
               <w:rPr>
-                <w:rFonts w:ascii="Arial" w:hAnsi="Arial"/>
+                <w:rFonts w:ascii="Verdana" w:hAnsi="Verdana"/>
                 <w:b w:val="0"/>
                 <w:sz w:val="16"/>
               </w:rPr>
@@ -2719,7 +2784,7 @@
             <w:r/>
             <w:r>
               <w:rPr>
-                <w:rFonts w:ascii="Arial" w:hAnsi="Arial"/>
+                <w:rFonts w:ascii="Verdana" w:hAnsi="Verdana"/>
                 <w:b w:val="0"/>
                 <w:sz w:val="16"/>
               </w:rPr>
@@ -2728,6 +2793,9 @@
         </w:tc>
       </w:tr>
       <w:tr>
+        <w:trPr>
+          <w:cantSplit/>
+        </w:trPr>
         <w:tc>
           <w:tcPr>
             <w:tcW w:type="dxa" w:w="2163"/>
@@ -2740,11 +2808,11 @@
             </w:r>
             <w:r>
               <w:rPr>
-                <w:rFonts w:ascii="Arial" w:hAnsi="Arial"/>
+                <w:rFonts w:ascii="Verdana" w:hAnsi="Verdana"/>
                 <w:b/>
                 <w:sz w:val="16"/>
               </w:rPr>
-              <w:t>300016</w:t>
+              <w:t>3 00 016</w:t>
             </w:r>
           </w:p>
         </w:tc>
@@ -2760,7 +2828,7 @@
             </w:r>
             <w:r>
               <w:rPr>
-                <w:rFonts w:ascii="Arial" w:hAnsi="Arial"/>
+                <w:rFonts w:ascii="Verdana" w:hAnsi="Verdana"/>
                 <w:b/>
                 <w:sz w:val="16"/>
               </w:rPr>
@@ -2776,7 +2844,7 @@
             <w:r/>
             <w:r>
               <w:rPr>
-                <w:rFonts w:ascii="Arial" w:hAnsi="Arial"/>
+                <w:rFonts w:ascii="Verdana" w:hAnsi="Verdana"/>
                 <w:b w:val="0"/>
                 <w:sz w:val="16"/>
               </w:rPr>
@@ -2791,11 +2859,11 @@
             <w:r/>
             <w:r>
               <w:rPr>
-                <w:rFonts w:ascii="Arial" w:hAnsi="Arial"/>
+                <w:rFonts w:ascii="Verdana" w:hAnsi="Verdana"/>
                 <w:b w:val="0"/>
                 <w:sz w:val="16"/>
               </w:rPr>
-              <w:t>000030</w:t>
+              <w:t>0 00 030</w:t>
             </w:r>
           </w:p>
         </w:tc>
@@ -2807,7 +2875,7 @@
             <w:r/>
             <w:r>
               <w:rPr>
-                <w:rFonts w:ascii="Arial" w:hAnsi="Arial"/>
+                <w:rFonts w:ascii="Verdana" w:hAnsi="Verdana"/>
                 <w:b w:val="0"/>
                 <w:sz w:val="16"/>
               </w:rPr>
@@ -2823,7 +2891,7 @@
             <w:r/>
             <w:r>
               <w:rPr>
-                <w:rFonts w:ascii="Arial" w:hAnsi="Arial"/>
+                <w:rFonts w:ascii="Verdana" w:hAnsi="Verdana"/>
                 <w:b w:val="0"/>
                 <w:sz w:val="16"/>
               </w:rPr>
@@ -2838,7 +2906,7 @@
             <w:r/>
             <w:r>
               <w:rPr>
-                <w:rFonts w:ascii="Arial" w:hAnsi="Arial"/>
+                <w:rFonts w:ascii="Verdana" w:hAnsi="Verdana"/>
                 <w:b w:val="0"/>
                 <w:sz w:val="16"/>
               </w:rPr>
@@ -2847,6 +2915,9 @@
         </w:tc>
       </w:tr>
       <w:tr>
+        <w:trPr>
+          <w:cantSplit/>
+        </w:trPr>
         <w:tc>
           <w:tcPr>
             <w:tcW w:type="dxa" w:w="2163"/>
@@ -2855,7 +2926,7 @@
             <w:r/>
             <w:r>
               <w:rPr>
-                <w:rFonts w:ascii="Arial" w:hAnsi="Arial"/>
+                <w:rFonts w:ascii="Verdana" w:hAnsi="Verdana"/>
                 <w:b w:val="0"/>
                 <w:sz w:val="16"/>
               </w:rPr>
@@ -2870,7 +2941,7 @@
             <w:r/>
             <w:r>
               <w:rPr>
-                <w:rFonts w:ascii="Arial" w:hAnsi="Arial"/>
+                <w:rFonts w:ascii="Verdana" w:hAnsi="Verdana"/>
                 <w:b w:val="0"/>
                 <w:sz w:val="16"/>
               </w:rPr>
@@ -2885,7 +2956,7 @@
             <w:r/>
             <w:r>
               <w:rPr>
-                <w:rFonts w:ascii="Arial" w:hAnsi="Arial"/>
+                <w:rFonts w:ascii="Verdana" w:hAnsi="Verdana"/>
                 <w:b w:val="0"/>
                 <w:sz w:val="16"/>
               </w:rPr>
@@ -2900,11 +2971,11 @@
             <w:r/>
             <w:r>
               <w:rPr>
-                <w:rFonts w:ascii="Arial" w:hAnsi="Arial"/>
+                <w:rFonts w:ascii="Verdana" w:hAnsi="Verdana"/>
                 <w:b w:val="0"/>
                 <w:sz w:val="16"/>
               </w:rPr>
-              <w:t>102000</w:t>
+              <w:t>1 02 000</w:t>
             </w:r>
           </w:p>
         </w:tc>
@@ -2916,7 +2987,7 @@
             <w:r/>
             <w:r>
               <w:rPr>
-                <w:rFonts w:ascii="Arial" w:hAnsi="Arial"/>
+                <w:rFonts w:ascii="Verdana" w:hAnsi="Verdana"/>
                 <w:b w:val="0"/>
                 <w:sz w:val="16"/>
               </w:rPr>
@@ -2932,7 +3003,7 @@
             <w:r/>
             <w:r>
               <w:rPr>
-                <w:rFonts w:ascii="Arial" w:hAnsi="Arial"/>
+                <w:rFonts w:ascii="Verdana" w:hAnsi="Verdana"/>
                 <w:b w:val="0"/>
                 <w:sz w:val="16"/>
               </w:rPr>
@@ -2947,7 +3018,7 @@
             <w:r/>
             <w:r>
               <w:rPr>
-                <w:rFonts w:ascii="Arial" w:hAnsi="Arial"/>
+                <w:rFonts w:ascii="Verdana" w:hAnsi="Verdana"/>
                 <w:b w:val="0"/>
                 <w:sz w:val="16"/>
               </w:rPr>
@@ -2956,6 +3027,9 @@
         </w:tc>
       </w:tr>
       <w:tr>
+        <w:trPr>
+          <w:cantSplit/>
+        </w:trPr>
         <w:tc>
           <w:tcPr>
             <w:tcW w:type="dxa" w:w="2163"/>
@@ -2964,7 +3038,7 @@
             <w:r/>
             <w:r>
               <w:rPr>
-                <w:rFonts w:ascii="Arial" w:hAnsi="Arial"/>
+                <w:rFonts w:ascii="Verdana" w:hAnsi="Verdana"/>
                 <w:b w:val="0"/>
                 <w:sz w:val="16"/>
               </w:rPr>
@@ -2979,7 +3053,7 @@
             <w:r/>
             <w:r>
               <w:rPr>
-                <w:rFonts w:ascii="Arial" w:hAnsi="Arial"/>
+                <w:rFonts w:ascii="Verdana" w:hAnsi="Verdana"/>
                 <w:b w:val="0"/>
                 <w:sz w:val="16"/>
               </w:rPr>
@@ -2994,7 +3068,7 @@
             <w:r/>
             <w:r>
               <w:rPr>
-                <w:rFonts w:ascii="Arial" w:hAnsi="Arial"/>
+                <w:rFonts w:ascii="Verdana" w:hAnsi="Verdana"/>
                 <w:b w:val="0"/>
                 <w:sz w:val="16"/>
               </w:rPr>
@@ -3009,11 +3083,11 @@
             <w:r/>
             <w:r>
               <w:rPr>
-                <w:rFonts w:ascii="Arial" w:hAnsi="Arial"/>
+                <w:rFonts w:ascii="Verdana" w:hAnsi="Verdana"/>
                 <w:b w:val="0"/>
                 <w:sz w:val="16"/>
               </w:rPr>
-              <w:t>031001</w:t>
+              <w:t>0 31 001</w:t>
             </w:r>
           </w:p>
         </w:tc>
@@ -3025,7 +3099,7 @@
             <w:r/>
             <w:r>
               <w:rPr>
-                <w:rFonts w:ascii="Arial" w:hAnsi="Arial"/>
+                <w:rFonts w:ascii="Verdana" w:hAnsi="Verdana"/>
                 <w:b w:val="0"/>
                 <w:sz w:val="16"/>
               </w:rPr>
@@ -3041,7 +3115,7 @@
             <w:r/>
             <w:r>
               <w:rPr>
-                <w:rFonts w:ascii="Arial" w:hAnsi="Arial"/>
+                <w:rFonts w:ascii="Verdana" w:hAnsi="Verdana"/>
                 <w:b w:val="0"/>
                 <w:sz w:val="16"/>
               </w:rPr>
@@ -3056,7 +3130,7 @@
             <w:r/>
             <w:r>
               <w:rPr>
-                <w:rFonts w:ascii="Arial" w:hAnsi="Arial"/>
+                <w:rFonts w:ascii="Verdana" w:hAnsi="Verdana"/>
                 <w:b w:val="0"/>
                 <w:sz w:val="16"/>
               </w:rPr>
@@ -3065,6 +3139,9 @@
         </w:tc>
       </w:tr>
       <w:tr>
+        <w:trPr>
+          <w:cantSplit/>
+        </w:trPr>
         <w:tc>
           <w:tcPr>
             <w:tcW w:type="dxa" w:w="2163"/>
@@ -3073,7 +3150,7 @@
             <w:r/>
             <w:r>
               <w:rPr>
-                <w:rFonts w:ascii="Arial" w:hAnsi="Arial"/>
+                <w:rFonts w:ascii="Verdana" w:hAnsi="Verdana"/>
                 <w:b w:val="0"/>
                 <w:sz w:val="16"/>
               </w:rPr>
@@ -3088,7 +3165,7 @@
             <w:r/>
             <w:r>
               <w:rPr>
-                <w:rFonts w:ascii="Arial" w:hAnsi="Arial"/>
+                <w:rFonts w:ascii="Verdana" w:hAnsi="Verdana"/>
                 <w:b w:val="0"/>
                 <w:sz w:val="16"/>
               </w:rPr>
@@ -3103,7 +3180,7 @@
             <w:r/>
             <w:r>
               <w:rPr>
-                <w:rFonts w:ascii="Arial" w:hAnsi="Arial"/>
+                <w:rFonts w:ascii="Verdana" w:hAnsi="Verdana"/>
                 <w:b w:val="0"/>
                 <w:sz w:val="16"/>
               </w:rPr>
@@ -3118,11 +3195,11 @@
             <w:r/>
             <w:r>
               <w:rPr>
-                <w:rFonts w:ascii="Arial" w:hAnsi="Arial"/>
+                <w:rFonts w:ascii="Verdana" w:hAnsi="Verdana"/>
                 <w:b w:val="0"/>
                 <w:sz w:val="16"/>
               </w:rPr>
-              <w:t>000026</w:t>
+              <w:t>0 00 026</w:t>
             </w:r>
           </w:p>
         </w:tc>
@@ -3134,7 +3211,7 @@
             <w:r/>
             <w:r>
               <w:rPr>
-                <w:rFonts w:ascii="Arial" w:hAnsi="Arial"/>
+                <w:rFonts w:ascii="Verdana" w:hAnsi="Verdana"/>
                 <w:b w:val="0"/>
                 <w:sz w:val="16"/>
               </w:rPr>
@@ -3150,7 +3227,7 @@
             <w:r/>
             <w:r>
               <w:rPr>
-                <w:rFonts w:ascii="Arial" w:hAnsi="Arial"/>
+                <w:rFonts w:ascii="Verdana" w:hAnsi="Verdana"/>
                 <w:b w:val="0"/>
                 <w:sz w:val="16"/>
               </w:rPr>
@@ -3165,7 +3242,7 @@
             <w:r/>
             <w:r>
               <w:rPr>
-                <w:rFonts w:ascii="Arial" w:hAnsi="Arial"/>
+                <w:rFonts w:ascii="Verdana" w:hAnsi="Verdana"/>
                 <w:b w:val="0"/>
                 <w:sz w:val="16"/>
               </w:rPr>
@@ -3174,6 +3251,9 @@
         </w:tc>
       </w:tr>
       <w:tr>
+        <w:trPr>
+          <w:cantSplit/>
+        </w:trPr>
         <w:tc>
           <w:tcPr>
             <w:tcW w:type="dxa" w:w="2163"/>
@@ -3182,7 +3262,7 @@
             <w:r/>
             <w:r>
               <w:rPr>
-                <w:rFonts w:ascii="Arial" w:hAnsi="Arial"/>
+                <w:rFonts w:ascii="Verdana" w:hAnsi="Verdana"/>
                 <w:b w:val="0"/>
                 <w:sz w:val="16"/>
               </w:rPr>
@@ -3197,7 +3277,7 @@
             <w:r/>
             <w:r>
               <w:rPr>
-                <w:rFonts w:ascii="Arial" w:hAnsi="Arial"/>
+                <w:rFonts w:ascii="Verdana" w:hAnsi="Verdana"/>
                 <w:b w:val="0"/>
                 <w:sz w:val="16"/>
               </w:rPr>
@@ -3212,7 +3292,7 @@
             <w:r/>
             <w:r>
               <w:rPr>
-                <w:rFonts w:ascii="Arial" w:hAnsi="Arial"/>
+                <w:rFonts w:ascii="Verdana" w:hAnsi="Verdana"/>
                 <w:b w:val="0"/>
                 <w:sz w:val="16"/>
               </w:rPr>
@@ -3227,11 +3307,11 @@
             <w:r/>
             <w:r>
               <w:rPr>
-                <w:rFonts w:ascii="Arial" w:hAnsi="Arial"/>
+                <w:rFonts w:ascii="Verdana" w:hAnsi="Verdana"/>
                 <w:b w:val="0"/>
                 <w:sz w:val="16"/>
               </w:rPr>
-              <w:t>000027</w:t>
+              <w:t>0 00 027</w:t>
             </w:r>
           </w:p>
         </w:tc>
@@ -3243,7 +3323,7 @@
             <w:r/>
             <w:r>
               <w:rPr>
-                <w:rFonts w:ascii="Arial" w:hAnsi="Arial"/>
+                <w:rFonts w:ascii="Verdana" w:hAnsi="Verdana"/>
                 <w:b w:val="0"/>
                 <w:sz w:val="16"/>
               </w:rPr>
@@ -3259,7 +3339,7 @@
             <w:r/>
             <w:r>
               <w:rPr>
-                <w:rFonts w:ascii="Arial" w:hAnsi="Arial"/>
+                <w:rFonts w:ascii="Verdana" w:hAnsi="Verdana"/>
                 <w:b w:val="0"/>
                 <w:sz w:val="16"/>
               </w:rPr>
@@ -3274,7 +3354,7 @@
             <w:r/>
             <w:r>
               <w:rPr>
-                <w:rFonts w:ascii="Arial" w:hAnsi="Arial"/>
+                <w:rFonts w:ascii="Verdana" w:hAnsi="Verdana"/>
                 <w:b w:val="0"/>
                 <w:sz w:val="16"/>
               </w:rPr>

--- a/docx/ru/BUFR_TableD_ru_00.docx
+++ b/docx/ru/BUFR_TableD_ru_00.docx
@@ -13,6 +13,136 @@
           <w:sz w:val="22"/>
         </w:rPr>
         <w:t>Категория 00: Последовательности позиций таблицы кода BUFR</w:t>
+      </w:r>
+    </w:p>
+    <w:p>
+      <w:r>
+        <w:rPr>
+          <w:rFonts w:ascii="Verdana" w:hAnsi="Verdana"/>
+          <w:i/>
+          <w:sz w:val="14"/>
+        </w:rPr>
+        <w:t>Note 4: Требуются дополнительные дескрипторы, чтобы снизить загруженность, связанную с базой данных станции, например для идентификации федеративного государства и идентификации автомагистрали.</w:t>
+      </w:r>
+    </w:p>
+    <w:p>
+      <w:r>
+        <w:rPr>
+          <w:rFonts w:ascii="Verdana" w:hAnsi="Verdana"/>
+          <w:i/>
+          <w:sz w:val="14"/>
+        </w:rPr>
+        <w:t>Note 7: Сложные сообщения BUFR могут быть описаны в рамках разделов описания данных, если это требуется (например: 3 01 041, 3 04 001, 3 04 002, 3 04 003, 3 04 004, 3 04 005, 3 04 006).</w:t>
+      </w:r>
+    </w:p>
+    <w:p>
+      <w:r>
+        <w:rPr>
+          <w:rFonts w:ascii="Verdana" w:hAnsi="Verdana"/>
+          <w:i/>
+          <w:sz w:val="14"/>
+        </w:rPr>
+        <w:t>Note 10: Децибел (дБ) — это логарифмическая мера относительной степени или относительных значений плотности двух потоков, в частности интенсивности звука и мощности радио- и радиолокационных сигналов. В радиолокационной метеорологии логарифмическая шкала (dBZ) используется для измерения радиолокационной отражаемости. (Приводится из Глоссария метеорологических терминов Американского метеорологического общества).</w:t>
+      </w:r>
+    </w:p>
+    <w:p>
+      <w:r>
+        <w:rPr>
+          <w:rFonts w:ascii="Verdana" w:hAnsi="Verdana"/>
+          <w:i/>
+          <w:sz w:val="14"/>
+        </w:rPr>
+        <w:t>Note 15: В коде CREX не имеется дескриптеров 3 03 021 — 3 03 027.</w:t>
+      </w:r>
+    </w:p>
+    <w:p>
+      <w:r>
+        <w:rPr>
+          <w:rFonts w:ascii="Verdana" w:hAnsi="Verdana"/>
+          <w:i/>
+          <w:sz w:val="14"/>
+        </w:rPr>
+        <w:t>Note 16: Каждое сообщение BUFR может содержать данные для ряда местоположений; методика сжатия данных в коде BUFR использует незначительные по величине заголовки для групп данных, которые являются инвариантными.</w:t>
+      </w:r>
+    </w:p>
+    <w:p>
+      <w:r>
+        <w:rPr>
+          <w:rFonts w:ascii="Verdana" w:hAnsi="Verdana"/>
+          <w:i/>
+          <w:sz w:val="14"/>
+        </w:rPr>
+        <w:t>Note 32: Можно доказать, что поскольку возможны только дополнения, то следует разрешать только полные строки; однако ошибочно полагать, что отдельные районы будут требовать изменений так же, как и дополнений, поэтому лучше и понятнее обеспечивать описания по всем полям.</w:t>
+      </w:r>
+    </w:p>
+    <w:p>
+      <w:r>
+        <w:rPr>
+          <w:rFonts w:ascii="Verdana" w:hAnsi="Verdana"/>
+          <w:i/>
+          <w:sz w:val="14"/>
+        </w:rPr>
+        <w:t>Note 33: Лучше использовать различные дескрипторы класса 00 для определения и определенных элементов, таким же образом, как различные дескрипторы соответствуют давлению, рассматриваемому как координата, и давлению, измеренному в определенной точке. В противном случае будут необходимы специальные правила для интерпретации такого сообщения. Позиции 0 00 010 — 0 00 012 определяют F, X и Y для таблиц B и D; позиция 0 00 030 — дескриптор, используемый в качестве данных, и дает значения F, X и Y, определяющие последовательность для позиций таблицы D.</w:t>
+      </w:r>
+    </w:p>
+    <w:p>
+      <w:r>
+        <w:rPr>
+          <w:rFonts w:ascii="Verdana" w:hAnsi="Verdana"/>
+          <w:i/>
+          <w:sz w:val="14"/>
+        </w:rPr>
+        <w:t>Note 34: Сдвиг по широте 0 05 015 в последовательности представляет собой смещение по широте относительно места запуска. Сдвиг по долготе 0 06 015 в последовательности представляет собой смещение по долготе относительно места запуска.</w:t>
+      </w:r>
+    </w:p>
+    <w:p>
+      <w:r>
+        <w:rPr>
+          <w:rFonts w:ascii="Verdana" w:hAnsi="Verdana"/>
+          <w:i/>
+          <w:sz w:val="14"/>
+        </w:rPr>
+        <w:t>Note 35: Перемещение за длительное время 0 04 086 в последовательности представляет собой интервал времени, прошедшего с момента запуска, 3 01 013 (в секундах).</w:t>
+      </w:r>
+    </w:p>
+    <w:p>
+      <w:r>
+        <w:rPr>
+          <w:rFonts w:ascii="Verdana" w:hAnsi="Verdana"/>
+          <w:i/>
+          <w:sz w:val="14"/>
+        </w:rPr>
+        <w:t>Note 43: Выделение спутниковых данных по одному слою в наборы сообщений BUFR оказывается полезным при сжатии и в результате выражается в эффективной передаче и хранении данных.</w:t>
+      </w:r>
+    </w:p>
+    <w:p>
+      <w:r>
+        <w:rPr>
+          <w:rFonts w:ascii="Verdana" w:hAnsi="Verdana"/>
+          <w:i/>
+          <w:sz w:val="14"/>
+        </w:rPr>
+        <w:t>Note 49: Большинство станций имеют только одно местоположение на дороге и один датчик для измерения подповерхностной температуры. Повторение с задержкой вводится для повышения гибкости и коэффициента объема.</w:t>
+      </w:r>
+    </w:p>
+    <w:p>
+      <w:r>
+        <w:rPr>
+          <w:rFonts w:ascii="Verdana" w:hAnsi="Verdana"/>
+          <w:i/>
+          <w:sz w:val="14"/>
+        </w:rPr>
+        <w:t>Note 62: Настоящие позиции включают средство по совершенствованию кодовых цифр таблицы А и описания данных.</w:t>
+      </w:r>
+    </w:p>
+    <w:p>
+      <w:r>
+        <w:rPr>
+          <w:rFonts w:ascii="Verdana" w:hAnsi="Verdana"/>
+          <w:i/>
+          <w:sz w:val="14"/>
+        </w:rPr>
+        <w:t>Note 63: Для передачи данных в коде CREX не следует использовать дескрипторы 3 01 041 — 3 01 049, 3 01 062, 3 01 071 и 3 01 072.</w:t>
       </w:r>
     </w:p>
     <w:tbl>
@@ -55,6 +185,9 @@
             <w:shd w:val="clear" w:color="auto" w:fill="D9D9D9"/>
           </w:tcPr>
           <w:p>
+            <w:pPr>
+              <w:spacing w:before="20" w:after="20"/>
+            </w:pPr>
             <w:r/>
             <w:r>
               <w:rPr>
@@ -72,6 +205,9 @@
             <w:shd w:val="clear" w:color="auto" w:fill="D9D9D9"/>
           </w:tcPr>
           <w:p>
+            <w:pPr>
+              <w:spacing w:before="20" w:after="20"/>
+            </w:pPr>
             <w:r/>
             <w:r>
               <w:rPr>
@@ -89,6 +225,9 @@
             <w:shd w:val="clear" w:color="auto" w:fill="D9D9D9"/>
           </w:tcPr>
           <w:p>
+            <w:pPr>
+              <w:spacing w:before="20" w:after="20"/>
+            </w:pPr>
             <w:r/>
             <w:r>
               <w:rPr>
@@ -106,6 +245,9 @@
             <w:shd w:val="clear" w:color="auto" w:fill="D9D9D9"/>
           </w:tcPr>
           <w:p>
+            <w:pPr>
+              <w:spacing w:before="20" w:after="20"/>
+            </w:pPr>
             <w:r/>
             <w:r>
               <w:rPr>
@@ -123,6 +265,9 @@
             <w:shd w:val="clear" w:color="auto" w:fill="D9D9D9"/>
           </w:tcPr>
           <w:p>
+            <w:pPr>
+              <w:spacing w:before="20" w:after="20"/>
+            </w:pPr>
             <w:r/>
             <w:r>
               <w:rPr>
@@ -140,6 +285,9 @@
             <w:shd w:val="clear" w:color="auto" w:fill="D9D9D9"/>
           </w:tcPr>
           <w:p>
+            <w:pPr>
+              <w:spacing w:before="20" w:after="20"/>
+            </w:pPr>
             <w:r/>
             <w:r>
               <w:rPr>
@@ -157,6 +305,9 @@
             <w:shd w:val="clear" w:color="auto" w:fill="D9D9D9"/>
           </w:tcPr>
           <w:p>
+            <w:pPr>
+              <w:spacing w:before="20" w:after="20"/>
+            </w:pPr>
             <w:r/>
             <w:r>
               <w:rPr>
@@ -178,6 +329,9 @@
             <w:tcW w:type="dxa" w:w="2163"/>
           </w:tcPr>
           <w:p>
+            <w:pPr>
+              <w:spacing w:before="20" w:after="20"/>
+            </w:pPr>
             <w:r>
               <w:rPr>
                 <w:b/>
@@ -198,6 +352,9 @@
             <w:tcW w:type="dxa" w:w="2163"/>
           </w:tcPr>
           <w:p>
+            <w:pPr>
+              <w:spacing w:before="20" w:after="20"/>
+            </w:pPr>
             <w:r>
               <w:rPr>
                 <w:b/>
@@ -217,6 +374,9 @@
             <w:tcW w:type="dxa" w:w="2163"/>
           </w:tcPr>
           <w:p>
+            <w:pPr>
+              <w:spacing w:before="20" w:after="20"/>
+            </w:pPr>
             <w:r/>
             <w:r>
               <w:rPr>
@@ -232,6 +392,9 @@
             <w:tcW w:type="dxa" w:w="2163"/>
           </w:tcPr>
           <w:p>
+            <w:pPr>
+              <w:spacing w:before="20" w:after="20"/>
+            </w:pPr>
             <w:r/>
             <w:r>
               <w:rPr>
@@ -248,6 +411,9 @@
             <w:tcW w:type="dxa" w:w="2163"/>
           </w:tcPr>
           <w:p>
+            <w:pPr>
+              <w:spacing w:before="20" w:after="20"/>
+            </w:pPr>
             <w:r/>
             <w:r>
               <w:rPr>
@@ -264,6 +430,9 @@
             <w:tcW w:type="dxa" w:w="2163"/>
           </w:tcPr>
           <w:p>
+            <w:pPr>
+              <w:spacing w:before="20" w:after="20"/>
+            </w:pPr>
             <w:r/>
             <w:r>
               <w:rPr>
@@ -279,6 +448,9 @@
             <w:tcW w:type="dxa" w:w="2163"/>
           </w:tcPr>
           <w:p>
+            <w:pPr>
+              <w:spacing w:before="20" w:after="20"/>
+            </w:pPr>
             <w:r/>
             <w:r>
               <w:rPr>
@@ -299,6 +471,9 @@
             <w:tcW w:type="dxa" w:w="2163"/>
           </w:tcPr>
           <w:p>
+            <w:pPr>
+              <w:spacing w:before="20" w:after="20"/>
+            </w:pPr>
             <w:r/>
             <w:r>
               <w:rPr>
@@ -314,6 +489,9 @@
             <w:tcW w:type="dxa" w:w="2163"/>
           </w:tcPr>
           <w:p>
+            <w:pPr>
+              <w:spacing w:before="20" w:after="20"/>
+            </w:pPr>
             <w:r/>
             <w:r>
               <w:rPr>
@@ -329,6 +507,9 @@
             <w:tcW w:type="dxa" w:w="2163"/>
           </w:tcPr>
           <w:p>
+            <w:pPr>
+              <w:spacing w:before="20" w:after="20"/>
+            </w:pPr>
             <w:r/>
             <w:r>
               <w:rPr>
@@ -344,6 +525,9 @@
             <w:tcW w:type="dxa" w:w="2163"/>
           </w:tcPr>
           <w:p>
+            <w:pPr>
+              <w:spacing w:before="20" w:after="20"/>
+            </w:pPr>
             <w:r/>
             <w:r>
               <w:rPr>
@@ -360,6 +544,9 @@
             <w:tcW w:type="dxa" w:w="2163"/>
           </w:tcPr>
           <w:p>
+            <w:pPr>
+              <w:spacing w:before="20" w:after="20"/>
+            </w:pPr>
             <w:r/>
             <w:r>
               <w:rPr>
@@ -376,6 +563,9 @@
             <w:tcW w:type="dxa" w:w="2163"/>
           </w:tcPr>
           <w:p>
+            <w:pPr>
+              <w:spacing w:before="20" w:after="20"/>
+            </w:pPr>
             <w:r/>
             <w:r>
               <w:rPr>
@@ -391,6 +581,9 @@
             <w:tcW w:type="dxa" w:w="2163"/>
           </w:tcPr>
           <w:p>
+            <w:pPr>
+              <w:spacing w:before="20" w:after="20"/>
+            </w:pPr>
             <w:r/>
             <w:r>
               <w:rPr>
@@ -411,6 +604,9 @@
             <w:tcW w:type="dxa" w:w="2163"/>
           </w:tcPr>
           <w:p>
+            <w:pPr>
+              <w:spacing w:before="20" w:after="20"/>
+            </w:pPr>
             <w:r>
               <w:rPr>
                 <w:b/>
@@ -431,6 +627,9 @@
             <w:tcW w:type="dxa" w:w="2163"/>
           </w:tcPr>
           <w:p>
+            <w:pPr>
+              <w:spacing w:before="20" w:after="20"/>
+            </w:pPr>
             <w:r>
               <w:rPr>
                 <w:b/>
@@ -451,6 +650,9 @@
             <w:tcW w:type="dxa" w:w="2163"/>
           </w:tcPr>
           <w:p>
+            <w:pPr>
+              <w:spacing w:before="20" w:after="20"/>
+            </w:pPr>
             <w:r/>
             <w:r>
               <w:rPr>
@@ -466,6 +668,9 @@
             <w:tcW w:type="dxa" w:w="2163"/>
           </w:tcPr>
           <w:p>
+            <w:pPr>
+              <w:spacing w:before="20" w:after="20"/>
+            </w:pPr>
             <w:r/>
             <w:r>
               <w:rPr>
@@ -482,6 +687,9 @@
             <w:tcW w:type="dxa" w:w="2163"/>
           </w:tcPr>
           <w:p>
+            <w:pPr>
+              <w:spacing w:before="20" w:after="20"/>
+            </w:pPr>
             <w:r/>
             <w:r>
               <w:rPr>
@@ -498,6 +706,9 @@
             <w:tcW w:type="dxa" w:w="2163"/>
           </w:tcPr>
           <w:p>
+            <w:pPr>
+              <w:spacing w:before="20" w:after="20"/>
+            </w:pPr>
             <w:r/>
             <w:r>
               <w:rPr>
@@ -513,6 +724,9 @@
             <w:tcW w:type="dxa" w:w="2163"/>
           </w:tcPr>
           <w:p>
+            <w:pPr>
+              <w:spacing w:before="20" w:after="20"/>
+            </w:pPr>
             <w:r/>
             <w:r>
               <w:rPr>
@@ -533,6 +747,9 @@
             <w:tcW w:type="dxa" w:w="2163"/>
           </w:tcPr>
           <w:p>
+            <w:pPr>
+              <w:spacing w:before="20" w:after="20"/>
+            </w:pPr>
             <w:r/>
             <w:r>
               <w:rPr>
@@ -548,6 +765,9 @@
             <w:tcW w:type="dxa" w:w="2163"/>
           </w:tcPr>
           <w:p>
+            <w:pPr>
+              <w:spacing w:before="20" w:after="20"/>
+            </w:pPr>
             <w:r/>
             <w:r>
               <w:rPr>
@@ -563,6 +783,9 @@
             <w:tcW w:type="dxa" w:w="2163"/>
           </w:tcPr>
           <w:p>
+            <w:pPr>
+              <w:spacing w:before="20" w:after="20"/>
+            </w:pPr>
             <w:r/>
             <w:r>
               <w:rPr>
@@ -578,6 +801,9 @@
             <w:tcW w:type="dxa" w:w="2163"/>
           </w:tcPr>
           <w:p>
+            <w:pPr>
+              <w:spacing w:before="20" w:after="20"/>
+            </w:pPr>
             <w:r/>
             <w:r>
               <w:rPr>
@@ -594,6 +820,9 @@
             <w:tcW w:type="dxa" w:w="2163"/>
           </w:tcPr>
           <w:p>
+            <w:pPr>
+              <w:spacing w:before="20" w:after="20"/>
+            </w:pPr>
             <w:r/>
             <w:r>
               <w:rPr>
@@ -610,6 +839,9 @@
             <w:tcW w:type="dxa" w:w="2163"/>
           </w:tcPr>
           <w:p>
+            <w:pPr>
+              <w:spacing w:before="20" w:after="20"/>
+            </w:pPr>
             <w:r/>
             <w:r>
               <w:rPr>
@@ -625,6 +857,9 @@
             <w:tcW w:type="dxa" w:w="2163"/>
           </w:tcPr>
           <w:p>
+            <w:pPr>
+              <w:spacing w:before="20" w:after="20"/>
+            </w:pPr>
             <w:r/>
             <w:r>
               <w:rPr>
@@ -645,6 +880,9 @@
             <w:tcW w:type="dxa" w:w="2163"/>
           </w:tcPr>
           <w:p>
+            <w:pPr>
+              <w:spacing w:before="20" w:after="20"/>
+            </w:pPr>
             <w:r/>
             <w:r>
               <w:rPr>
@@ -660,6 +898,9 @@
             <w:tcW w:type="dxa" w:w="2163"/>
           </w:tcPr>
           <w:p>
+            <w:pPr>
+              <w:spacing w:before="20" w:after="20"/>
+            </w:pPr>
             <w:r/>
             <w:r>
               <w:rPr>
@@ -675,6 +916,9 @@
             <w:tcW w:type="dxa" w:w="2163"/>
           </w:tcPr>
           <w:p>
+            <w:pPr>
+              <w:spacing w:before="20" w:after="20"/>
+            </w:pPr>
             <w:r/>
             <w:r>
               <w:rPr>
@@ -690,6 +934,9 @@
             <w:tcW w:type="dxa" w:w="2163"/>
           </w:tcPr>
           <w:p>
+            <w:pPr>
+              <w:spacing w:before="20" w:after="20"/>
+            </w:pPr>
             <w:r/>
             <w:r>
               <w:rPr>
@@ -706,6 +953,9 @@
             <w:tcW w:type="dxa" w:w="2163"/>
           </w:tcPr>
           <w:p>
+            <w:pPr>
+              <w:spacing w:before="20" w:after="20"/>
+            </w:pPr>
             <w:r/>
             <w:r>
               <w:rPr>
@@ -722,6 +972,9 @@
             <w:tcW w:type="dxa" w:w="2163"/>
           </w:tcPr>
           <w:p>
+            <w:pPr>
+              <w:spacing w:before="20" w:after="20"/>
+            </w:pPr>
             <w:r/>
             <w:r>
               <w:rPr>
@@ -737,6 +990,9 @@
             <w:tcW w:type="dxa" w:w="2163"/>
           </w:tcPr>
           <w:p>
+            <w:pPr>
+              <w:spacing w:before="20" w:after="20"/>
+            </w:pPr>
             <w:r/>
             <w:r>
               <w:rPr>
@@ -757,6 +1013,9 @@
             <w:tcW w:type="dxa" w:w="2163"/>
           </w:tcPr>
           <w:p>
+            <w:pPr>
+              <w:spacing w:before="20" w:after="20"/>
+            </w:pPr>
             <w:r>
               <w:rPr>
                 <w:b/>
@@ -777,6 +1036,9 @@
             <w:tcW w:type="dxa" w:w="2163"/>
           </w:tcPr>
           <w:p>
+            <w:pPr>
+              <w:spacing w:before="20" w:after="20"/>
+            </w:pPr>
             <w:r>
               <w:rPr>
                 <w:b/>
@@ -796,6 +1058,9 @@
             <w:tcW w:type="dxa" w:w="2163"/>
           </w:tcPr>
           <w:p>
+            <w:pPr>
+              <w:spacing w:before="20" w:after="20"/>
+            </w:pPr>
             <w:r/>
             <w:r>
               <w:rPr>
@@ -811,6 +1076,9 @@
             <w:tcW w:type="dxa" w:w="2163"/>
           </w:tcPr>
           <w:p>
+            <w:pPr>
+              <w:spacing w:before="20" w:after="20"/>
+            </w:pPr>
             <w:r/>
             <w:r>
               <w:rPr>
@@ -827,6 +1095,9 @@
             <w:tcW w:type="dxa" w:w="2163"/>
           </w:tcPr>
           <w:p>
+            <w:pPr>
+              <w:spacing w:before="20" w:after="20"/>
+            </w:pPr>
             <w:r/>
             <w:r>
               <w:rPr>
@@ -843,6 +1114,9 @@
             <w:tcW w:type="dxa" w:w="2163"/>
           </w:tcPr>
           <w:p>
+            <w:pPr>
+              <w:spacing w:before="20" w:after="20"/>
+            </w:pPr>
             <w:r/>
             <w:r>
               <w:rPr>
@@ -858,6 +1132,9 @@
             <w:tcW w:type="dxa" w:w="2163"/>
           </w:tcPr>
           <w:p>
+            <w:pPr>
+              <w:spacing w:before="20" w:after="20"/>
+            </w:pPr>
             <w:r/>
             <w:r>
               <w:rPr>
@@ -878,6 +1155,9 @@
             <w:tcW w:type="dxa" w:w="2163"/>
           </w:tcPr>
           <w:p>
+            <w:pPr>
+              <w:spacing w:before="20" w:after="20"/>
+            </w:pPr>
             <w:r/>
             <w:r>
               <w:rPr>
@@ -893,6 +1173,9 @@
             <w:tcW w:type="dxa" w:w="2163"/>
           </w:tcPr>
           <w:p>
+            <w:pPr>
+              <w:spacing w:before="20" w:after="20"/>
+            </w:pPr>
             <w:r/>
             <w:r>
               <w:rPr>
@@ -908,6 +1191,9 @@
             <w:tcW w:type="dxa" w:w="2163"/>
           </w:tcPr>
           <w:p>
+            <w:pPr>
+              <w:spacing w:before="20" w:after="20"/>
+            </w:pPr>
             <w:r/>
             <w:r>
               <w:rPr>
@@ -923,6 +1209,9 @@
             <w:tcW w:type="dxa" w:w="2163"/>
           </w:tcPr>
           <w:p>
+            <w:pPr>
+              <w:spacing w:before="20" w:after="20"/>
+            </w:pPr>
             <w:r/>
             <w:r>
               <w:rPr>
@@ -939,6 +1228,9 @@
             <w:tcW w:type="dxa" w:w="2163"/>
           </w:tcPr>
           <w:p>
+            <w:pPr>
+              <w:spacing w:before="20" w:after="20"/>
+            </w:pPr>
             <w:r/>
             <w:r>
               <w:rPr>
@@ -955,6 +1247,9 @@
             <w:tcW w:type="dxa" w:w="2163"/>
           </w:tcPr>
           <w:p>
+            <w:pPr>
+              <w:spacing w:before="20" w:after="20"/>
+            </w:pPr>
             <w:r/>
             <w:r>
               <w:rPr>
@@ -970,6 +1265,9 @@
             <w:tcW w:type="dxa" w:w="2163"/>
           </w:tcPr>
           <w:p>
+            <w:pPr>
+              <w:spacing w:before="20" w:after="20"/>
+            </w:pPr>
             <w:r/>
             <w:r>
               <w:rPr>
@@ -990,6 +1288,9 @@
             <w:tcW w:type="dxa" w:w="2163"/>
           </w:tcPr>
           <w:p>
+            <w:pPr>
+              <w:spacing w:before="20" w:after="20"/>
+            </w:pPr>
             <w:r/>
             <w:r>
               <w:rPr>
@@ -1005,6 +1306,9 @@
             <w:tcW w:type="dxa" w:w="2163"/>
           </w:tcPr>
           <w:p>
+            <w:pPr>
+              <w:spacing w:before="20" w:after="20"/>
+            </w:pPr>
             <w:r/>
             <w:r>
               <w:rPr>
@@ -1020,6 +1324,9 @@
             <w:tcW w:type="dxa" w:w="2163"/>
           </w:tcPr>
           <w:p>
+            <w:pPr>
+              <w:spacing w:before="20" w:after="20"/>
+            </w:pPr>
             <w:r/>
             <w:r>
               <w:rPr>
@@ -1035,6 +1342,9 @@
             <w:tcW w:type="dxa" w:w="2163"/>
           </w:tcPr>
           <w:p>
+            <w:pPr>
+              <w:spacing w:before="20" w:after="20"/>
+            </w:pPr>
             <w:r/>
             <w:r>
               <w:rPr>
@@ -1051,6 +1361,9 @@
             <w:tcW w:type="dxa" w:w="2163"/>
           </w:tcPr>
           <w:p>
+            <w:pPr>
+              <w:spacing w:before="20" w:after="20"/>
+            </w:pPr>
             <w:r/>
             <w:r>
               <w:rPr>
@@ -1067,6 +1380,9 @@
             <w:tcW w:type="dxa" w:w="2163"/>
           </w:tcPr>
           <w:p>
+            <w:pPr>
+              <w:spacing w:before="20" w:after="20"/>
+            </w:pPr>
             <w:r/>
             <w:r>
               <w:rPr>
@@ -1082,6 +1398,9 @@
             <w:tcW w:type="dxa" w:w="2163"/>
           </w:tcPr>
           <w:p>
+            <w:pPr>
+              <w:spacing w:before="20" w:after="20"/>
+            </w:pPr>
             <w:r/>
             <w:r>
               <w:rPr>
@@ -1102,6 +1421,9 @@
             <w:tcW w:type="dxa" w:w="2163"/>
           </w:tcPr>
           <w:p>
+            <w:pPr>
+              <w:spacing w:before="20" w:after="20"/>
+            </w:pPr>
             <w:r/>
             <w:r>
               <w:rPr>
@@ -1117,6 +1439,9 @@
             <w:tcW w:type="dxa" w:w="2163"/>
           </w:tcPr>
           <w:p>
+            <w:pPr>
+              <w:spacing w:before="20" w:after="20"/>
+            </w:pPr>
             <w:r/>
             <w:r>
               <w:rPr>
@@ -1132,6 +1457,9 @@
             <w:tcW w:type="dxa" w:w="2163"/>
           </w:tcPr>
           <w:p>
+            <w:pPr>
+              <w:spacing w:before="20" w:after="20"/>
+            </w:pPr>
             <w:r/>
             <w:r>
               <w:rPr>
@@ -1147,6 +1475,9 @@
             <w:tcW w:type="dxa" w:w="2163"/>
           </w:tcPr>
           <w:p>
+            <w:pPr>
+              <w:spacing w:before="20" w:after="20"/>
+            </w:pPr>
             <w:r/>
             <w:r>
               <w:rPr>
@@ -1163,6 +1494,9 @@
             <w:tcW w:type="dxa" w:w="2163"/>
           </w:tcPr>
           <w:p>
+            <w:pPr>
+              <w:spacing w:before="20" w:after="20"/>
+            </w:pPr>
             <w:r/>
             <w:r>
               <w:rPr>
@@ -1179,6 +1513,9 @@
             <w:tcW w:type="dxa" w:w="2163"/>
           </w:tcPr>
           <w:p>
+            <w:pPr>
+              <w:spacing w:before="20" w:after="20"/>
+            </w:pPr>
             <w:r/>
             <w:r>
               <w:rPr>
@@ -1194,6 +1531,9 @@
             <w:tcW w:type="dxa" w:w="2163"/>
           </w:tcPr>
           <w:p>
+            <w:pPr>
+              <w:spacing w:before="20" w:after="20"/>
+            </w:pPr>
             <w:r/>
             <w:r>
               <w:rPr>
@@ -1214,6 +1554,9 @@
             <w:tcW w:type="dxa" w:w="2163"/>
           </w:tcPr>
           <w:p>
+            <w:pPr>
+              <w:spacing w:before="20" w:after="20"/>
+            </w:pPr>
             <w:r/>
             <w:r>
               <w:rPr>
@@ -1229,6 +1572,9 @@
             <w:tcW w:type="dxa" w:w="2163"/>
           </w:tcPr>
           <w:p>
+            <w:pPr>
+              <w:spacing w:before="20" w:after="20"/>
+            </w:pPr>
             <w:r/>
             <w:r>
               <w:rPr>
@@ -1244,6 +1590,9 @@
             <w:tcW w:type="dxa" w:w="2163"/>
           </w:tcPr>
           <w:p>
+            <w:pPr>
+              <w:spacing w:before="20" w:after="20"/>
+            </w:pPr>
             <w:r/>
             <w:r>
               <w:rPr>
@@ -1259,6 +1608,9 @@
             <w:tcW w:type="dxa" w:w="2163"/>
           </w:tcPr>
           <w:p>
+            <w:pPr>
+              <w:spacing w:before="20" w:after="20"/>
+            </w:pPr>
             <w:r/>
             <w:r>
               <w:rPr>
@@ -1275,6 +1627,9 @@
             <w:tcW w:type="dxa" w:w="2163"/>
           </w:tcPr>
           <w:p>
+            <w:pPr>
+              <w:spacing w:before="20" w:after="20"/>
+            </w:pPr>
             <w:r/>
             <w:r>
               <w:rPr>
@@ -1291,6 +1646,9 @@
             <w:tcW w:type="dxa" w:w="2163"/>
           </w:tcPr>
           <w:p>
+            <w:pPr>
+              <w:spacing w:before="20" w:after="20"/>
+            </w:pPr>
             <w:r/>
             <w:r>
               <w:rPr>
@@ -1306,6 +1664,9 @@
             <w:tcW w:type="dxa" w:w="2163"/>
           </w:tcPr>
           <w:p>
+            <w:pPr>
+              <w:spacing w:before="20" w:after="20"/>
+            </w:pPr>
             <w:r/>
             <w:r>
               <w:rPr>
@@ -1326,6 +1687,9 @@
             <w:tcW w:type="dxa" w:w="2163"/>
           </w:tcPr>
           <w:p>
+            <w:pPr>
+              <w:spacing w:before="20" w:after="20"/>
+            </w:pPr>
             <w:r/>
             <w:r>
               <w:rPr>
@@ -1341,6 +1705,9 @@
             <w:tcW w:type="dxa" w:w="2163"/>
           </w:tcPr>
           <w:p>
+            <w:pPr>
+              <w:spacing w:before="20" w:after="20"/>
+            </w:pPr>
             <w:r/>
             <w:r>
               <w:rPr>
@@ -1356,6 +1723,9 @@
             <w:tcW w:type="dxa" w:w="2163"/>
           </w:tcPr>
           <w:p>
+            <w:pPr>
+              <w:spacing w:before="20" w:after="20"/>
+            </w:pPr>
             <w:r/>
             <w:r>
               <w:rPr>
@@ -1371,6 +1741,9 @@
             <w:tcW w:type="dxa" w:w="2163"/>
           </w:tcPr>
           <w:p>
+            <w:pPr>
+              <w:spacing w:before="20" w:after="20"/>
+            </w:pPr>
             <w:r/>
             <w:r>
               <w:rPr>
@@ -1387,6 +1760,9 @@
             <w:tcW w:type="dxa" w:w="2163"/>
           </w:tcPr>
           <w:p>
+            <w:pPr>
+              <w:spacing w:before="20" w:after="20"/>
+            </w:pPr>
             <w:r/>
             <w:r>
               <w:rPr>
@@ -1403,6 +1779,9 @@
             <w:tcW w:type="dxa" w:w="2163"/>
           </w:tcPr>
           <w:p>
+            <w:pPr>
+              <w:spacing w:before="20" w:after="20"/>
+            </w:pPr>
             <w:r/>
             <w:r>
               <w:rPr>
@@ -1418,6 +1797,9 @@
             <w:tcW w:type="dxa" w:w="2163"/>
           </w:tcPr>
           <w:p>
+            <w:pPr>
+              <w:spacing w:before="20" w:after="20"/>
+            </w:pPr>
             <w:r/>
             <w:r>
               <w:rPr>
@@ -1438,6 +1820,9 @@
             <w:tcW w:type="dxa" w:w="2163"/>
           </w:tcPr>
           <w:p>
+            <w:pPr>
+              <w:spacing w:before="20" w:after="20"/>
+            </w:pPr>
             <w:r/>
             <w:r>
               <w:rPr>
@@ -1453,6 +1838,9 @@
             <w:tcW w:type="dxa" w:w="2163"/>
           </w:tcPr>
           <w:p>
+            <w:pPr>
+              <w:spacing w:before="20" w:after="20"/>
+            </w:pPr>
             <w:r/>
             <w:r>
               <w:rPr>
@@ -1468,6 +1856,9 @@
             <w:tcW w:type="dxa" w:w="2163"/>
           </w:tcPr>
           <w:p>
+            <w:pPr>
+              <w:spacing w:before="20" w:after="20"/>
+            </w:pPr>
             <w:r/>
             <w:r>
               <w:rPr>
@@ -1483,6 +1874,9 @@
             <w:tcW w:type="dxa" w:w="2163"/>
           </w:tcPr>
           <w:p>
+            <w:pPr>
+              <w:spacing w:before="20" w:after="20"/>
+            </w:pPr>
             <w:r/>
             <w:r>
               <w:rPr>
@@ -1499,6 +1893,9 @@
             <w:tcW w:type="dxa" w:w="2163"/>
           </w:tcPr>
           <w:p>
+            <w:pPr>
+              <w:spacing w:before="20" w:after="20"/>
+            </w:pPr>
             <w:r/>
             <w:r>
               <w:rPr>
@@ -1515,6 +1912,9 @@
             <w:tcW w:type="dxa" w:w="2163"/>
           </w:tcPr>
           <w:p>
+            <w:pPr>
+              <w:spacing w:before="20" w:after="20"/>
+            </w:pPr>
             <w:r/>
             <w:r>
               <w:rPr>
@@ -1530,6 +1930,9 @@
             <w:tcW w:type="dxa" w:w="2163"/>
           </w:tcPr>
           <w:p>
+            <w:pPr>
+              <w:spacing w:before="20" w:after="20"/>
+            </w:pPr>
             <w:r/>
             <w:r>
               <w:rPr>
@@ -1550,6 +1953,9 @@
             <w:tcW w:type="dxa" w:w="2163"/>
           </w:tcPr>
           <w:p>
+            <w:pPr>
+              <w:spacing w:before="20" w:after="20"/>
+            </w:pPr>
             <w:r/>
             <w:r>
               <w:rPr>
@@ -1565,6 +1971,9 @@
             <w:tcW w:type="dxa" w:w="2163"/>
           </w:tcPr>
           <w:p>
+            <w:pPr>
+              <w:spacing w:before="20" w:after="20"/>
+            </w:pPr>
             <w:r/>
             <w:r>
               <w:rPr>
@@ -1580,6 +1989,9 @@
             <w:tcW w:type="dxa" w:w="2163"/>
           </w:tcPr>
           <w:p>
+            <w:pPr>
+              <w:spacing w:before="20" w:after="20"/>
+            </w:pPr>
             <w:r/>
             <w:r>
               <w:rPr>
@@ -1595,6 +2007,9 @@
             <w:tcW w:type="dxa" w:w="2163"/>
           </w:tcPr>
           <w:p>
+            <w:pPr>
+              <w:spacing w:before="20" w:after="20"/>
+            </w:pPr>
             <w:r/>
             <w:r>
               <w:rPr>
@@ -1611,6 +2026,9 @@
             <w:tcW w:type="dxa" w:w="2163"/>
           </w:tcPr>
           <w:p>
+            <w:pPr>
+              <w:spacing w:before="20" w:after="20"/>
+            </w:pPr>
             <w:r/>
             <w:r>
               <w:rPr>
@@ -1627,6 +2045,9 @@
             <w:tcW w:type="dxa" w:w="2163"/>
           </w:tcPr>
           <w:p>
+            <w:pPr>
+              <w:spacing w:before="20" w:after="20"/>
+            </w:pPr>
             <w:r/>
             <w:r>
               <w:rPr>
@@ -1642,6 +2063,9 @@
             <w:tcW w:type="dxa" w:w="2163"/>
           </w:tcPr>
           <w:p>
+            <w:pPr>
+              <w:spacing w:before="20" w:after="20"/>
+            </w:pPr>
             <w:r/>
             <w:r>
               <w:rPr>
@@ -1662,6 +2086,9 @@
             <w:tcW w:type="dxa" w:w="2163"/>
           </w:tcPr>
           <w:p>
+            <w:pPr>
+              <w:spacing w:before="20" w:after="20"/>
+            </w:pPr>
             <w:r/>
             <w:r>
               <w:rPr>
@@ -1677,6 +2104,9 @@
             <w:tcW w:type="dxa" w:w="2163"/>
           </w:tcPr>
           <w:p>
+            <w:pPr>
+              <w:spacing w:before="20" w:after="20"/>
+            </w:pPr>
             <w:r/>
             <w:r>
               <w:rPr>
@@ -1692,6 +2122,9 @@
             <w:tcW w:type="dxa" w:w="2163"/>
           </w:tcPr>
           <w:p>
+            <w:pPr>
+              <w:spacing w:before="20" w:after="20"/>
+            </w:pPr>
             <w:r/>
             <w:r>
               <w:rPr>
@@ -1707,6 +2140,9 @@
             <w:tcW w:type="dxa" w:w="2163"/>
           </w:tcPr>
           <w:p>
+            <w:pPr>
+              <w:spacing w:before="20" w:after="20"/>
+            </w:pPr>
             <w:r/>
             <w:r>
               <w:rPr>
@@ -1723,6 +2159,9 @@
             <w:tcW w:type="dxa" w:w="2163"/>
           </w:tcPr>
           <w:p>
+            <w:pPr>
+              <w:spacing w:before="20" w:after="20"/>
+            </w:pPr>
             <w:r/>
             <w:r>
               <w:rPr>
@@ -1739,6 +2178,9 @@
             <w:tcW w:type="dxa" w:w="2163"/>
           </w:tcPr>
           <w:p>
+            <w:pPr>
+              <w:spacing w:before="20" w:after="20"/>
+            </w:pPr>
             <w:r/>
             <w:r>
               <w:rPr>
@@ -1754,6 +2196,9 @@
             <w:tcW w:type="dxa" w:w="2163"/>
           </w:tcPr>
           <w:p>
+            <w:pPr>
+              <w:spacing w:before="20" w:after="20"/>
+            </w:pPr>
             <w:r/>
             <w:r>
               <w:rPr>
@@ -1774,6 +2219,9 @@
             <w:tcW w:type="dxa" w:w="2163"/>
           </w:tcPr>
           <w:p>
+            <w:pPr>
+              <w:spacing w:before="20" w:after="20"/>
+            </w:pPr>
             <w:r>
               <w:rPr>
                 <w:b/>
@@ -1794,6 +2242,9 @@
             <w:tcW w:type="dxa" w:w="2163"/>
           </w:tcPr>
           <w:p>
+            <w:pPr>
+              <w:spacing w:before="20" w:after="20"/>
+            </w:pPr>
             <w:r>
               <w:rPr>
                 <w:b/>
@@ -1813,6 +2264,9 @@
             <w:tcW w:type="dxa" w:w="2163"/>
           </w:tcPr>
           <w:p>
+            <w:pPr>
+              <w:spacing w:before="20" w:after="20"/>
+            </w:pPr>
             <w:r/>
             <w:r>
               <w:rPr>
@@ -1828,6 +2282,9 @@
             <w:tcW w:type="dxa" w:w="2163"/>
           </w:tcPr>
           <w:p>
+            <w:pPr>
+              <w:spacing w:before="20" w:after="20"/>
+            </w:pPr>
             <w:r/>
             <w:r>
               <w:rPr>
@@ -1844,6 +2301,9 @@
             <w:tcW w:type="dxa" w:w="2163"/>
           </w:tcPr>
           <w:p>
+            <w:pPr>
+              <w:spacing w:before="20" w:after="20"/>
+            </w:pPr>
             <w:r/>
             <w:r>
               <w:rPr>
@@ -1860,6 +2320,9 @@
             <w:tcW w:type="dxa" w:w="2163"/>
           </w:tcPr>
           <w:p>
+            <w:pPr>
+              <w:spacing w:before="20" w:after="20"/>
+            </w:pPr>
             <w:r/>
             <w:r>
               <w:rPr>
@@ -1875,6 +2338,9 @@
             <w:tcW w:type="dxa" w:w="2163"/>
           </w:tcPr>
           <w:p>
+            <w:pPr>
+              <w:spacing w:before="20" w:after="20"/>
+            </w:pPr>
             <w:r/>
             <w:r>
               <w:rPr>
@@ -1895,6 +2361,9 @@
             <w:tcW w:type="dxa" w:w="2163"/>
           </w:tcPr>
           <w:p>
+            <w:pPr>
+              <w:spacing w:before="20" w:after="20"/>
+            </w:pPr>
             <w:r/>
             <w:r>
               <w:rPr>
@@ -1910,6 +2379,9 @@
             <w:tcW w:type="dxa" w:w="2163"/>
           </w:tcPr>
           <w:p>
+            <w:pPr>
+              <w:spacing w:before="20" w:after="20"/>
+            </w:pPr>
             <w:r/>
             <w:r>
               <w:rPr>
@@ -1925,6 +2397,9 @@
             <w:tcW w:type="dxa" w:w="2163"/>
           </w:tcPr>
           <w:p>
+            <w:pPr>
+              <w:spacing w:before="20" w:after="20"/>
+            </w:pPr>
             <w:r/>
             <w:r>
               <w:rPr>
@@ -1940,6 +2415,9 @@
             <w:tcW w:type="dxa" w:w="2163"/>
           </w:tcPr>
           <w:p>
+            <w:pPr>
+              <w:spacing w:before="20" w:after="20"/>
+            </w:pPr>
             <w:r/>
             <w:r>
               <w:rPr>
@@ -1956,6 +2434,9 @@
             <w:tcW w:type="dxa" w:w="2163"/>
           </w:tcPr>
           <w:p>
+            <w:pPr>
+              <w:spacing w:before="20" w:after="20"/>
+            </w:pPr>
             <w:r/>
             <w:r>
               <w:rPr>
@@ -1972,6 +2453,9 @@
             <w:tcW w:type="dxa" w:w="2163"/>
           </w:tcPr>
           <w:p>
+            <w:pPr>
+              <w:spacing w:before="20" w:after="20"/>
+            </w:pPr>
             <w:r/>
             <w:r>
               <w:rPr>
@@ -1987,6 +2471,9 @@
             <w:tcW w:type="dxa" w:w="2163"/>
           </w:tcPr>
           <w:p>
+            <w:pPr>
+              <w:spacing w:before="20" w:after="20"/>
+            </w:pPr>
             <w:r/>
             <w:r>
               <w:rPr>
@@ -2007,6 +2494,9 @@
             <w:tcW w:type="dxa" w:w="2163"/>
           </w:tcPr>
           <w:p>
+            <w:pPr>
+              <w:spacing w:before="20" w:after="20"/>
+            </w:pPr>
             <w:r/>
             <w:r>
               <w:rPr>
@@ -2022,6 +2512,9 @@
             <w:tcW w:type="dxa" w:w="2163"/>
           </w:tcPr>
           <w:p>
+            <w:pPr>
+              <w:spacing w:before="20" w:after="20"/>
+            </w:pPr>
             <w:r/>
             <w:r>
               <w:rPr>
@@ -2037,6 +2530,9 @@
             <w:tcW w:type="dxa" w:w="2163"/>
           </w:tcPr>
           <w:p>
+            <w:pPr>
+              <w:spacing w:before="20" w:after="20"/>
+            </w:pPr>
             <w:r/>
             <w:r>
               <w:rPr>
@@ -2052,6 +2548,9 @@
             <w:tcW w:type="dxa" w:w="2163"/>
           </w:tcPr>
           <w:p>
+            <w:pPr>
+              <w:spacing w:before="20" w:after="20"/>
+            </w:pPr>
             <w:r/>
             <w:r>
               <w:rPr>
@@ -2068,6 +2567,9 @@
             <w:tcW w:type="dxa" w:w="2163"/>
           </w:tcPr>
           <w:p>
+            <w:pPr>
+              <w:spacing w:before="20" w:after="20"/>
+            </w:pPr>
             <w:r/>
             <w:r>
               <w:rPr>
@@ -2084,6 +2586,9 @@
             <w:tcW w:type="dxa" w:w="2163"/>
           </w:tcPr>
           <w:p>
+            <w:pPr>
+              <w:spacing w:before="20" w:after="20"/>
+            </w:pPr>
             <w:r/>
             <w:r>
               <w:rPr>
@@ -2099,6 +2604,9 @@
             <w:tcW w:type="dxa" w:w="2163"/>
           </w:tcPr>
           <w:p>
+            <w:pPr>
+              <w:spacing w:before="20" w:after="20"/>
+            </w:pPr>
             <w:r/>
             <w:r>
               <w:rPr>
@@ -2119,6 +2627,9 @@
             <w:tcW w:type="dxa" w:w="2163"/>
           </w:tcPr>
           <w:p>
+            <w:pPr>
+              <w:spacing w:before="20" w:after="20"/>
+            </w:pPr>
             <w:r/>
             <w:r>
               <w:rPr>
@@ -2134,6 +2645,9 @@
             <w:tcW w:type="dxa" w:w="2163"/>
           </w:tcPr>
           <w:p>
+            <w:pPr>
+              <w:spacing w:before="20" w:after="20"/>
+            </w:pPr>
             <w:r/>
             <w:r>
               <w:rPr>
@@ -2149,6 +2663,9 @@
             <w:tcW w:type="dxa" w:w="2163"/>
           </w:tcPr>
           <w:p>
+            <w:pPr>
+              <w:spacing w:before="20" w:after="20"/>
+            </w:pPr>
             <w:r/>
             <w:r>
               <w:rPr>
@@ -2164,6 +2681,9 @@
             <w:tcW w:type="dxa" w:w="2163"/>
           </w:tcPr>
           <w:p>
+            <w:pPr>
+              <w:spacing w:before="20" w:after="20"/>
+            </w:pPr>
             <w:r/>
             <w:r>
               <w:rPr>
@@ -2180,6 +2700,9 @@
             <w:tcW w:type="dxa" w:w="2163"/>
           </w:tcPr>
           <w:p>
+            <w:pPr>
+              <w:spacing w:before="20" w:after="20"/>
+            </w:pPr>
             <w:r/>
             <w:r>
               <w:rPr>
@@ -2196,6 +2719,9 @@
             <w:tcW w:type="dxa" w:w="2163"/>
           </w:tcPr>
           <w:p>
+            <w:pPr>
+              <w:spacing w:before="20" w:after="20"/>
+            </w:pPr>
             <w:r/>
             <w:r>
               <w:rPr>
@@ -2211,6 +2737,9 @@
             <w:tcW w:type="dxa" w:w="2163"/>
           </w:tcPr>
           <w:p>
+            <w:pPr>
+              <w:spacing w:before="20" w:after="20"/>
+            </w:pPr>
             <w:r/>
             <w:r>
               <w:rPr>
@@ -2231,6 +2760,9 @@
             <w:tcW w:type="dxa" w:w="2163"/>
           </w:tcPr>
           <w:p>
+            <w:pPr>
+              <w:spacing w:before="20" w:after="20"/>
+            </w:pPr>
             <w:r>
               <w:rPr>
                 <w:b/>
@@ -2251,6 +2783,9 @@
             <w:tcW w:type="dxa" w:w="2163"/>
           </w:tcPr>
           <w:p>
+            <w:pPr>
+              <w:spacing w:before="20" w:after="20"/>
+            </w:pPr>
             <w:r>
               <w:rPr>
                 <w:b/>
@@ -2271,6 +2806,9 @@
             <w:tcW w:type="dxa" w:w="2163"/>
           </w:tcPr>
           <w:p>
+            <w:pPr>
+              <w:spacing w:before="20" w:after="20"/>
+            </w:pPr>
             <w:r/>
             <w:r>
               <w:rPr>
@@ -2286,6 +2824,9 @@
             <w:tcW w:type="dxa" w:w="2163"/>
           </w:tcPr>
           <w:p>
+            <w:pPr>
+              <w:spacing w:before="20" w:after="20"/>
+            </w:pPr>
             <w:r/>
             <w:r>
               <w:rPr>
@@ -2302,6 +2843,9 @@
             <w:tcW w:type="dxa" w:w="2163"/>
           </w:tcPr>
           <w:p>
+            <w:pPr>
+              <w:spacing w:before="20" w:after="20"/>
+            </w:pPr>
             <w:r/>
             <w:r>
               <w:rPr>
@@ -2318,6 +2862,9 @@
             <w:tcW w:type="dxa" w:w="2163"/>
           </w:tcPr>
           <w:p>
+            <w:pPr>
+              <w:spacing w:before="20" w:after="20"/>
+            </w:pPr>
             <w:r/>
             <w:r>
               <w:rPr>
@@ -2333,6 +2880,9 @@
             <w:tcW w:type="dxa" w:w="2163"/>
           </w:tcPr>
           <w:p>
+            <w:pPr>
+              <w:spacing w:before="20" w:after="20"/>
+            </w:pPr>
             <w:r/>
             <w:r>
               <w:rPr>
@@ -2353,6 +2903,9 @@
             <w:tcW w:type="dxa" w:w="2163"/>
           </w:tcPr>
           <w:p>
+            <w:pPr>
+              <w:spacing w:before="20" w:after="20"/>
+            </w:pPr>
             <w:r/>
             <w:r>
               <w:rPr>
@@ -2368,6 +2921,9 @@
             <w:tcW w:type="dxa" w:w="2163"/>
           </w:tcPr>
           <w:p>
+            <w:pPr>
+              <w:spacing w:before="20" w:after="20"/>
+            </w:pPr>
             <w:r/>
             <w:r>
               <w:rPr>
@@ -2383,6 +2939,9 @@
             <w:tcW w:type="dxa" w:w="2163"/>
           </w:tcPr>
           <w:p>
+            <w:pPr>
+              <w:spacing w:before="20" w:after="20"/>
+            </w:pPr>
             <w:r/>
             <w:r>
               <w:rPr>
@@ -2398,6 +2957,9 @@
             <w:tcW w:type="dxa" w:w="2163"/>
           </w:tcPr>
           <w:p>
+            <w:pPr>
+              <w:spacing w:before="20" w:after="20"/>
+            </w:pPr>
             <w:r/>
             <w:r>
               <w:rPr>
@@ -2414,6 +2976,9 @@
             <w:tcW w:type="dxa" w:w="2163"/>
           </w:tcPr>
           <w:p>
+            <w:pPr>
+              <w:spacing w:before="20" w:after="20"/>
+            </w:pPr>
             <w:r/>
             <w:r>
               <w:rPr>
@@ -2430,6 +2995,9 @@
             <w:tcW w:type="dxa" w:w="2163"/>
           </w:tcPr>
           <w:p>
+            <w:pPr>
+              <w:spacing w:before="20" w:after="20"/>
+            </w:pPr>
             <w:r/>
             <w:r>
               <w:rPr>
@@ -2445,6 +3013,9 @@
             <w:tcW w:type="dxa" w:w="2163"/>
           </w:tcPr>
           <w:p>
+            <w:pPr>
+              <w:spacing w:before="20" w:after="20"/>
+            </w:pPr>
             <w:r/>
             <w:r>
               <w:rPr>
@@ -2465,6 +3036,9 @@
             <w:tcW w:type="dxa" w:w="2163"/>
           </w:tcPr>
           <w:p>
+            <w:pPr>
+              <w:spacing w:before="20" w:after="20"/>
+            </w:pPr>
             <w:r/>
             <w:r>
               <w:rPr>
@@ -2480,6 +3054,9 @@
             <w:tcW w:type="dxa" w:w="2163"/>
           </w:tcPr>
           <w:p>
+            <w:pPr>
+              <w:spacing w:before="20" w:after="20"/>
+            </w:pPr>
             <w:r/>
             <w:r>
               <w:rPr>
@@ -2495,6 +3072,9 @@
             <w:tcW w:type="dxa" w:w="2163"/>
           </w:tcPr>
           <w:p>
+            <w:pPr>
+              <w:spacing w:before="20" w:after="20"/>
+            </w:pPr>
             <w:r/>
             <w:r>
               <w:rPr>
@@ -2510,6 +3090,9 @@
             <w:tcW w:type="dxa" w:w="2163"/>
           </w:tcPr>
           <w:p>
+            <w:pPr>
+              <w:spacing w:before="20" w:after="20"/>
+            </w:pPr>
             <w:r/>
             <w:r>
               <w:rPr>
@@ -2526,6 +3109,9 @@
             <w:tcW w:type="dxa" w:w="2163"/>
           </w:tcPr>
           <w:p>
+            <w:pPr>
+              <w:spacing w:before="20" w:after="20"/>
+            </w:pPr>
             <w:r/>
             <w:r>
               <w:rPr>
@@ -2542,6 +3128,9 @@
             <w:tcW w:type="dxa" w:w="2163"/>
           </w:tcPr>
           <w:p>
+            <w:pPr>
+              <w:spacing w:before="20" w:after="20"/>
+            </w:pPr>
             <w:r/>
             <w:r>
               <w:rPr>
@@ -2557,6 +3146,9 @@
             <w:tcW w:type="dxa" w:w="2163"/>
           </w:tcPr>
           <w:p>
+            <w:pPr>
+              <w:spacing w:before="20" w:after="20"/>
+            </w:pPr>
             <w:r/>
             <w:r>
               <w:rPr>
@@ -2577,6 +3169,9 @@
             <w:tcW w:type="dxa" w:w="2163"/>
           </w:tcPr>
           <w:p>
+            <w:pPr>
+              <w:spacing w:before="20" w:after="20"/>
+            </w:pPr>
             <w:r/>
             <w:r>
               <w:rPr>
@@ -2592,6 +3187,9 @@
             <w:tcW w:type="dxa" w:w="2163"/>
           </w:tcPr>
           <w:p>
+            <w:pPr>
+              <w:spacing w:before="20" w:after="20"/>
+            </w:pPr>
             <w:r/>
             <w:r>
               <w:rPr>
@@ -2607,6 +3205,9 @@
             <w:tcW w:type="dxa" w:w="2163"/>
           </w:tcPr>
           <w:p>
+            <w:pPr>
+              <w:spacing w:before="20" w:after="20"/>
+            </w:pPr>
             <w:r/>
             <w:r>
               <w:rPr>
@@ -2622,6 +3223,9 @@
             <w:tcW w:type="dxa" w:w="2163"/>
           </w:tcPr>
           <w:p>
+            <w:pPr>
+              <w:spacing w:before="20" w:after="20"/>
+            </w:pPr>
             <w:r/>
             <w:r>
               <w:rPr>
@@ -2638,6 +3242,9 @@
             <w:tcW w:type="dxa" w:w="2163"/>
           </w:tcPr>
           <w:p>
+            <w:pPr>
+              <w:spacing w:before="20" w:after="20"/>
+            </w:pPr>
             <w:r/>
             <w:r>
               <w:rPr>
@@ -2654,6 +3261,9 @@
             <w:tcW w:type="dxa" w:w="2163"/>
           </w:tcPr>
           <w:p>
+            <w:pPr>
+              <w:spacing w:before="20" w:after="20"/>
+            </w:pPr>
             <w:r/>
             <w:r>
               <w:rPr>
@@ -2669,6 +3279,9 @@
             <w:tcW w:type="dxa" w:w="2163"/>
           </w:tcPr>
           <w:p>
+            <w:pPr>
+              <w:spacing w:before="20" w:after="20"/>
+            </w:pPr>
             <w:r/>
             <w:r>
               <w:rPr>
@@ -2689,6 +3302,9 @@
             <w:tcW w:type="dxa" w:w="2163"/>
           </w:tcPr>
           <w:p>
+            <w:pPr>
+              <w:spacing w:before="20" w:after="20"/>
+            </w:pPr>
             <w:r/>
             <w:r>
               <w:rPr>
@@ -2704,6 +3320,9 @@
             <w:tcW w:type="dxa" w:w="2163"/>
           </w:tcPr>
           <w:p>
+            <w:pPr>
+              <w:spacing w:before="20" w:after="20"/>
+            </w:pPr>
             <w:r/>
             <w:r>
               <w:rPr>
@@ -2719,6 +3338,9 @@
             <w:tcW w:type="dxa" w:w="2163"/>
           </w:tcPr>
           <w:p>
+            <w:pPr>
+              <w:spacing w:before="20" w:after="20"/>
+            </w:pPr>
             <w:r/>
             <w:r>
               <w:rPr>
@@ -2734,6 +3356,9 @@
             <w:tcW w:type="dxa" w:w="2163"/>
           </w:tcPr>
           <w:p>
+            <w:pPr>
+              <w:spacing w:before="20" w:after="20"/>
+            </w:pPr>
             <w:r/>
             <w:r>
               <w:rPr>
@@ -2750,6 +3375,9 @@
             <w:tcW w:type="dxa" w:w="2163"/>
           </w:tcPr>
           <w:p>
+            <w:pPr>
+              <w:spacing w:before="20" w:after="20"/>
+            </w:pPr>
             <w:r/>
             <w:r>
               <w:rPr>
@@ -2766,6 +3394,9 @@
             <w:tcW w:type="dxa" w:w="2163"/>
           </w:tcPr>
           <w:p>
+            <w:pPr>
+              <w:spacing w:before="20" w:after="20"/>
+            </w:pPr>
             <w:r/>
             <w:r>
               <w:rPr>
@@ -2781,6 +3412,9 @@
             <w:tcW w:type="dxa" w:w="2163"/>
           </w:tcPr>
           <w:p>
+            <w:pPr>
+              <w:spacing w:before="20" w:after="20"/>
+            </w:pPr>
             <w:r/>
             <w:r>
               <w:rPr>
@@ -2801,6 +3435,9 @@
             <w:tcW w:type="dxa" w:w="2163"/>
           </w:tcPr>
           <w:p>
+            <w:pPr>
+              <w:spacing w:before="20" w:after="20"/>
+            </w:pPr>
             <w:r>
               <w:rPr>
                 <w:b/>
@@ -2821,6 +3458,9 @@
             <w:tcW w:type="dxa" w:w="2163"/>
           </w:tcPr>
           <w:p>
+            <w:pPr>
+              <w:spacing w:before="20" w:after="20"/>
+            </w:pPr>
             <w:r>
               <w:rPr>
                 <w:b/>
@@ -2841,6 +3481,9 @@
             <w:tcW w:type="dxa" w:w="2163"/>
           </w:tcPr>
           <w:p>
+            <w:pPr>
+              <w:spacing w:before="20" w:after="20"/>
+            </w:pPr>
             <w:r/>
             <w:r>
               <w:rPr>
@@ -2856,6 +3499,9 @@
             <w:tcW w:type="dxa" w:w="2163"/>
           </w:tcPr>
           <w:p>
+            <w:pPr>
+              <w:spacing w:before="20" w:after="20"/>
+            </w:pPr>
             <w:r/>
             <w:r>
               <w:rPr>
@@ -2872,6 +3518,9 @@
             <w:tcW w:type="dxa" w:w="2163"/>
           </w:tcPr>
           <w:p>
+            <w:pPr>
+              <w:spacing w:before="20" w:after="20"/>
+            </w:pPr>
             <w:r/>
             <w:r>
               <w:rPr>
@@ -2888,6 +3537,9 @@
             <w:tcW w:type="dxa" w:w="2163"/>
           </w:tcPr>
           <w:p>
+            <w:pPr>
+              <w:spacing w:before="20" w:after="20"/>
+            </w:pPr>
             <w:r/>
             <w:r>
               <w:rPr>
@@ -2903,6 +3555,9 @@
             <w:tcW w:type="dxa" w:w="2163"/>
           </w:tcPr>
           <w:p>
+            <w:pPr>
+              <w:spacing w:before="20" w:after="20"/>
+            </w:pPr>
             <w:r/>
             <w:r>
               <w:rPr>
@@ -2923,6 +3578,9 @@
             <w:tcW w:type="dxa" w:w="2163"/>
           </w:tcPr>
           <w:p>
+            <w:pPr>
+              <w:spacing w:before="20" w:after="20"/>
+            </w:pPr>
             <w:r/>
             <w:r>
               <w:rPr>
@@ -2938,6 +3596,9 @@
             <w:tcW w:type="dxa" w:w="2163"/>
           </w:tcPr>
           <w:p>
+            <w:pPr>
+              <w:spacing w:before="20" w:after="20"/>
+            </w:pPr>
             <w:r/>
             <w:r>
               <w:rPr>
@@ -2953,6 +3614,9 @@
             <w:tcW w:type="dxa" w:w="2163"/>
           </w:tcPr>
           <w:p>
+            <w:pPr>
+              <w:spacing w:before="20" w:after="20"/>
+            </w:pPr>
             <w:r/>
             <w:r>
               <w:rPr>
@@ -2968,6 +3632,9 @@
             <w:tcW w:type="dxa" w:w="2163"/>
           </w:tcPr>
           <w:p>
+            <w:pPr>
+              <w:spacing w:before="20" w:after="20"/>
+            </w:pPr>
             <w:r/>
             <w:r>
               <w:rPr>
@@ -2984,6 +3651,9 @@
             <w:tcW w:type="dxa" w:w="2163"/>
           </w:tcPr>
           <w:p>
+            <w:pPr>
+              <w:spacing w:before="20" w:after="20"/>
+            </w:pPr>
             <w:r/>
             <w:r>
               <w:rPr>
@@ -3000,6 +3670,9 @@
             <w:tcW w:type="dxa" w:w="2163"/>
           </w:tcPr>
           <w:p>
+            <w:pPr>
+              <w:spacing w:before="20" w:after="20"/>
+            </w:pPr>
             <w:r/>
             <w:r>
               <w:rPr>
@@ -3015,6 +3688,9 @@
             <w:tcW w:type="dxa" w:w="2163"/>
           </w:tcPr>
           <w:p>
+            <w:pPr>
+              <w:spacing w:before="20" w:after="20"/>
+            </w:pPr>
             <w:r/>
             <w:r>
               <w:rPr>
@@ -3035,6 +3711,9 @@
             <w:tcW w:type="dxa" w:w="2163"/>
           </w:tcPr>
           <w:p>
+            <w:pPr>
+              <w:spacing w:before="20" w:after="20"/>
+            </w:pPr>
             <w:r/>
             <w:r>
               <w:rPr>
@@ -3050,6 +3729,9 @@
             <w:tcW w:type="dxa" w:w="2163"/>
           </w:tcPr>
           <w:p>
+            <w:pPr>
+              <w:spacing w:before="20" w:after="20"/>
+            </w:pPr>
             <w:r/>
             <w:r>
               <w:rPr>
@@ -3065,6 +3747,9 @@
             <w:tcW w:type="dxa" w:w="2163"/>
           </w:tcPr>
           <w:p>
+            <w:pPr>
+              <w:spacing w:before="20" w:after="20"/>
+            </w:pPr>
             <w:r/>
             <w:r>
               <w:rPr>
@@ -3080,6 +3765,9 @@
             <w:tcW w:type="dxa" w:w="2163"/>
           </w:tcPr>
           <w:p>
+            <w:pPr>
+              <w:spacing w:before="20" w:after="20"/>
+            </w:pPr>
             <w:r/>
             <w:r>
               <w:rPr>
@@ -3096,6 +3784,9 @@
             <w:tcW w:type="dxa" w:w="2163"/>
           </w:tcPr>
           <w:p>
+            <w:pPr>
+              <w:spacing w:before="20" w:after="20"/>
+            </w:pPr>
             <w:r/>
             <w:r>
               <w:rPr>
@@ -3112,6 +3803,9 @@
             <w:tcW w:type="dxa" w:w="2163"/>
           </w:tcPr>
           <w:p>
+            <w:pPr>
+              <w:spacing w:before="20" w:after="20"/>
+            </w:pPr>
             <w:r/>
             <w:r>
               <w:rPr>
@@ -3127,6 +3821,9 @@
             <w:tcW w:type="dxa" w:w="2163"/>
           </w:tcPr>
           <w:p>
+            <w:pPr>
+              <w:spacing w:before="20" w:after="20"/>
+            </w:pPr>
             <w:r/>
             <w:r>
               <w:rPr>
@@ -3147,6 +3844,9 @@
             <w:tcW w:type="dxa" w:w="2163"/>
           </w:tcPr>
           <w:p>
+            <w:pPr>
+              <w:spacing w:before="20" w:after="20"/>
+            </w:pPr>
             <w:r/>
             <w:r>
               <w:rPr>
@@ -3162,6 +3862,9 @@
             <w:tcW w:type="dxa" w:w="2163"/>
           </w:tcPr>
           <w:p>
+            <w:pPr>
+              <w:spacing w:before="20" w:after="20"/>
+            </w:pPr>
             <w:r/>
             <w:r>
               <w:rPr>
@@ -3177,6 +3880,9 @@
             <w:tcW w:type="dxa" w:w="2163"/>
           </w:tcPr>
           <w:p>
+            <w:pPr>
+              <w:spacing w:before="20" w:after="20"/>
+            </w:pPr>
             <w:r/>
             <w:r>
               <w:rPr>
@@ -3192,6 +3898,9 @@
             <w:tcW w:type="dxa" w:w="2163"/>
           </w:tcPr>
           <w:p>
+            <w:pPr>
+              <w:spacing w:before="20" w:after="20"/>
+            </w:pPr>
             <w:r/>
             <w:r>
               <w:rPr>
@@ -3208,6 +3917,9 @@
             <w:tcW w:type="dxa" w:w="2163"/>
           </w:tcPr>
           <w:p>
+            <w:pPr>
+              <w:spacing w:before="20" w:after="20"/>
+            </w:pPr>
             <w:r/>
             <w:r>
               <w:rPr>
@@ -3224,6 +3936,9 @@
             <w:tcW w:type="dxa" w:w="2163"/>
           </w:tcPr>
           <w:p>
+            <w:pPr>
+              <w:spacing w:before="20" w:after="20"/>
+            </w:pPr>
             <w:r/>
             <w:r>
               <w:rPr>
@@ -3239,6 +3954,9 @@
             <w:tcW w:type="dxa" w:w="2163"/>
           </w:tcPr>
           <w:p>
+            <w:pPr>
+              <w:spacing w:before="20" w:after="20"/>
+            </w:pPr>
             <w:r/>
             <w:r>
               <w:rPr>
@@ -3259,6 +3977,9 @@
             <w:tcW w:type="dxa" w:w="2163"/>
           </w:tcPr>
           <w:p>
+            <w:pPr>
+              <w:spacing w:before="20" w:after="20"/>
+            </w:pPr>
             <w:r/>
             <w:r>
               <w:rPr>
@@ -3274,6 +3995,9 @@
             <w:tcW w:type="dxa" w:w="2163"/>
           </w:tcPr>
           <w:p>
+            <w:pPr>
+              <w:spacing w:before="20" w:after="20"/>
+            </w:pPr>
             <w:r/>
             <w:r>
               <w:rPr>
@@ -3289,6 +4013,9 @@
             <w:tcW w:type="dxa" w:w="2163"/>
           </w:tcPr>
           <w:p>
+            <w:pPr>
+              <w:spacing w:before="20" w:after="20"/>
+            </w:pPr>
             <w:r/>
             <w:r>
               <w:rPr>
@@ -3304,6 +4031,9 @@
             <w:tcW w:type="dxa" w:w="2163"/>
           </w:tcPr>
           <w:p>
+            <w:pPr>
+              <w:spacing w:before="20" w:after="20"/>
+            </w:pPr>
             <w:r/>
             <w:r>
               <w:rPr>
@@ -3320,6 +4050,9 @@
             <w:tcW w:type="dxa" w:w="2163"/>
           </w:tcPr>
           <w:p>
+            <w:pPr>
+              <w:spacing w:before="20" w:after="20"/>
+            </w:pPr>
             <w:r/>
             <w:r>
               <w:rPr>
@@ -3336,6 +4069,9 @@
             <w:tcW w:type="dxa" w:w="2163"/>
           </w:tcPr>
           <w:p>
+            <w:pPr>
+              <w:spacing w:before="20" w:after="20"/>
+            </w:pPr>
             <w:r/>
             <w:r>
               <w:rPr>
@@ -3351,6 +4087,9 @@
             <w:tcW w:type="dxa" w:w="2163"/>
           </w:tcPr>
           <w:p>
+            <w:pPr>
+              <w:spacing w:before="20" w:after="20"/>
+            </w:pPr>
             <w:r/>
             <w:r>
               <w:rPr>

--- a/docx/ru/BUFR_TableD_ru_00.docx
+++ b/docx/ru/BUFR_TableD_ru_00.docx
@@ -15,6 +15,2963 @@
         <w:t>Категория 00: Последовательности позиций таблицы кода BUFR</w:t>
       </w:r>
     </w:p>
+    <w:p>
+      <w:r>
+        <w:rPr>
+          <w:rFonts w:ascii="Verdana" w:hAnsi="Verdana"/>
+          <w:b/>
+          <w:sz w:val="18"/>
+        </w:rPr>
+        <w:t>3 00 002</w:t>
+      </w:r>
+    </w:p>
+    <w:tbl>
+      <w:tblPr>
+        <w:tblStyle w:val="TableGrid"/>
+        <w:tblW w:type="auto" w:w="0"/>
+        <w:jc w:val="left"/>
+        <w:tblLook w:firstColumn="1" w:firstRow="1" w:lastColumn="0" w:lastRow="0" w:noHBand="0" w:noVBand="1" w:val="04A0"/>
+        <w:tblBorders>
+          <w:top w:val="single" w:sz="4" w:space="0" w:color="595959"/>
+          <w:left w:val="single" w:sz="4" w:space="0" w:color="595959"/>
+          <w:bottom w:val="single" w:sz="4" w:space="0" w:color="595959"/>
+          <w:right w:val="single" w:sz="4" w:space="0" w:color="595959"/>
+          <w:insideH w:val="single" w:sz="4" w:space="0" w:color="595959"/>
+          <w:insideV w:val="single" w:sz="4" w:space="0" w:color="595959"/>
+        </w:tblBorders>
+        <w:tblCellMar>
+          <w:top w:w="85" w:type="dxa"/>
+          <w:left w:w="85" w:type="dxa"/>
+          <w:bottom w:w="85" w:type="dxa"/>
+          <w:right w:w="85" w:type="dxa"/>
+        </w:tblCellMar>
+      </w:tblPr>
+      <w:tblGrid>
+        <w:gridCol w:w="3784"/>
+        <w:gridCol w:w="3784"/>
+        <w:gridCol w:w="3784"/>
+        <w:gridCol w:w="3784"/>
+      </w:tblGrid>
+      <w:tr>
+        <w:trPr>
+          <w:tblHeader/>
+        </w:trPr>
+        <w:tc>
+          <w:tcPr>
+            <w:tcW w:type="dxa" w:w="3784"/>
+            <w:shd w:val="clear" w:color="auto" w:fill="D9D9D9"/>
+          </w:tcPr>
+          <w:p>
+            <w:pPr>
+              <w:spacing w:before="20" w:after="20"/>
+            </w:pPr>
+            <w:r/>
+            <w:r>
+              <w:rPr>
+                <w:rFonts w:ascii="Verdana" w:hAnsi="Verdana"/>
+                <w:b w:val="0"/>
+                <w:sz w:val="16"/>
+              </w:rPr>
+              <w:t>ТАБЛИЧНЫЕ ССЫЛКИ</w:t>
+            </w:r>
+          </w:p>
+        </w:tc>
+        <w:tc>
+          <w:tcPr>
+            <w:tcW w:type="dxa" w:w="3784"/>
+            <w:shd w:val="clear" w:color="auto" w:fill="D9D9D9"/>
+          </w:tcPr>
+          <w:p>
+            <w:pPr>
+              <w:spacing w:before="20" w:after="20"/>
+            </w:pPr>
+            <w:r/>
+            <w:r>
+              <w:rPr>
+                <w:rFonts w:ascii="Verdana" w:hAnsi="Verdana"/>
+                <w:b w:val="0"/>
+                <w:sz w:val="16"/>
+              </w:rPr>
+              <w:t>НАЗВАНИЕ ЭЛЕМЕНТА</w:t>
+            </w:r>
+          </w:p>
+        </w:tc>
+        <w:tc>
+          <w:tcPr>
+            <w:tcW w:type="dxa" w:w="3784"/>
+            <w:shd w:val="clear" w:color="auto" w:fill="D9D9D9"/>
+          </w:tcPr>
+          <w:p>
+            <w:pPr>
+              <w:spacing w:before="20" w:after="20"/>
+            </w:pPr>
+            <w:r/>
+            <w:r>
+              <w:rPr>
+                <w:rFonts w:ascii="Verdana" w:hAnsi="Verdana"/>
+                <w:b w:val="0"/>
+                <w:sz w:val="16"/>
+              </w:rPr>
+              <w:t>ОПИСАНИЕ ЭЛЕМЕНТА</w:t>
+            </w:r>
+          </w:p>
+        </w:tc>
+        <w:tc>
+          <w:tcPr>
+            <w:tcW w:type="dxa" w:w="3784"/>
+            <w:shd w:val="clear" w:color="auto" w:fill="D9D9D9"/>
+          </w:tcPr>
+          <w:p>
+            <w:pPr>
+              <w:spacing w:before="20" w:after="20"/>
+            </w:pPr>
+            <w:r/>
+            <w:r>
+              <w:rPr>
+                <w:rFonts w:ascii="Verdana" w:hAnsi="Verdana"/>
+                <w:b w:val="0"/>
+                <w:sz w:val="16"/>
+              </w:rPr>
+              <w:t>ПРИМЕЧАНИЕ</w:t>
+            </w:r>
+          </w:p>
+        </w:tc>
+      </w:tr>
+      <w:tr>
+        <w:trPr>
+          <w:cantSplit/>
+        </w:trPr>
+        <w:tc>
+          <w:tcPr>
+            <w:tcW w:type="dxa" w:w="3784"/>
+          </w:tcPr>
+          <w:p>
+            <w:pPr>
+              <w:spacing w:before="20" w:after="20"/>
+            </w:pPr>
+            <w:r/>
+            <w:r>
+              <w:rPr>
+                <w:rFonts w:ascii="Verdana" w:hAnsi="Verdana"/>
+                <w:b w:val="0"/>
+                <w:sz w:val="16"/>
+              </w:rPr>
+              <w:t>0 00 002</w:t>
+            </w:r>
+          </w:p>
+        </w:tc>
+        <w:tc>
+          <w:tcPr>
+            <w:tcW w:type="dxa" w:w="3784"/>
+          </w:tcPr>
+          <w:p>
+            <w:pPr>
+              <w:spacing w:before="20" w:after="20"/>
+            </w:pPr>
+            <w:r/>
+            <w:r>
+              <w:rPr>
+                <w:rFonts w:ascii="Verdana" w:hAnsi="Verdana"/>
+                <w:b w:val="0"/>
+                <w:sz w:val="16"/>
+              </w:rPr>
+              <w:t>Таблица А: описание категории данных, строка 1</w:t>
+            </w:r>
+          </w:p>
+        </w:tc>
+        <w:tc>
+          <w:tcPr>
+            <w:tcW w:type="dxa" w:w="3784"/>
+          </w:tcPr>
+          <w:p>
+            <w:pPr>
+              <w:spacing w:before="20" w:after="20"/>
+            </w:pPr>
+            <w:r/>
+            <w:r>
+              <w:rPr>
+                <w:rFonts w:ascii="Verdana" w:hAnsi="Verdana"/>
+                <w:b w:val="0"/>
+                <w:sz w:val="16"/>
+              </w:rPr>
+            </w:r>
+          </w:p>
+        </w:tc>
+        <w:tc>
+          <w:tcPr>
+            <w:tcW w:type="dxa" w:w="3784"/>
+          </w:tcPr>
+          <w:p>
+            <w:pPr>
+              <w:spacing w:before="20" w:after="20"/>
+            </w:pPr>
+            <w:r/>
+            <w:r>
+              <w:rPr>
+                <w:rFonts w:ascii="Verdana" w:hAnsi="Verdana"/>
+                <w:b w:val="0"/>
+                <w:sz w:val="16"/>
+              </w:rPr>
+            </w:r>
+          </w:p>
+        </w:tc>
+      </w:tr>
+      <w:tr>
+        <w:trPr>
+          <w:cantSplit/>
+        </w:trPr>
+        <w:tc>
+          <w:tcPr>
+            <w:tcW w:type="dxa" w:w="3784"/>
+          </w:tcPr>
+          <w:p>
+            <w:pPr>
+              <w:spacing w:before="20" w:after="20"/>
+            </w:pPr>
+            <w:r/>
+            <w:r>
+              <w:rPr>
+                <w:rFonts w:ascii="Verdana" w:hAnsi="Verdana"/>
+                <w:b w:val="0"/>
+                <w:sz w:val="16"/>
+              </w:rPr>
+              <w:t>0 00 003</w:t>
+            </w:r>
+          </w:p>
+        </w:tc>
+        <w:tc>
+          <w:tcPr>
+            <w:tcW w:type="dxa" w:w="3784"/>
+          </w:tcPr>
+          <w:p>
+            <w:pPr>
+              <w:spacing w:before="20" w:after="20"/>
+            </w:pPr>
+            <w:r/>
+            <w:r>
+              <w:rPr>
+                <w:rFonts w:ascii="Verdana" w:hAnsi="Verdana"/>
+                <w:b w:val="0"/>
+                <w:sz w:val="16"/>
+              </w:rPr>
+              <w:t>Таблица А: описание категории данных, строка 2</w:t>
+            </w:r>
+          </w:p>
+        </w:tc>
+        <w:tc>
+          <w:tcPr>
+            <w:tcW w:type="dxa" w:w="3784"/>
+          </w:tcPr>
+          <w:p>
+            <w:pPr>
+              <w:spacing w:before="20" w:after="20"/>
+            </w:pPr>
+            <w:r/>
+            <w:r>
+              <w:rPr>
+                <w:rFonts w:ascii="Verdana" w:hAnsi="Verdana"/>
+                <w:b w:val="0"/>
+                <w:sz w:val="16"/>
+              </w:rPr>
+            </w:r>
+          </w:p>
+        </w:tc>
+        <w:tc>
+          <w:tcPr>
+            <w:tcW w:type="dxa" w:w="3784"/>
+          </w:tcPr>
+          <w:p>
+            <w:pPr>
+              <w:spacing w:before="20" w:after="20"/>
+            </w:pPr>
+            <w:r/>
+            <w:r>
+              <w:rPr>
+                <w:rFonts w:ascii="Verdana" w:hAnsi="Verdana"/>
+                <w:b w:val="0"/>
+                <w:sz w:val="16"/>
+              </w:rPr>
+            </w:r>
+          </w:p>
+        </w:tc>
+      </w:tr>
+    </w:tbl>
+    <w:p/>
+    <w:p>
+      <w:r>
+        <w:rPr>
+          <w:rFonts w:ascii="Verdana" w:hAnsi="Verdana"/>
+          <w:b/>
+          <w:sz w:val="18"/>
+        </w:rPr>
+        <w:t>3 00 003 (Добавить или определить дескриптор F, X, Y)</w:t>
+      </w:r>
+    </w:p>
+    <w:tbl>
+      <w:tblPr>
+        <w:tblStyle w:val="TableGrid"/>
+        <w:tblW w:type="auto" w:w="0"/>
+        <w:jc w:val="left"/>
+        <w:tblLook w:firstColumn="1" w:firstRow="1" w:lastColumn="0" w:lastRow="0" w:noHBand="0" w:noVBand="1" w:val="04A0"/>
+        <w:tblBorders>
+          <w:top w:val="single" w:sz="4" w:space="0" w:color="595959"/>
+          <w:left w:val="single" w:sz="4" w:space="0" w:color="595959"/>
+          <w:bottom w:val="single" w:sz="4" w:space="0" w:color="595959"/>
+          <w:right w:val="single" w:sz="4" w:space="0" w:color="595959"/>
+          <w:insideH w:val="single" w:sz="4" w:space="0" w:color="595959"/>
+          <w:insideV w:val="single" w:sz="4" w:space="0" w:color="595959"/>
+        </w:tblBorders>
+        <w:tblCellMar>
+          <w:top w:w="85" w:type="dxa"/>
+          <w:left w:w="85" w:type="dxa"/>
+          <w:bottom w:w="85" w:type="dxa"/>
+          <w:right w:w="85" w:type="dxa"/>
+        </w:tblCellMar>
+      </w:tblPr>
+      <w:tblGrid>
+        <w:gridCol w:w="3784"/>
+        <w:gridCol w:w="3784"/>
+        <w:gridCol w:w="3784"/>
+        <w:gridCol w:w="3784"/>
+      </w:tblGrid>
+      <w:tr>
+        <w:trPr>
+          <w:tblHeader/>
+        </w:trPr>
+        <w:tc>
+          <w:tcPr>
+            <w:tcW w:type="dxa" w:w="3784"/>
+            <w:shd w:val="clear" w:color="auto" w:fill="D9D9D9"/>
+          </w:tcPr>
+          <w:p>
+            <w:pPr>
+              <w:spacing w:before="20" w:after="20"/>
+            </w:pPr>
+            <w:r/>
+            <w:r>
+              <w:rPr>
+                <w:rFonts w:ascii="Verdana" w:hAnsi="Verdana"/>
+                <w:b w:val="0"/>
+                <w:sz w:val="16"/>
+              </w:rPr>
+              <w:t>ТАБЛИЧНЫЕ ССЫЛКИ</w:t>
+            </w:r>
+          </w:p>
+        </w:tc>
+        <w:tc>
+          <w:tcPr>
+            <w:tcW w:type="dxa" w:w="3784"/>
+            <w:shd w:val="clear" w:color="auto" w:fill="D9D9D9"/>
+          </w:tcPr>
+          <w:p>
+            <w:pPr>
+              <w:spacing w:before="20" w:after="20"/>
+            </w:pPr>
+            <w:r/>
+            <w:r>
+              <w:rPr>
+                <w:rFonts w:ascii="Verdana" w:hAnsi="Verdana"/>
+                <w:b w:val="0"/>
+                <w:sz w:val="16"/>
+              </w:rPr>
+              <w:t>НАЗВАНИЕ ЭЛЕМЕНТА</w:t>
+            </w:r>
+          </w:p>
+        </w:tc>
+        <w:tc>
+          <w:tcPr>
+            <w:tcW w:type="dxa" w:w="3784"/>
+            <w:shd w:val="clear" w:color="auto" w:fill="D9D9D9"/>
+          </w:tcPr>
+          <w:p>
+            <w:pPr>
+              <w:spacing w:before="20" w:after="20"/>
+            </w:pPr>
+            <w:r/>
+            <w:r>
+              <w:rPr>
+                <w:rFonts w:ascii="Verdana" w:hAnsi="Verdana"/>
+                <w:b w:val="0"/>
+                <w:sz w:val="16"/>
+              </w:rPr>
+              <w:t>ОПИСАНИЕ ЭЛЕМЕНТА</w:t>
+            </w:r>
+          </w:p>
+        </w:tc>
+        <w:tc>
+          <w:tcPr>
+            <w:tcW w:type="dxa" w:w="3784"/>
+            <w:shd w:val="clear" w:color="auto" w:fill="D9D9D9"/>
+          </w:tcPr>
+          <w:p>
+            <w:pPr>
+              <w:spacing w:before="20" w:after="20"/>
+            </w:pPr>
+            <w:r/>
+            <w:r>
+              <w:rPr>
+                <w:rFonts w:ascii="Verdana" w:hAnsi="Verdana"/>
+                <w:b w:val="0"/>
+                <w:sz w:val="16"/>
+              </w:rPr>
+              <w:t>ПРИМЕЧАНИЕ</w:t>
+            </w:r>
+          </w:p>
+        </w:tc>
+      </w:tr>
+      <w:tr>
+        <w:trPr>
+          <w:cantSplit/>
+        </w:trPr>
+        <w:tc>
+          <w:tcPr>
+            <w:tcW w:type="dxa" w:w="3784"/>
+          </w:tcPr>
+          <w:p>
+            <w:pPr>
+              <w:spacing w:before="20" w:after="20"/>
+            </w:pPr>
+            <w:r/>
+            <w:r>
+              <w:rPr>
+                <w:rFonts w:ascii="Verdana" w:hAnsi="Verdana"/>
+                <w:b w:val="0"/>
+                <w:sz w:val="16"/>
+              </w:rPr>
+              <w:t>0 00 010</w:t>
+            </w:r>
+          </w:p>
+        </w:tc>
+        <w:tc>
+          <w:tcPr>
+            <w:tcW w:type="dxa" w:w="3784"/>
+          </w:tcPr>
+          <w:p>
+            <w:pPr>
+              <w:spacing w:before="20" w:after="20"/>
+            </w:pPr>
+            <w:r/>
+            <w:r>
+              <w:rPr>
+                <w:rFonts w:ascii="Verdana" w:hAnsi="Verdana"/>
+                <w:b w:val="0"/>
+                <w:sz w:val="16"/>
+              </w:rPr>
+              <w:t>Добавить или определить дескриптор F</w:t>
+            </w:r>
+          </w:p>
+        </w:tc>
+        <w:tc>
+          <w:tcPr>
+            <w:tcW w:type="dxa" w:w="3784"/>
+          </w:tcPr>
+          <w:p>
+            <w:pPr>
+              <w:spacing w:before="20" w:after="20"/>
+            </w:pPr>
+            <w:r/>
+            <w:r>
+              <w:rPr>
+                <w:rFonts w:ascii="Verdana" w:hAnsi="Verdana"/>
+                <w:b w:val="0"/>
+                <w:sz w:val="16"/>
+              </w:rPr>
+            </w:r>
+          </w:p>
+        </w:tc>
+        <w:tc>
+          <w:tcPr>
+            <w:tcW w:type="dxa" w:w="3784"/>
+          </w:tcPr>
+          <w:p>
+            <w:pPr>
+              <w:spacing w:before="20" w:after="20"/>
+            </w:pPr>
+            <w:r/>
+            <w:r>
+              <w:rPr>
+                <w:rFonts w:ascii="Verdana" w:hAnsi="Verdana"/>
+                <w:b w:val="0"/>
+                <w:sz w:val="16"/>
+              </w:rPr>
+            </w:r>
+          </w:p>
+        </w:tc>
+      </w:tr>
+      <w:tr>
+        <w:trPr>
+          <w:cantSplit/>
+        </w:trPr>
+        <w:tc>
+          <w:tcPr>
+            <w:tcW w:type="dxa" w:w="3784"/>
+          </w:tcPr>
+          <w:p>
+            <w:pPr>
+              <w:spacing w:before="20" w:after="20"/>
+            </w:pPr>
+            <w:r/>
+            <w:r>
+              <w:rPr>
+                <w:rFonts w:ascii="Verdana" w:hAnsi="Verdana"/>
+                <w:b w:val="0"/>
+                <w:sz w:val="16"/>
+              </w:rPr>
+              <w:t>0 00 011</w:t>
+            </w:r>
+          </w:p>
+        </w:tc>
+        <w:tc>
+          <w:tcPr>
+            <w:tcW w:type="dxa" w:w="3784"/>
+          </w:tcPr>
+          <w:p>
+            <w:pPr>
+              <w:spacing w:before="20" w:after="20"/>
+            </w:pPr>
+            <w:r/>
+            <w:r>
+              <w:rPr>
+                <w:rFonts w:ascii="Verdana" w:hAnsi="Verdana"/>
+                <w:b w:val="0"/>
+                <w:sz w:val="16"/>
+              </w:rPr>
+              <w:t>Добавить или определить дескриптор X</w:t>
+            </w:r>
+          </w:p>
+        </w:tc>
+        <w:tc>
+          <w:tcPr>
+            <w:tcW w:type="dxa" w:w="3784"/>
+          </w:tcPr>
+          <w:p>
+            <w:pPr>
+              <w:spacing w:before="20" w:after="20"/>
+            </w:pPr>
+            <w:r/>
+            <w:r>
+              <w:rPr>
+                <w:rFonts w:ascii="Verdana" w:hAnsi="Verdana"/>
+                <w:b w:val="0"/>
+                <w:sz w:val="16"/>
+              </w:rPr>
+            </w:r>
+          </w:p>
+        </w:tc>
+        <w:tc>
+          <w:tcPr>
+            <w:tcW w:type="dxa" w:w="3784"/>
+          </w:tcPr>
+          <w:p>
+            <w:pPr>
+              <w:spacing w:before="20" w:after="20"/>
+            </w:pPr>
+            <w:r/>
+            <w:r>
+              <w:rPr>
+                <w:rFonts w:ascii="Verdana" w:hAnsi="Verdana"/>
+                <w:b w:val="0"/>
+                <w:sz w:val="16"/>
+              </w:rPr>
+            </w:r>
+          </w:p>
+        </w:tc>
+      </w:tr>
+      <w:tr>
+        <w:trPr>
+          <w:cantSplit/>
+        </w:trPr>
+        <w:tc>
+          <w:tcPr>
+            <w:tcW w:type="dxa" w:w="3784"/>
+          </w:tcPr>
+          <w:p>
+            <w:pPr>
+              <w:spacing w:before="20" w:after="20"/>
+            </w:pPr>
+            <w:r/>
+            <w:r>
+              <w:rPr>
+                <w:rFonts w:ascii="Verdana" w:hAnsi="Verdana"/>
+                <w:b w:val="0"/>
+                <w:sz w:val="16"/>
+              </w:rPr>
+              <w:t>0 00 012</w:t>
+            </w:r>
+          </w:p>
+        </w:tc>
+        <w:tc>
+          <w:tcPr>
+            <w:tcW w:type="dxa" w:w="3784"/>
+          </w:tcPr>
+          <w:p>
+            <w:pPr>
+              <w:spacing w:before="20" w:after="20"/>
+            </w:pPr>
+            <w:r/>
+            <w:r>
+              <w:rPr>
+                <w:rFonts w:ascii="Verdana" w:hAnsi="Verdana"/>
+                <w:b w:val="0"/>
+                <w:sz w:val="16"/>
+              </w:rPr>
+              <w:t>Добавить или определить дескриптор Y</w:t>
+            </w:r>
+          </w:p>
+        </w:tc>
+        <w:tc>
+          <w:tcPr>
+            <w:tcW w:type="dxa" w:w="3784"/>
+          </w:tcPr>
+          <w:p>
+            <w:pPr>
+              <w:spacing w:before="20" w:after="20"/>
+            </w:pPr>
+            <w:r/>
+            <w:r>
+              <w:rPr>
+                <w:rFonts w:ascii="Verdana" w:hAnsi="Verdana"/>
+                <w:b w:val="0"/>
+                <w:sz w:val="16"/>
+              </w:rPr>
+            </w:r>
+          </w:p>
+        </w:tc>
+        <w:tc>
+          <w:tcPr>
+            <w:tcW w:type="dxa" w:w="3784"/>
+          </w:tcPr>
+          <w:p>
+            <w:pPr>
+              <w:spacing w:before="20" w:after="20"/>
+            </w:pPr>
+            <w:r/>
+            <w:r>
+              <w:rPr>
+                <w:rFonts w:ascii="Verdana" w:hAnsi="Verdana"/>
+                <w:b w:val="0"/>
+                <w:sz w:val="16"/>
+              </w:rPr>
+            </w:r>
+          </w:p>
+        </w:tc>
+      </w:tr>
+    </w:tbl>
+    <w:p/>
+    <w:p>
+      <w:r>
+        <w:rPr>
+          <w:rFonts w:ascii="Verdana" w:hAnsi="Verdana"/>
+          <w:b/>
+          <w:sz w:val="18"/>
+        </w:rPr>
+        <w:t>3 00 004</w:t>
+      </w:r>
+    </w:p>
+    <w:tbl>
+      <w:tblPr>
+        <w:tblStyle w:val="TableGrid"/>
+        <w:tblW w:type="auto" w:w="0"/>
+        <w:jc w:val="left"/>
+        <w:tblLook w:firstColumn="1" w:firstRow="1" w:lastColumn="0" w:lastRow="0" w:noHBand="0" w:noVBand="1" w:val="04A0"/>
+        <w:tblBorders>
+          <w:top w:val="single" w:sz="4" w:space="0" w:color="595959"/>
+          <w:left w:val="single" w:sz="4" w:space="0" w:color="595959"/>
+          <w:bottom w:val="single" w:sz="4" w:space="0" w:color="595959"/>
+          <w:right w:val="single" w:sz="4" w:space="0" w:color="595959"/>
+          <w:insideH w:val="single" w:sz="4" w:space="0" w:color="595959"/>
+          <w:insideV w:val="single" w:sz="4" w:space="0" w:color="595959"/>
+        </w:tblBorders>
+        <w:tblCellMar>
+          <w:top w:w="85" w:type="dxa"/>
+          <w:left w:w="85" w:type="dxa"/>
+          <w:bottom w:w="85" w:type="dxa"/>
+          <w:right w:w="85" w:type="dxa"/>
+        </w:tblCellMar>
+      </w:tblPr>
+      <w:tblGrid>
+        <w:gridCol w:w="3784"/>
+        <w:gridCol w:w="3784"/>
+        <w:gridCol w:w="3784"/>
+        <w:gridCol w:w="3784"/>
+      </w:tblGrid>
+      <w:tr>
+        <w:trPr>
+          <w:tblHeader/>
+        </w:trPr>
+        <w:tc>
+          <w:tcPr>
+            <w:tcW w:type="dxa" w:w="3784"/>
+            <w:shd w:val="clear" w:color="auto" w:fill="D9D9D9"/>
+          </w:tcPr>
+          <w:p>
+            <w:pPr>
+              <w:spacing w:before="20" w:after="20"/>
+            </w:pPr>
+            <w:r/>
+            <w:r>
+              <w:rPr>
+                <w:rFonts w:ascii="Verdana" w:hAnsi="Verdana"/>
+                <w:b w:val="0"/>
+                <w:sz w:val="16"/>
+              </w:rPr>
+              <w:t>ТАБЛИЧНЫЕ ССЫЛКИ</w:t>
+            </w:r>
+          </w:p>
+        </w:tc>
+        <w:tc>
+          <w:tcPr>
+            <w:tcW w:type="dxa" w:w="3784"/>
+            <w:shd w:val="clear" w:color="auto" w:fill="D9D9D9"/>
+          </w:tcPr>
+          <w:p>
+            <w:pPr>
+              <w:spacing w:before="20" w:after="20"/>
+            </w:pPr>
+            <w:r/>
+            <w:r>
+              <w:rPr>
+                <w:rFonts w:ascii="Verdana" w:hAnsi="Verdana"/>
+                <w:b w:val="0"/>
+                <w:sz w:val="16"/>
+              </w:rPr>
+              <w:t>НАЗВАНИЕ ЭЛЕМЕНТА</w:t>
+            </w:r>
+          </w:p>
+        </w:tc>
+        <w:tc>
+          <w:tcPr>
+            <w:tcW w:type="dxa" w:w="3784"/>
+            <w:shd w:val="clear" w:color="auto" w:fill="D9D9D9"/>
+          </w:tcPr>
+          <w:p>
+            <w:pPr>
+              <w:spacing w:before="20" w:after="20"/>
+            </w:pPr>
+            <w:r/>
+            <w:r>
+              <w:rPr>
+                <w:rFonts w:ascii="Verdana" w:hAnsi="Verdana"/>
+                <w:b w:val="0"/>
+                <w:sz w:val="16"/>
+              </w:rPr>
+              <w:t>ОПИСАНИЕ ЭЛЕМЕНТА</w:t>
+            </w:r>
+          </w:p>
+        </w:tc>
+        <w:tc>
+          <w:tcPr>
+            <w:tcW w:type="dxa" w:w="3784"/>
+            <w:shd w:val="clear" w:color="auto" w:fill="D9D9D9"/>
+          </w:tcPr>
+          <w:p>
+            <w:pPr>
+              <w:spacing w:before="20" w:after="20"/>
+            </w:pPr>
+            <w:r/>
+            <w:r>
+              <w:rPr>
+                <w:rFonts w:ascii="Verdana" w:hAnsi="Verdana"/>
+                <w:b w:val="0"/>
+                <w:sz w:val="16"/>
+              </w:rPr>
+              <w:t>ПРИМЕЧАНИЕ</w:t>
+            </w:r>
+          </w:p>
+        </w:tc>
+      </w:tr>
+      <w:tr>
+        <w:trPr>
+          <w:cantSplit/>
+        </w:trPr>
+        <w:tc>
+          <w:tcPr>
+            <w:tcW w:type="dxa" w:w="3784"/>
+          </w:tcPr>
+          <w:p>
+            <w:pPr>
+              <w:spacing w:before="20" w:after="20"/>
+            </w:pPr>
+            <w:r/>
+            <w:r>
+              <w:rPr>
+                <w:rFonts w:ascii="Verdana" w:hAnsi="Verdana"/>
+                <w:b w:val="0"/>
+                <w:sz w:val="16"/>
+              </w:rPr>
+              <w:t>3 00 003</w:t>
+            </w:r>
+          </w:p>
+        </w:tc>
+        <w:tc>
+          <w:tcPr>
+            <w:tcW w:type="dxa" w:w="3784"/>
+          </w:tcPr>
+          <w:p>
+            <w:pPr>
+              <w:spacing w:before="20" w:after="20"/>
+            </w:pPr>
+            <w:r/>
+            <w:r>
+              <w:rPr>
+                <w:rFonts w:ascii="Verdana" w:hAnsi="Verdana"/>
+                <w:b w:val="0"/>
+                <w:sz w:val="16"/>
+              </w:rPr>
+              <w:t>Добавить или определить дескриптор F, X, Y</w:t>
+            </w:r>
+          </w:p>
+        </w:tc>
+        <w:tc>
+          <w:tcPr>
+            <w:tcW w:type="dxa" w:w="3784"/>
+          </w:tcPr>
+          <w:p>
+            <w:pPr>
+              <w:spacing w:before="20" w:after="20"/>
+            </w:pPr>
+            <w:r/>
+            <w:r>
+              <w:rPr>
+                <w:rFonts w:ascii="Verdana" w:hAnsi="Verdana"/>
+                <w:b w:val="0"/>
+                <w:sz w:val="16"/>
+              </w:rPr>
+            </w:r>
+          </w:p>
+        </w:tc>
+        <w:tc>
+          <w:tcPr>
+            <w:tcW w:type="dxa" w:w="3784"/>
+          </w:tcPr>
+          <w:p>
+            <w:pPr>
+              <w:spacing w:before="20" w:after="20"/>
+            </w:pPr>
+            <w:r/>
+            <w:r>
+              <w:rPr>
+                <w:rFonts w:ascii="Verdana" w:hAnsi="Verdana"/>
+                <w:b w:val="0"/>
+                <w:sz w:val="16"/>
+              </w:rPr>
+            </w:r>
+          </w:p>
+        </w:tc>
+      </w:tr>
+      <w:tr>
+        <w:trPr>
+          <w:cantSplit/>
+        </w:trPr>
+        <w:tc>
+          <w:tcPr>
+            <w:tcW w:type="dxa" w:w="3784"/>
+          </w:tcPr>
+          <w:p>
+            <w:pPr>
+              <w:spacing w:before="20" w:after="20"/>
+            </w:pPr>
+            <w:r/>
+            <w:r>
+              <w:rPr>
+                <w:rFonts w:ascii="Verdana" w:hAnsi="Verdana"/>
+                <w:b w:val="0"/>
+                <w:sz w:val="16"/>
+              </w:rPr>
+              <w:t>0 00 013</w:t>
+            </w:r>
+          </w:p>
+        </w:tc>
+        <w:tc>
+          <w:tcPr>
+            <w:tcW w:type="dxa" w:w="3784"/>
+          </w:tcPr>
+          <w:p>
+            <w:pPr>
+              <w:spacing w:before="20" w:after="20"/>
+            </w:pPr>
+            <w:r/>
+            <w:r>
+              <w:rPr>
+                <w:rFonts w:ascii="Verdana" w:hAnsi="Verdana"/>
+                <w:b w:val="0"/>
+                <w:sz w:val="16"/>
+              </w:rPr>
+              <w:t>Название элемента, строка 1</w:t>
+            </w:r>
+          </w:p>
+        </w:tc>
+        <w:tc>
+          <w:tcPr>
+            <w:tcW w:type="dxa" w:w="3784"/>
+          </w:tcPr>
+          <w:p>
+            <w:pPr>
+              <w:spacing w:before="20" w:after="20"/>
+            </w:pPr>
+            <w:r/>
+            <w:r>
+              <w:rPr>
+                <w:rFonts w:ascii="Verdana" w:hAnsi="Verdana"/>
+                <w:b w:val="0"/>
+                <w:sz w:val="16"/>
+              </w:rPr>
+            </w:r>
+          </w:p>
+        </w:tc>
+        <w:tc>
+          <w:tcPr>
+            <w:tcW w:type="dxa" w:w="3784"/>
+          </w:tcPr>
+          <w:p>
+            <w:pPr>
+              <w:spacing w:before="20" w:after="20"/>
+            </w:pPr>
+            <w:r/>
+            <w:r>
+              <w:rPr>
+                <w:rFonts w:ascii="Verdana" w:hAnsi="Verdana"/>
+                <w:b w:val="0"/>
+                <w:sz w:val="16"/>
+              </w:rPr>
+            </w:r>
+          </w:p>
+        </w:tc>
+      </w:tr>
+      <w:tr>
+        <w:trPr>
+          <w:cantSplit/>
+        </w:trPr>
+        <w:tc>
+          <w:tcPr>
+            <w:tcW w:type="dxa" w:w="3784"/>
+          </w:tcPr>
+          <w:p>
+            <w:pPr>
+              <w:spacing w:before="20" w:after="20"/>
+            </w:pPr>
+            <w:r/>
+            <w:r>
+              <w:rPr>
+                <w:rFonts w:ascii="Verdana" w:hAnsi="Verdana"/>
+                <w:b w:val="0"/>
+                <w:sz w:val="16"/>
+              </w:rPr>
+              <w:t>0 00 014</w:t>
+            </w:r>
+          </w:p>
+        </w:tc>
+        <w:tc>
+          <w:tcPr>
+            <w:tcW w:type="dxa" w:w="3784"/>
+          </w:tcPr>
+          <w:p>
+            <w:pPr>
+              <w:spacing w:before="20" w:after="20"/>
+            </w:pPr>
+            <w:r/>
+            <w:r>
+              <w:rPr>
+                <w:rFonts w:ascii="Verdana" w:hAnsi="Verdana"/>
+                <w:b w:val="0"/>
+                <w:sz w:val="16"/>
+              </w:rPr>
+              <w:t>Название элемента, строка 2</w:t>
+            </w:r>
+          </w:p>
+        </w:tc>
+        <w:tc>
+          <w:tcPr>
+            <w:tcW w:type="dxa" w:w="3784"/>
+          </w:tcPr>
+          <w:p>
+            <w:pPr>
+              <w:spacing w:before="20" w:after="20"/>
+            </w:pPr>
+            <w:r/>
+            <w:r>
+              <w:rPr>
+                <w:rFonts w:ascii="Verdana" w:hAnsi="Verdana"/>
+                <w:b w:val="0"/>
+                <w:sz w:val="16"/>
+              </w:rPr>
+            </w:r>
+          </w:p>
+        </w:tc>
+        <w:tc>
+          <w:tcPr>
+            <w:tcW w:type="dxa" w:w="3784"/>
+          </w:tcPr>
+          <w:p>
+            <w:pPr>
+              <w:spacing w:before="20" w:after="20"/>
+            </w:pPr>
+            <w:r/>
+            <w:r>
+              <w:rPr>
+                <w:rFonts w:ascii="Verdana" w:hAnsi="Verdana"/>
+                <w:b w:val="0"/>
+                <w:sz w:val="16"/>
+              </w:rPr>
+            </w:r>
+          </w:p>
+        </w:tc>
+      </w:tr>
+      <w:tr>
+        <w:trPr>
+          <w:cantSplit/>
+        </w:trPr>
+        <w:tc>
+          <w:tcPr>
+            <w:tcW w:type="dxa" w:w="3784"/>
+          </w:tcPr>
+          <w:p>
+            <w:pPr>
+              <w:spacing w:before="20" w:after="20"/>
+            </w:pPr>
+            <w:r/>
+            <w:r>
+              <w:rPr>
+                <w:rFonts w:ascii="Verdana" w:hAnsi="Verdana"/>
+                <w:b w:val="0"/>
+                <w:sz w:val="16"/>
+              </w:rPr>
+              <w:t>0 00 015</w:t>
+            </w:r>
+          </w:p>
+        </w:tc>
+        <w:tc>
+          <w:tcPr>
+            <w:tcW w:type="dxa" w:w="3784"/>
+          </w:tcPr>
+          <w:p>
+            <w:pPr>
+              <w:spacing w:before="20" w:after="20"/>
+            </w:pPr>
+            <w:r/>
+            <w:r>
+              <w:rPr>
+                <w:rFonts w:ascii="Verdana" w:hAnsi="Verdana"/>
+                <w:b w:val="0"/>
+                <w:sz w:val="16"/>
+              </w:rPr>
+              <w:t>Название единиц</w:t>
+            </w:r>
+          </w:p>
+        </w:tc>
+        <w:tc>
+          <w:tcPr>
+            <w:tcW w:type="dxa" w:w="3784"/>
+          </w:tcPr>
+          <w:p>
+            <w:pPr>
+              <w:spacing w:before="20" w:after="20"/>
+            </w:pPr>
+            <w:r/>
+            <w:r>
+              <w:rPr>
+                <w:rFonts w:ascii="Verdana" w:hAnsi="Verdana"/>
+                <w:b w:val="0"/>
+                <w:sz w:val="16"/>
+              </w:rPr>
+            </w:r>
+          </w:p>
+        </w:tc>
+        <w:tc>
+          <w:tcPr>
+            <w:tcW w:type="dxa" w:w="3784"/>
+          </w:tcPr>
+          <w:p>
+            <w:pPr>
+              <w:spacing w:before="20" w:after="20"/>
+            </w:pPr>
+            <w:r/>
+            <w:r>
+              <w:rPr>
+                <w:rFonts w:ascii="Verdana" w:hAnsi="Verdana"/>
+                <w:b w:val="0"/>
+                <w:sz w:val="16"/>
+              </w:rPr>
+            </w:r>
+          </w:p>
+        </w:tc>
+      </w:tr>
+      <w:tr>
+        <w:trPr>
+          <w:cantSplit/>
+        </w:trPr>
+        <w:tc>
+          <w:tcPr>
+            <w:tcW w:type="dxa" w:w="3784"/>
+          </w:tcPr>
+          <w:p>
+            <w:pPr>
+              <w:spacing w:before="20" w:after="20"/>
+            </w:pPr>
+            <w:r/>
+            <w:r>
+              <w:rPr>
+                <w:rFonts w:ascii="Verdana" w:hAnsi="Verdana"/>
+                <w:b w:val="0"/>
+                <w:sz w:val="16"/>
+              </w:rPr>
+              <w:t>0 00 016</w:t>
+            </w:r>
+          </w:p>
+        </w:tc>
+        <w:tc>
+          <w:tcPr>
+            <w:tcW w:type="dxa" w:w="3784"/>
+          </w:tcPr>
+          <w:p>
+            <w:pPr>
+              <w:spacing w:before="20" w:after="20"/>
+            </w:pPr>
+            <w:r/>
+            <w:r>
+              <w:rPr>
+                <w:rFonts w:ascii="Verdana" w:hAnsi="Verdana"/>
+                <w:b w:val="0"/>
+                <w:sz w:val="16"/>
+              </w:rPr>
+              <w:t>Знак масштаба единиц</w:t>
+            </w:r>
+          </w:p>
+        </w:tc>
+        <w:tc>
+          <w:tcPr>
+            <w:tcW w:type="dxa" w:w="3784"/>
+          </w:tcPr>
+          <w:p>
+            <w:pPr>
+              <w:spacing w:before="20" w:after="20"/>
+            </w:pPr>
+            <w:r/>
+            <w:r>
+              <w:rPr>
+                <w:rFonts w:ascii="Verdana" w:hAnsi="Verdana"/>
+                <w:b w:val="0"/>
+                <w:sz w:val="16"/>
+              </w:rPr>
+            </w:r>
+          </w:p>
+        </w:tc>
+        <w:tc>
+          <w:tcPr>
+            <w:tcW w:type="dxa" w:w="3784"/>
+          </w:tcPr>
+          <w:p>
+            <w:pPr>
+              <w:spacing w:before="20" w:after="20"/>
+            </w:pPr>
+            <w:r/>
+            <w:r>
+              <w:rPr>
+                <w:rFonts w:ascii="Verdana" w:hAnsi="Verdana"/>
+                <w:b w:val="0"/>
+                <w:sz w:val="16"/>
+              </w:rPr>
+            </w:r>
+          </w:p>
+        </w:tc>
+      </w:tr>
+      <w:tr>
+        <w:trPr>
+          <w:cantSplit/>
+        </w:trPr>
+        <w:tc>
+          <w:tcPr>
+            <w:tcW w:type="dxa" w:w="3784"/>
+          </w:tcPr>
+          <w:p>
+            <w:pPr>
+              <w:spacing w:before="20" w:after="20"/>
+            </w:pPr>
+            <w:r/>
+            <w:r>
+              <w:rPr>
+                <w:rFonts w:ascii="Verdana" w:hAnsi="Verdana"/>
+                <w:b w:val="0"/>
+                <w:sz w:val="16"/>
+              </w:rPr>
+              <w:t>0 00 017</w:t>
+            </w:r>
+          </w:p>
+        </w:tc>
+        <w:tc>
+          <w:tcPr>
+            <w:tcW w:type="dxa" w:w="3784"/>
+          </w:tcPr>
+          <w:p>
+            <w:pPr>
+              <w:spacing w:before="20" w:after="20"/>
+            </w:pPr>
+            <w:r/>
+            <w:r>
+              <w:rPr>
+                <w:rFonts w:ascii="Verdana" w:hAnsi="Verdana"/>
+                <w:b w:val="0"/>
+                <w:sz w:val="16"/>
+              </w:rPr>
+              <w:t>Масштаб единиц</w:t>
+            </w:r>
+          </w:p>
+        </w:tc>
+        <w:tc>
+          <w:tcPr>
+            <w:tcW w:type="dxa" w:w="3784"/>
+          </w:tcPr>
+          <w:p>
+            <w:pPr>
+              <w:spacing w:before="20" w:after="20"/>
+            </w:pPr>
+            <w:r/>
+            <w:r>
+              <w:rPr>
+                <w:rFonts w:ascii="Verdana" w:hAnsi="Verdana"/>
+                <w:b w:val="0"/>
+                <w:sz w:val="16"/>
+              </w:rPr>
+            </w:r>
+          </w:p>
+        </w:tc>
+        <w:tc>
+          <w:tcPr>
+            <w:tcW w:type="dxa" w:w="3784"/>
+          </w:tcPr>
+          <w:p>
+            <w:pPr>
+              <w:spacing w:before="20" w:after="20"/>
+            </w:pPr>
+            <w:r/>
+            <w:r>
+              <w:rPr>
+                <w:rFonts w:ascii="Verdana" w:hAnsi="Verdana"/>
+                <w:b w:val="0"/>
+                <w:sz w:val="16"/>
+              </w:rPr>
+            </w:r>
+          </w:p>
+        </w:tc>
+      </w:tr>
+      <w:tr>
+        <w:trPr>
+          <w:cantSplit/>
+        </w:trPr>
+        <w:tc>
+          <w:tcPr>
+            <w:tcW w:type="dxa" w:w="3784"/>
+          </w:tcPr>
+          <w:p>
+            <w:pPr>
+              <w:spacing w:before="20" w:after="20"/>
+            </w:pPr>
+            <w:r/>
+            <w:r>
+              <w:rPr>
+                <w:rFonts w:ascii="Verdana" w:hAnsi="Verdana"/>
+                <w:b w:val="0"/>
+                <w:sz w:val="16"/>
+              </w:rPr>
+              <w:t>0 00 018</w:t>
+            </w:r>
+          </w:p>
+        </w:tc>
+        <w:tc>
+          <w:tcPr>
+            <w:tcW w:type="dxa" w:w="3784"/>
+          </w:tcPr>
+          <w:p>
+            <w:pPr>
+              <w:spacing w:before="20" w:after="20"/>
+            </w:pPr>
+            <w:r/>
+            <w:r>
+              <w:rPr>
+                <w:rFonts w:ascii="Verdana" w:hAnsi="Verdana"/>
+                <w:b w:val="0"/>
+                <w:sz w:val="16"/>
+              </w:rPr>
+              <w:t>Знак начала отсчета</w:t>
+            </w:r>
+          </w:p>
+        </w:tc>
+        <w:tc>
+          <w:tcPr>
+            <w:tcW w:type="dxa" w:w="3784"/>
+          </w:tcPr>
+          <w:p>
+            <w:pPr>
+              <w:spacing w:before="20" w:after="20"/>
+            </w:pPr>
+            <w:r/>
+            <w:r>
+              <w:rPr>
+                <w:rFonts w:ascii="Verdana" w:hAnsi="Verdana"/>
+                <w:b w:val="0"/>
+                <w:sz w:val="16"/>
+              </w:rPr>
+            </w:r>
+          </w:p>
+        </w:tc>
+        <w:tc>
+          <w:tcPr>
+            <w:tcW w:type="dxa" w:w="3784"/>
+          </w:tcPr>
+          <w:p>
+            <w:pPr>
+              <w:spacing w:before="20" w:after="20"/>
+            </w:pPr>
+            <w:r/>
+            <w:r>
+              <w:rPr>
+                <w:rFonts w:ascii="Verdana" w:hAnsi="Verdana"/>
+                <w:b w:val="0"/>
+                <w:sz w:val="16"/>
+              </w:rPr>
+            </w:r>
+          </w:p>
+        </w:tc>
+      </w:tr>
+      <w:tr>
+        <w:trPr>
+          <w:cantSplit/>
+        </w:trPr>
+        <w:tc>
+          <w:tcPr>
+            <w:tcW w:type="dxa" w:w="3784"/>
+          </w:tcPr>
+          <w:p>
+            <w:pPr>
+              <w:spacing w:before="20" w:after="20"/>
+            </w:pPr>
+            <w:r/>
+            <w:r>
+              <w:rPr>
+                <w:rFonts w:ascii="Verdana" w:hAnsi="Verdana"/>
+                <w:b w:val="0"/>
+                <w:sz w:val="16"/>
+              </w:rPr>
+              <w:t>0 00 019</w:t>
+            </w:r>
+          </w:p>
+        </w:tc>
+        <w:tc>
+          <w:tcPr>
+            <w:tcW w:type="dxa" w:w="3784"/>
+          </w:tcPr>
+          <w:p>
+            <w:pPr>
+              <w:spacing w:before="20" w:after="20"/>
+            </w:pPr>
+            <w:r/>
+            <w:r>
+              <w:rPr>
+                <w:rFonts w:ascii="Verdana" w:hAnsi="Verdana"/>
+                <w:b w:val="0"/>
+                <w:sz w:val="16"/>
+              </w:rPr>
+              <w:t>Величина начала отсчета единиц</w:t>
+            </w:r>
+          </w:p>
+        </w:tc>
+        <w:tc>
+          <w:tcPr>
+            <w:tcW w:type="dxa" w:w="3784"/>
+          </w:tcPr>
+          <w:p>
+            <w:pPr>
+              <w:spacing w:before="20" w:after="20"/>
+            </w:pPr>
+            <w:r/>
+            <w:r>
+              <w:rPr>
+                <w:rFonts w:ascii="Verdana" w:hAnsi="Verdana"/>
+                <w:b w:val="0"/>
+                <w:sz w:val="16"/>
+              </w:rPr>
+            </w:r>
+          </w:p>
+        </w:tc>
+        <w:tc>
+          <w:tcPr>
+            <w:tcW w:type="dxa" w:w="3784"/>
+          </w:tcPr>
+          <w:p>
+            <w:pPr>
+              <w:spacing w:before="20" w:after="20"/>
+            </w:pPr>
+            <w:r/>
+            <w:r>
+              <w:rPr>
+                <w:rFonts w:ascii="Verdana" w:hAnsi="Verdana"/>
+                <w:b w:val="0"/>
+                <w:sz w:val="16"/>
+              </w:rPr>
+            </w:r>
+          </w:p>
+        </w:tc>
+      </w:tr>
+      <w:tr>
+        <w:trPr>
+          <w:cantSplit/>
+        </w:trPr>
+        <w:tc>
+          <w:tcPr>
+            <w:tcW w:type="dxa" w:w="3784"/>
+          </w:tcPr>
+          <w:p>
+            <w:pPr>
+              <w:spacing w:before="20" w:after="20"/>
+            </w:pPr>
+            <w:r/>
+            <w:r>
+              <w:rPr>
+                <w:rFonts w:ascii="Verdana" w:hAnsi="Verdana"/>
+                <w:b w:val="0"/>
+                <w:sz w:val="16"/>
+              </w:rPr>
+              <w:t>0 00 020</w:t>
+            </w:r>
+          </w:p>
+        </w:tc>
+        <w:tc>
+          <w:tcPr>
+            <w:tcW w:type="dxa" w:w="3784"/>
+          </w:tcPr>
+          <w:p>
+            <w:pPr>
+              <w:spacing w:before="20" w:after="20"/>
+            </w:pPr>
+            <w:r/>
+            <w:r>
+              <w:rPr>
+                <w:rFonts w:ascii="Verdana" w:hAnsi="Verdana"/>
+                <w:b w:val="0"/>
+                <w:sz w:val="16"/>
+              </w:rPr>
+              <w:t>Длина данных элемента</w:t>
+            </w:r>
+          </w:p>
+        </w:tc>
+        <w:tc>
+          <w:tcPr>
+            <w:tcW w:type="dxa" w:w="3784"/>
+          </w:tcPr>
+          <w:p>
+            <w:pPr>
+              <w:spacing w:before="20" w:after="20"/>
+            </w:pPr>
+            <w:r/>
+            <w:r>
+              <w:rPr>
+                <w:rFonts w:ascii="Verdana" w:hAnsi="Verdana"/>
+                <w:b w:val="0"/>
+                <w:sz w:val="16"/>
+              </w:rPr>
+            </w:r>
+          </w:p>
+        </w:tc>
+        <w:tc>
+          <w:tcPr>
+            <w:tcW w:type="dxa" w:w="3784"/>
+          </w:tcPr>
+          <w:p>
+            <w:pPr>
+              <w:spacing w:before="20" w:after="20"/>
+            </w:pPr>
+            <w:r/>
+            <w:r>
+              <w:rPr>
+                <w:rFonts w:ascii="Verdana" w:hAnsi="Verdana"/>
+                <w:b w:val="0"/>
+                <w:sz w:val="16"/>
+              </w:rPr>
+            </w:r>
+          </w:p>
+        </w:tc>
+      </w:tr>
+    </w:tbl>
+    <w:p/>
+    <w:p>
+      <w:r>
+        <w:rPr>
+          <w:rFonts w:ascii="Verdana" w:hAnsi="Verdana"/>
+          <w:b/>
+          <w:sz w:val="18"/>
+        </w:rPr>
+        <w:t>3 00 010</w:t>
+      </w:r>
+    </w:p>
+    <w:tbl>
+      <w:tblPr>
+        <w:tblStyle w:val="TableGrid"/>
+        <w:tblW w:type="auto" w:w="0"/>
+        <w:jc w:val="left"/>
+        <w:tblLook w:firstColumn="1" w:firstRow="1" w:lastColumn="0" w:lastRow="0" w:noHBand="0" w:noVBand="1" w:val="04A0"/>
+        <w:tblBorders>
+          <w:top w:val="single" w:sz="4" w:space="0" w:color="595959"/>
+          <w:left w:val="single" w:sz="4" w:space="0" w:color="595959"/>
+          <w:bottom w:val="single" w:sz="4" w:space="0" w:color="595959"/>
+          <w:right w:val="single" w:sz="4" w:space="0" w:color="595959"/>
+          <w:insideH w:val="single" w:sz="4" w:space="0" w:color="595959"/>
+          <w:insideV w:val="single" w:sz="4" w:space="0" w:color="595959"/>
+        </w:tblBorders>
+        <w:tblCellMar>
+          <w:top w:w="85" w:type="dxa"/>
+          <w:left w:w="85" w:type="dxa"/>
+          <w:bottom w:w="85" w:type="dxa"/>
+          <w:right w:w="85" w:type="dxa"/>
+        </w:tblCellMar>
+      </w:tblPr>
+      <w:tblGrid>
+        <w:gridCol w:w="3784"/>
+        <w:gridCol w:w="3784"/>
+        <w:gridCol w:w="3784"/>
+        <w:gridCol w:w="3784"/>
+      </w:tblGrid>
+      <w:tr>
+        <w:trPr>
+          <w:tblHeader/>
+        </w:trPr>
+        <w:tc>
+          <w:tcPr>
+            <w:tcW w:type="dxa" w:w="3784"/>
+            <w:shd w:val="clear" w:color="auto" w:fill="D9D9D9"/>
+          </w:tcPr>
+          <w:p>
+            <w:pPr>
+              <w:spacing w:before="20" w:after="20"/>
+            </w:pPr>
+            <w:r/>
+            <w:r>
+              <w:rPr>
+                <w:rFonts w:ascii="Verdana" w:hAnsi="Verdana"/>
+                <w:b w:val="0"/>
+                <w:sz w:val="16"/>
+              </w:rPr>
+              <w:t>ТАБЛИЧНЫЕ ССЫЛКИ</w:t>
+            </w:r>
+          </w:p>
+        </w:tc>
+        <w:tc>
+          <w:tcPr>
+            <w:tcW w:type="dxa" w:w="3784"/>
+            <w:shd w:val="clear" w:color="auto" w:fill="D9D9D9"/>
+          </w:tcPr>
+          <w:p>
+            <w:pPr>
+              <w:spacing w:before="20" w:after="20"/>
+            </w:pPr>
+            <w:r/>
+            <w:r>
+              <w:rPr>
+                <w:rFonts w:ascii="Verdana" w:hAnsi="Verdana"/>
+                <w:b w:val="0"/>
+                <w:sz w:val="16"/>
+              </w:rPr>
+              <w:t>НАЗВАНИЕ ЭЛЕМЕНТА</w:t>
+            </w:r>
+          </w:p>
+        </w:tc>
+        <w:tc>
+          <w:tcPr>
+            <w:tcW w:type="dxa" w:w="3784"/>
+            <w:shd w:val="clear" w:color="auto" w:fill="D9D9D9"/>
+          </w:tcPr>
+          <w:p>
+            <w:pPr>
+              <w:spacing w:before="20" w:after="20"/>
+            </w:pPr>
+            <w:r/>
+            <w:r>
+              <w:rPr>
+                <w:rFonts w:ascii="Verdana" w:hAnsi="Verdana"/>
+                <w:b w:val="0"/>
+                <w:sz w:val="16"/>
+              </w:rPr>
+              <w:t>ОПИСАНИЕ ЭЛЕМЕНТА</w:t>
+            </w:r>
+          </w:p>
+        </w:tc>
+        <w:tc>
+          <w:tcPr>
+            <w:tcW w:type="dxa" w:w="3784"/>
+            <w:shd w:val="clear" w:color="auto" w:fill="D9D9D9"/>
+          </w:tcPr>
+          <w:p>
+            <w:pPr>
+              <w:spacing w:before="20" w:after="20"/>
+            </w:pPr>
+            <w:r/>
+            <w:r>
+              <w:rPr>
+                <w:rFonts w:ascii="Verdana" w:hAnsi="Verdana"/>
+                <w:b w:val="0"/>
+                <w:sz w:val="16"/>
+              </w:rPr>
+              <w:t>ПРИМЕЧАНИЕ</w:t>
+            </w:r>
+          </w:p>
+        </w:tc>
+      </w:tr>
+      <w:tr>
+        <w:trPr>
+          <w:cantSplit/>
+        </w:trPr>
+        <w:tc>
+          <w:tcPr>
+            <w:tcW w:type="dxa" w:w="3784"/>
+          </w:tcPr>
+          <w:p>
+            <w:pPr>
+              <w:spacing w:before="20" w:after="20"/>
+            </w:pPr>
+            <w:r/>
+            <w:r>
+              <w:rPr>
+                <w:rFonts w:ascii="Verdana" w:hAnsi="Verdana"/>
+                <w:b w:val="0"/>
+                <w:sz w:val="16"/>
+              </w:rPr>
+              <w:t>3 00 003</w:t>
+            </w:r>
+          </w:p>
+        </w:tc>
+        <w:tc>
+          <w:tcPr>
+            <w:tcW w:type="dxa" w:w="3784"/>
+          </w:tcPr>
+          <w:p>
+            <w:pPr>
+              <w:spacing w:before="20" w:after="20"/>
+            </w:pPr>
+            <w:r/>
+            <w:r>
+              <w:rPr>
+                <w:rFonts w:ascii="Verdana" w:hAnsi="Verdana"/>
+                <w:b w:val="0"/>
+                <w:sz w:val="16"/>
+              </w:rPr>
+              <w:t>Добавить или определить дескриптор F, X, Y</w:t>
+            </w:r>
+          </w:p>
+        </w:tc>
+        <w:tc>
+          <w:tcPr>
+            <w:tcW w:type="dxa" w:w="3784"/>
+          </w:tcPr>
+          <w:p>
+            <w:pPr>
+              <w:spacing w:before="20" w:after="20"/>
+            </w:pPr>
+            <w:r/>
+            <w:r>
+              <w:rPr>
+                <w:rFonts w:ascii="Verdana" w:hAnsi="Verdana"/>
+                <w:b w:val="0"/>
+                <w:sz w:val="16"/>
+              </w:rPr>
+            </w:r>
+          </w:p>
+        </w:tc>
+        <w:tc>
+          <w:tcPr>
+            <w:tcW w:type="dxa" w:w="3784"/>
+          </w:tcPr>
+          <w:p>
+            <w:pPr>
+              <w:spacing w:before="20" w:after="20"/>
+            </w:pPr>
+            <w:r/>
+            <w:r>
+              <w:rPr>
+                <w:rFonts w:ascii="Verdana" w:hAnsi="Verdana"/>
+                <w:b w:val="0"/>
+                <w:sz w:val="16"/>
+              </w:rPr>
+            </w:r>
+          </w:p>
+        </w:tc>
+      </w:tr>
+      <w:tr>
+        <w:trPr>
+          <w:cantSplit/>
+        </w:trPr>
+        <w:tc>
+          <w:tcPr>
+            <w:tcW w:type="dxa" w:w="3784"/>
+          </w:tcPr>
+          <w:p>
+            <w:pPr>
+              <w:spacing w:before="20" w:after="20"/>
+            </w:pPr>
+            <w:r/>
+            <w:r>
+              <w:rPr>
+                <w:rFonts w:ascii="Verdana" w:hAnsi="Verdana"/>
+                <w:b w:val="0"/>
+                <w:sz w:val="16"/>
+              </w:rPr>
+              <w:t>1 01 000</w:t>
+            </w:r>
+          </w:p>
+        </w:tc>
+        <w:tc>
+          <w:tcPr>
+            <w:tcW w:type="dxa" w:w="3784"/>
+          </w:tcPr>
+          <w:p>
+            <w:pPr>
+              <w:spacing w:before="20" w:after="20"/>
+            </w:pPr>
+            <w:r/>
+            <w:r>
+              <w:rPr>
+                <w:rFonts w:ascii="Verdana" w:hAnsi="Verdana"/>
+                <w:b w:val="0"/>
+                <w:sz w:val="16"/>
+              </w:rPr>
+              <w:t>Повторение с задержкой 1 дескриптора</w:t>
+            </w:r>
+          </w:p>
+        </w:tc>
+        <w:tc>
+          <w:tcPr>
+            <w:tcW w:type="dxa" w:w="3784"/>
+          </w:tcPr>
+          <w:p>
+            <w:pPr>
+              <w:spacing w:before="20" w:after="20"/>
+            </w:pPr>
+            <w:r/>
+            <w:r>
+              <w:rPr>
+                <w:rFonts w:ascii="Verdana" w:hAnsi="Verdana"/>
+                <w:b w:val="0"/>
+                <w:sz w:val="16"/>
+              </w:rPr>
+            </w:r>
+          </w:p>
+        </w:tc>
+        <w:tc>
+          <w:tcPr>
+            <w:tcW w:type="dxa" w:w="3784"/>
+          </w:tcPr>
+          <w:p>
+            <w:pPr>
+              <w:spacing w:before="20" w:after="20"/>
+            </w:pPr>
+            <w:r/>
+            <w:r>
+              <w:rPr>
+                <w:rFonts w:ascii="Verdana" w:hAnsi="Verdana"/>
+                <w:b w:val="0"/>
+                <w:sz w:val="16"/>
+              </w:rPr>
+            </w:r>
+          </w:p>
+        </w:tc>
+      </w:tr>
+      <w:tr>
+        <w:trPr>
+          <w:cantSplit/>
+        </w:trPr>
+        <w:tc>
+          <w:tcPr>
+            <w:tcW w:type="dxa" w:w="3784"/>
+          </w:tcPr>
+          <w:p>
+            <w:pPr>
+              <w:spacing w:before="20" w:after="20"/>
+            </w:pPr>
+            <w:r/>
+            <w:r>
+              <w:rPr>
+                <w:rFonts w:ascii="Verdana" w:hAnsi="Verdana"/>
+                <w:b w:val="0"/>
+                <w:sz w:val="16"/>
+              </w:rPr>
+              <w:t>0 31 001</w:t>
+            </w:r>
+          </w:p>
+        </w:tc>
+        <w:tc>
+          <w:tcPr>
+            <w:tcW w:type="dxa" w:w="3784"/>
+          </w:tcPr>
+          <w:p>
+            <w:pPr>
+              <w:spacing w:before="20" w:after="20"/>
+            </w:pPr>
+            <w:r/>
+            <w:r>
+              <w:rPr>
+                <w:rFonts w:ascii="Verdana" w:hAnsi="Verdana"/>
+                <w:b w:val="0"/>
+                <w:sz w:val="16"/>
+              </w:rPr>
+              <w:t>Коэффициент повторения дескриптора с задержкой</w:t>
+            </w:r>
+          </w:p>
+        </w:tc>
+        <w:tc>
+          <w:tcPr>
+            <w:tcW w:type="dxa" w:w="3784"/>
+          </w:tcPr>
+          <w:p>
+            <w:pPr>
+              <w:spacing w:before="20" w:after="20"/>
+            </w:pPr>
+            <w:r/>
+            <w:r>
+              <w:rPr>
+                <w:rFonts w:ascii="Verdana" w:hAnsi="Verdana"/>
+                <w:b w:val="0"/>
+                <w:sz w:val="16"/>
+              </w:rPr>
+            </w:r>
+          </w:p>
+        </w:tc>
+        <w:tc>
+          <w:tcPr>
+            <w:tcW w:type="dxa" w:w="3784"/>
+          </w:tcPr>
+          <w:p>
+            <w:pPr>
+              <w:spacing w:before="20" w:after="20"/>
+            </w:pPr>
+            <w:r/>
+            <w:r>
+              <w:rPr>
+                <w:rFonts w:ascii="Verdana" w:hAnsi="Verdana"/>
+                <w:b w:val="0"/>
+                <w:sz w:val="16"/>
+              </w:rPr>
+            </w:r>
+          </w:p>
+        </w:tc>
+      </w:tr>
+      <w:tr>
+        <w:trPr>
+          <w:cantSplit/>
+        </w:trPr>
+        <w:tc>
+          <w:tcPr>
+            <w:tcW w:type="dxa" w:w="3784"/>
+          </w:tcPr>
+          <w:p>
+            <w:pPr>
+              <w:spacing w:before="20" w:after="20"/>
+            </w:pPr>
+            <w:r/>
+            <w:r>
+              <w:rPr>
+                <w:rFonts w:ascii="Verdana" w:hAnsi="Verdana"/>
+                <w:b w:val="0"/>
+                <w:sz w:val="16"/>
+              </w:rPr>
+              <w:t>0 00 030</w:t>
+            </w:r>
+          </w:p>
+        </w:tc>
+        <w:tc>
+          <w:tcPr>
+            <w:tcW w:type="dxa" w:w="3784"/>
+          </w:tcPr>
+          <w:p>
+            <w:pPr>
+              <w:spacing w:before="20" w:after="20"/>
+            </w:pPr>
+            <w:r/>
+            <w:r>
+              <w:rPr>
+                <w:rFonts w:ascii="Verdana" w:hAnsi="Verdana"/>
+                <w:b w:val="0"/>
+                <w:sz w:val="16"/>
+              </w:rPr>
+              <w:t>Последовательность определения дескриптора</w:t>
+            </w:r>
+          </w:p>
+        </w:tc>
+        <w:tc>
+          <w:tcPr>
+            <w:tcW w:type="dxa" w:w="3784"/>
+          </w:tcPr>
+          <w:p>
+            <w:pPr>
+              <w:spacing w:before="20" w:after="20"/>
+            </w:pPr>
+            <w:r/>
+            <w:r>
+              <w:rPr>
+                <w:rFonts w:ascii="Verdana" w:hAnsi="Verdana"/>
+                <w:b w:val="0"/>
+                <w:sz w:val="16"/>
+              </w:rPr>
+            </w:r>
+          </w:p>
+        </w:tc>
+        <w:tc>
+          <w:tcPr>
+            <w:tcW w:type="dxa" w:w="3784"/>
+          </w:tcPr>
+          <w:p>
+            <w:pPr>
+              <w:spacing w:before="20" w:after="20"/>
+            </w:pPr>
+            <w:r/>
+            <w:r>
+              <w:rPr>
+                <w:rFonts w:ascii="Verdana" w:hAnsi="Verdana"/>
+                <w:b w:val="0"/>
+                <w:sz w:val="16"/>
+              </w:rPr>
+            </w:r>
+          </w:p>
+        </w:tc>
+      </w:tr>
+    </w:tbl>
+    <w:p/>
+    <w:p>
+      <w:r>
+        <w:rPr>
+          <w:rFonts w:ascii="Verdana" w:hAnsi="Verdana"/>
+          <w:b/>
+          <w:sz w:val="18"/>
+        </w:rPr>
+        <w:t>3 00 015 (Определение кодовой таблицы)</w:t>
+      </w:r>
+    </w:p>
+    <w:tbl>
+      <w:tblPr>
+        <w:tblStyle w:val="TableGrid"/>
+        <w:tblW w:type="auto" w:w="0"/>
+        <w:jc w:val="left"/>
+        <w:tblLook w:firstColumn="1" w:firstRow="1" w:lastColumn="0" w:lastRow="0" w:noHBand="0" w:noVBand="1" w:val="04A0"/>
+        <w:tblBorders>
+          <w:top w:val="single" w:sz="4" w:space="0" w:color="595959"/>
+          <w:left w:val="single" w:sz="4" w:space="0" w:color="595959"/>
+          <w:bottom w:val="single" w:sz="4" w:space="0" w:color="595959"/>
+          <w:right w:val="single" w:sz="4" w:space="0" w:color="595959"/>
+          <w:insideH w:val="single" w:sz="4" w:space="0" w:color="595959"/>
+          <w:insideV w:val="single" w:sz="4" w:space="0" w:color="595959"/>
+        </w:tblBorders>
+        <w:tblCellMar>
+          <w:top w:w="85" w:type="dxa"/>
+          <w:left w:w="85" w:type="dxa"/>
+          <w:bottom w:w="85" w:type="dxa"/>
+          <w:right w:w="85" w:type="dxa"/>
+        </w:tblCellMar>
+      </w:tblPr>
+      <w:tblGrid>
+        <w:gridCol w:w="3784"/>
+        <w:gridCol w:w="3784"/>
+        <w:gridCol w:w="3784"/>
+        <w:gridCol w:w="3784"/>
+      </w:tblGrid>
+      <w:tr>
+        <w:trPr>
+          <w:tblHeader/>
+        </w:trPr>
+        <w:tc>
+          <w:tcPr>
+            <w:tcW w:type="dxa" w:w="3784"/>
+            <w:shd w:val="clear" w:color="auto" w:fill="D9D9D9"/>
+          </w:tcPr>
+          <w:p>
+            <w:pPr>
+              <w:spacing w:before="20" w:after="20"/>
+            </w:pPr>
+            <w:r/>
+            <w:r>
+              <w:rPr>
+                <w:rFonts w:ascii="Verdana" w:hAnsi="Verdana"/>
+                <w:b w:val="0"/>
+                <w:sz w:val="16"/>
+              </w:rPr>
+              <w:t>ТАБЛИЧНЫЕ ССЫЛКИ</w:t>
+            </w:r>
+          </w:p>
+        </w:tc>
+        <w:tc>
+          <w:tcPr>
+            <w:tcW w:type="dxa" w:w="3784"/>
+            <w:shd w:val="clear" w:color="auto" w:fill="D9D9D9"/>
+          </w:tcPr>
+          <w:p>
+            <w:pPr>
+              <w:spacing w:before="20" w:after="20"/>
+            </w:pPr>
+            <w:r/>
+            <w:r>
+              <w:rPr>
+                <w:rFonts w:ascii="Verdana" w:hAnsi="Verdana"/>
+                <w:b w:val="0"/>
+                <w:sz w:val="16"/>
+              </w:rPr>
+              <w:t>НАЗВАНИЕ ЭЛЕМЕНТА</w:t>
+            </w:r>
+          </w:p>
+        </w:tc>
+        <w:tc>
+          <w:tcPr>
+            <w:tcW w:type="dxa" w:w="3784"/>
+            <w:shd w:val="clear" w:color="auto" w:fill="D9D9D9"/>
+          </w:tcPr>
+          <w:p>
+            <w:pPr>
+              <w:spacing w:before="20" w:after="20"/>
+            </w:pPr>
+            <w:r/>
+            <w:r>
+              <w:rPr>
+                <w:rFonts w:ascii="Verdana" w:hAnsi="Verdana"/>
+                <w:b w:val="0"/>
+                <w:sz w:val="16"/>
+              </w:rPr>
+              <w:t>ОПИСАНИЕ ЭЛЕМЕНТА</w:t>
+            </w:r>
+          </w:p>
+        </w:tc>
+        <w:tc>
+          <w:tcPr>
+            <w:tcW w:type="dxa" w:w="3784"/>
+            <w:shd w:val="clear" w:color="auto" w:fill="D9D9D9"/>
+          </w:tcPr>
+          <w:p>
+            <w:pPr>
+              <w:spacing w:before="20" w:after="20"/>
+            </w:pPr>
+            <w:r/>
+            <w:r>
+              <w:rPr>
+                <w:rFonts w:ascii="Verdana" w:hAnsi="Verdana"/>
+                <w:b w:val="0"/>
+                <w:sz w:val="16"/>
+              </w:rPr>
+              <w:t>ПРИМЕЧАНИЕ</w:t>
+            </w:r>
+          </w:p>
+        </w:tc>
+      </w:tr>
+      <w:tr>
+        <w:trPr>
+          <w:cantSplit/>
+        </w:trPr>
+        <w:tc>
+          <w:tcPr>
+            <w:tcW w:type="dxa" w:w="3784"/>
+          </w:tcPr>
+          <w:p>
+            <w:pPr>
+              <w:spacing w:before="20" w:after="20"/>
+            </w:pPr>
+            <w:r/>
+            <w:r>
+              <w:rPr>
+                <w:rFonts w:ascii="Verdana" w:hAnsi="Verdana"/>
+                <w:b w:val="0"/>
+                <w:sz w:val="16"/>
+              </w:rPr>
+              <w:t>0 00 030</w:t>
+            </w:r>
+          </w:p>
+        </w:tc>
+        <w:tc>
+          <w:tcPr>
+            <w:tcW w:type="dxa" w:w="3784"/>
+          </w:tcPr>
+          <w:p>
+            <w:pPr>
+              <w:spacing w:before="20" w:after="20"/>
+            </w:pPr>
+            <w:r/>
+            <w:r>
+              <w:rPr>
+                <w:rFonts w:ascii="Verdana" w:hAnsi="Verdana"/>
+                <w:b w:val="0"/>
+                <w:sz w:val="16"/>
+              </w:rPr>
+              <w:t>Последовательность определения дескриптора</w:t>
+            </w:r>
+          </w:p>
+        </w:tc>
+        <w:tc>
+          <w:tcPr>
+            <w:tcW w:type="dxa" w:w="3784"/>
+          </w:tcPr>
+          <w:p>
+            <w:pPr>
+              <w:spacing w:before="20" w:after="20"/>
+            </w:pPr>
+            <w:r/>
+            <w:r>
+              <w:rPr>
+                <w:rFonts w:ascii="Verdana" w:hAnsi="Verdana"/>
+                <w:b w:val="0"/>
+                <w:sz w:val="16"/>
+              </w:rPr>
+            </w:r>
+          </w:p>
+        </w:tc>
+        <w:tc>
+          <w:tcPr>
+            <w:tcW w:type="dxa" w:w="3784"/>
+          </w:tcPr>
+          <w:p>
+            <w:pPr>
+              <w:spacing w:before="20" w:after="20"/>
+            </w:pPr>
+            <w:r/>
+            <w:r>
+              <w:rPr>
+                <w:rFonts w:ascii="Verdana" w:hAnsi="Verdana"/>
+                <w:b w:val="0"/>
+                <w:sz w:val="16"/>
+              </w:rPr>
+            </w:r>
+          </w:p>
+        </w:tc>
+      </w:tr>
+      <w:tr>
+        <w:trPr>
+          <w:cantSplit/>
+        </w:trPr>
+        <w:tc>
+          <w:tcPr>
+            <w:tcW w:type="dxa" w:w="3784"/>
+          </w:tcPr>
+          <w:p>
+            <w:pPr>
+              <w:spacing w:before="20" w:after="20"/>
+            </w:pPr>
+            <w:r/>
+            <w:r>
+              <w:rPr>
+                <w:rFonts w:ascii="Verdana" w:hAnsi="Verdana"/>
+                <w:b w:val="0"/>
+                <w:sz w:val="16"/>
+              </w:rPr>
+              <w:t>1 02 000</w:t>
+            </w:r>
+          </w:p>
+        </w:tc>
+        <w:tc>
+          <w:tcPr>
+            <w:tcW w:type="dxa" w:w="3784"/>
+          </w:tcPr>
+          <w:p>
+            <w:pPr>
+              <w:spacing w:before="20" w:after="20"/>
+            </w:pPr>
+            <w:r/>
+            <w:r>
+              <w:rPr>
+                <w:rFonts w:ascii="Verdana" w:hAnsi="Verdana"/>
+                <w:b w:val="0"/>
+                <w:sz w:val="16"/>
+              </w:rPr>
+              <w:t>Повторение с задержкой 2 дескрипторов</w:t>
+            </w:r>
+          </w:p>
+        </w:tc>
+        <w:tc>
+          <w:tcPr>
+            <w:tcW w:type="dxa" w:w="3784"/>
+          </w:tcPr>
+          <w:p>
+            <w:pPr>
+              <w:spacing w:before="20" w:after="20"/>
+            </w:pPr>
+            <w:r/>
+            <w:r>
+              <w:rPr>
+                <w:rFonts w:ascii="Verdana" w:hAnsi="Verdana"/>
+                <w:b w:val="0"/>
+                <w:sz w:val="16"/>
+              </w:rPr>
+            </w:r>
+          </w:p>
+        </w:tc>
+        <w:tc>
+          <w:tcPr>
+            <w:tcW w:type="dxa" w:w="3784"/>
+          </w:tcPr>
+          <w:p>
+            <w:pPr>
+              <w:spacing w:before="20" w:after="20"/>
+            </w:pPr>
+            <w:r/>
+            <w:r>
+              <w:rPr>
+                <w:rFonts w:ascii="Verdana" w:hAnsi="Verdana"/>
+                <w:b w:val="0"/>
+                <w:sz w:val="16"/>
+              </w:rPr>
+            </w:r>
+          </w:p>
+        </w:tc>
+      </w:tr>
+      <w:tr>
+        <w:trPr>
+          <w:cantSplit/>
+        </w:trPr>
+        <w:tc>
+          <w:tcPr>
+            <w:tcW w:type="dxa" w:w="3784"/>
+          </w:tcPr>
+          <w:p>
+            <w:pPr>
+              <w:spacing w:before="20" w:after="20"/>
+            </w:pPr>
+            <w:r/>
+            <w:r>
+              <w:rPr>
+                <w:rFonts w:ascii="Verdana" w:hAnsi="Verdana"/>
+                <w:b w:val="0"/>
+                <w:sz w:val="16"/>
+              </w:rPr>
+              <w:t>0 31 002</w:t>
+            </w:r>
+          </w:p>
+        </w:tc>
+        <w:tc>
+          <w:tcPr>
+            <w:tcW w:type="dxa" w:w="3784"/>
+          </w:tcPr>
+          <w:p>
+            <w:pPr>
+              <w:spacing w:before="20" w:after="20"/>
+            </w:pPr>
+            <w:r/>
+            <w:r>
+              <w:rPr>
+                <w:rFonts w:ascii="Verdana" w:hAnsi="Verdana"/>
+                <w:b w:val="0"/>
+                <w:sz w:val="16"/>
+              </w:rPr>
+              <w:t>Коэффициент повторения расширенного дескриптора с задержкой</w:t>
+            </w:r>
+          </w:p>
+        </w:tc>
+        <w:tc>
+          <w:tcPr>
+            <w:tcW w:type="dxa" w:w="3784"/>
+          </w:tcPr>
+          <w:p>
+            <w:pPr>
+              <w:spacing w:before="20" w:after="20"/>
+            </w:pPr>
+            <w:r/>
+            <w:r>
+              <w:rPr>
+                <w:rFonts w:ascii="Verdana" w:hAnsi="Verdana"/>
+                <w:b w:val="0"/>
+                <w:sz w:val="16"/>
+              </w:rPr>
+            </w:r>
+          </w:p>
+        </w:tc>
+        <w:tc>
+          <w:tcPr>
+            <w:tcW w:type="dxa" w:w="3784"/>
+          </w:tcPr>
+          <w:p>
+            <w:pPr>
+              <w:spacing w:before="20" w:after="20"/>
+            </w:pPr>
+            <w:r/>
+            <w:r>
+              <w:rPr>
+                <w:rFonts w:ascii="Verdana" w:hAnsi="Verdana"/>
+                <w:b w:val="0"/>
+                <w:sz w:val="16"/>
+              </w:rPr>
+            </w:r>
+          </w:p>
+        </w:tc>
+      </w:tr>
+      <w:tr>
+        <w:trPr>
+          <w:cantSplit/>
+        </w:trPr>
+        <w:tc>
+          <w:tcPr>
+            <w:tcW w:type="dxa" w:w="3784"/>
+          </w:tcPr>
+          <w:p>
+            <w:pPr>
+              <w:spacing w:before="20" w:after="20"/>
+            </w:pPr>
+            <w:r/>
+            <w:r>
+              <w:rPr>
+                <w:rFonts w:ascii="Verdana" w:hAnsi="Verdana"/>
+                <w:b w:val="0"/>
+                <w:sz w:val="16"/>
+              </w:rPr>
+              <w:t>0 00 024</w:t>
+            </w:r>
+          </w:p>
+        </w:tc>
+        <w:tc>
+          <w:tcPr>
+            <w:tcW w:type="dxa" w:w="3784"/>
+          </w:tcPr>
+          <w:p>
+            <w:pPr>
+              <w:spacing w:before="20" w:after="20"/>
+            </w:pPr>
+            <w:r/>
+            <w:r>
+              <w:rPr>
+                <w:rFonts w:ascii="Verdana" w:hAnsi="Verdana"/>
+                <w:b w:val="0"/>
+                <w:sz w:val="16"/>
+              </w:rPr>
+              <w:t>Кодовая цифра</w:t>
+            </w:r>
+          </w:p>
+        </w:tc>
+        <w:tc>
+          <w:tcPr>
+            <w:tcW w:type="dxa" w:w="3784"/>
+          </w:tcPr>
+          <w:p>
+            <w:pPr>
+              <w:spacing w:before="20" w:after="20"/>
+            </w:pPr>
+            <w:r/>
+            <w:r>
+              <w:rPr>
+                <w:rFonts w:ascii="Verdana" w:hAnsi="Verdana"/>
+                <w:b w:val="0"/>
+                <w:sz w:val="16"/>
+              </w:rPr>
+            </w:r>
+          </w:p>
+        </w:tc>
+        <w:tc>
+          <w:tcPr>
+            <w:tcW w:type="dxa" w:w="3784"/>
+          </w:tcPr>
+          <w:p>
+            <w:pPr>
+              <w:spacing w:before="20" w:after="20"/>
+            </w:pPr>
+            <w:r/>
+            <w:r>
+              <w:rPr>
+                <w:rFonts w:ascii="Verdana" w:hAnsi="Verdana"/>
+                <w:b w:val="0"/>
+                <w:sz w:val="16"/>
+              </w:rPr>
+            </w:r>
+          </w:p>
+        </w:tc>
+      </w:tr>
+      <w:tr>
+        <w:trPr>
+          <w:cantSplit/>
+        </w:trPr>
+        <w:tc>
+          <w:tcPr>
+            <w:tcW w:type="dxa" w:w="3784"/>
+          </w:tcPr>
+          <w:p>
+            <w:pPr>
+              <w:spacing w:before="20" w:after="20"/>
+            </w:pPr>
+            <w:r/>
+            <w:r>
+              <w:rPr>
+                <w:rFonts w:ascii="Verdana" w:hAnsi="Verdana"/>
+                <w:b w:val="0"/>
+                <w:sz w:val="16"/>
+              </w:rPr>
+              <w:t>0 00 025</w:t>
+            </w:r>
+          </w:p>
+        </w:tc>
+        <w:tc>
+          <w:tcPr>
+            <w:tcW w:type="dxa" w:w="3784"/>
+          </w:tcPr>
+          <w:p>
+            <w:pPr>
+              <w:spacing w:before="20" w:after="20"/>
+            </w:pPr>
+            <w:r/>
+            <w:r>
+              <w:rPr>
+                <w:rFonts w:ascii="Verdana" w:hAnsi="Verdana"/>
+                <w:b w:val="0"/>
+                <w:sz w:val="16"/>
+              </w:rPr>
+              <w:t>Значение кодовой цифры</w:t>
+            </w:r>
+          </w:p>
+        </w:tc>
+        <w:tc>
+          <w:tcPr>
+            <w:tcW w:type="dxa" w:w="3784"/>
+          </w:tcPr>
+          <w:p>
+            <w:pPr>
+              <w:spacing w:before="20" w:after="20"/>
+            </w:pPr>
+            <w:r/>
+            <w:r>
+              <w:rPr>
+                <w:rFonts w:ascii="Verdana" w:hAnsi="Verdana"/>
+                <w:b w:val="0"/>
+                <w:sz w:val="16"/>
+              </w:rPr>
+            </w:r>
+          </w:p>
+        </w:tc>
+        <w:tc>
+          <w:tcPr>
+            <w:tcW w:type="dxa" w:w="3784"/>
+          </w:tcPr>
+          <w:p>
+            <w:pPr>
+              <w:spacing w:before="20" w:after="20"/>
+            </w:pPr>
+            <w:r/>
+            <w:r>
+              <w:rPr>
+                <w:rFonts w:ascii="Verdana" w:hAnsi="Verdana"/>
+                <w:b w:val="0"/>
+                <w:sz w:val="16"/>
+              </w:rPr>
+            </w:r>
+          </w:p>
+        </w:tc>
+      </w:tr>
+    </w:tbl>
+    <w:p/>
+    <w:p>
+      <w:r>
+        <w:rPr>
+          <w:rFonts w:ascii="Verdana" w:hAnsi="Verdana"/>
+          <w:b/>
+          <w:sz w:val="18"/>
+        </w:rPr>
+        <w:t>3 00 016 (Определение таблицы флагов)</w:t>
+      </w:r>
+    </w:p>
+    <w:tbl>
+      <w:tblPr>
+        <w:tblStyle w:val="TableGrid"/>
+        <w:tblW w:type="auto" w:w="0"/>
+        <w:jc w:val="left"/>
+        <w:tblLook w:firstColumn="1" w:firstRow="1" w:lastColumn="0" w:lastRow="0" w:noHBand="0" w:noVBand="1" w:val="04A0"/>
+        <w:tblBorders>
+          <w:top w:val="single" w:sz="4" w:space="0" w:color="595959"/>
+          <w:left w:val="single" w:sz="4" w:space="0" w:color="595959"/>
+          <w:bottom w:val="single" w:sz="4" w:space="0" w:color="595959"/>
+          <w:right w:val="single" w:sz="4" w:space="0" w:color="595959"/>
+          <w:insideH w:val="single" w:sz="4" w:space="0" w:color="595959"/>
+          <w:insideV w:val="single" w:sz="4" w:space="0" w:color="595959"/>
+        </w:tblBorders>
+        <w:tblCellMar>
+          <w:top w:w="85" w:type="dxa"/>
+          <w:left w:w="85" w:type="dxa"/>
+          <w:bottom w:w="85" w:type="dxa"/>
+          <w:right w:w="85" w:type="dxa"/>
+        </w:tblCellMar>
+      </w:tblPr>
+      <w:tblGrid>
+        <w:gridCol w:w="3784"/>
+        <w:gridCol w:w="3784"/>
+        <w:gridCol w:w="3784"/>
+        <w:gridCol w:w="3784"/>
+      </w:tblGrid>
+      <w:tr>
+        <w:trPr>
+          <w:tblHeader/>
+        </w:trPr>
+        <w:tc>
+          <w:tcPr>
+            <w:tcW w:type="dxa" w:w="3784"/>
+            <w:shd w:val="clear" w:color="auto" w:fill="D9D9D9"/>
+          </w:tcPr>
+          <w:p>
+            <w:pPr>
+              <w:spacing w:before="20" w:after="20"/>
+            </w:pPr>
+            <w:r/>
+            <w:r>
+              <w:rPr>
+                <w:rFonts w:ascii="Verdana" w:hAnsi="Verdana"/>
+                <w:b w:val="0"/>
+                <w:sz w:val="16"/>
+              </w:rPr>
+              <w:t>ТАБЛИЧНЫЕ ССЫЛКИ</w:t>
+            </w:r>
+          </w:p>
+        </w:tc>
+        <w:tc>
+          <w:tcPr>
+            <w:tcW w:type="dxa" w:w="3784"/>
+            <w:shd w:val="clear" w:color="auto" w:fill="D9D9D9"/>
+          </w:tcPr>
+          <w:p>
+            <w:pPr>
+              <w:spacing w:before="20" w:after="20"/>
+            </w:pPr>
+            <w:r/>
+            <w:r>
+              <w:rPr>
+                <w:rFonts w:ascii="Verdana" w:hAnsi="Verdana"/>
+                <w:b w:val="0"/>
+                <w:sz w:val="16"/>
+              </w:rPr>
+              <w:t>НАЗВАНИЕ ЭЛЕМЕНТА</w:t>
+            </w:r>
+          </w:p>
+        </w:tc>
+        <w:tc>
+          <w:tcPr>
+            <w:tcW w:type="dxa" w:w="3784"/>
+            <w:shd w:val="clear" w:color="auto" w:fill="D9D9D9"/>
+          </w:tcPr>
+          <w:p>
+            <w:pPr>
+              <w:spacing w:before="20" w:after="20"/>
+            </w:pPr>
+            <w:r/>
+            <w:r>
+              <w:rPr>
+                <w:rFonts w:ascii="Verdana" w:hAnsi="Verdana"/>
+                <w:b w:val="0"/>
+                <w:sz w:val="16"/>
+              </w:rPr>
+              <w:t>ОПИСАНИЕ ЭЛЕМЕНТА</w:t>
+            </w:r>
+          </w:p>
+        </w:tc>
+        <w:tc>
+          <w:tcPr>
+            <w:tcW w:type="dxa" w:w="3784"/>
+            <w:shd w:val="clear" w:color="auto" w:fill="D9D9D9"/>
+          </w:tcPr>
+          <w:p>
+            <w:pPr>
+              <w:spacing w:before="20" w:after="20"/>
+            </w:pPr>
+            <w:r/>
+            <w:r>
+              <w:rPr>
+                <w:rFonts w:ascii="Verdana" w:hAnsi="Verdana"/>
+                <w:b w:val="0"/>
+                <w:sz w:val="16"/>
+              </w:rPr>
+              <w:t>ПРИМЕЧАНИЕ</w:t>
+            </w:r>
+          </w:p>
+        </w:tc>
+      </w:tr>
+      <w:tr>
+        <w:trPr>
+          <w:cantSplit/>
+        </w:trPr>
+        <w:tc>
+          <w:tcPr>
+            <w:tcW w:type="dxa" w:w="3784"/>
+          </w:tcPr>
+          <w:p>
+            <w:pPr>
+              <w:spacing w:before="20" w:after="20"/>
+            </w:pPr>
+            <w:r/>
+            <w:r>
+              <w:rPr>
+                <w:rFonts w:ascii="Verdana" w:hAnsi="Verdana"/>
+                <w:b w:val="0"/>
+                <w:sz w:val="16"/>
+              </w:rPr>
+              <w:t>0 00 030</w:t>
+            </w:r>
+          </w:p>
+        </w:tc>
+        <w:tc>
+          <w:tcPr>
+            <w:tcW w:type="dxa" w:w="3784"/>
+          </w:tcPr>
+          <w:p>
+            <w:pPr>
+              <w:spacing w:before="20" w:after="20"/>
+            </w:pPr>
+            <w:r/>
+            <w:r>
+              <w:rPr>
+                <w:rFonts w:ascii="Verdana" w:hAnsi="Verdana"/>
+                <w:b w:val="0"/>
+                <w:sz w:val="16"/>
+              </w:rPr>
+              <w:t>Последовательность определения дескриптора</w:t>
+            </w:r>
+          </w:p>
+        </w:tc>
+        <w:tc>
+          <w:tcPr>
+            <w:tcW w:type="dxa" w:w="3784"/>
+          </w:tcPr>
+          <w:p>
+            <w:pPr>
+              <w:spacing w:before="20" w:after="20"/>
+            </w:pPr>
+            <w:r/>
+            <w:r>
+              <w:rPr>
+                <w:rFonts w:ascii="Verdana" w:hAnsi="Verdana"/>
+                <w:b w:val="0"/>
+                <w:sz w:val="16"/>
+              </w:rPr>
+            </w:r>
+          </w:p>
+        </w:tc>
+        <w:tc>
+          <w:tcPr>
+            <w:tcW w:type="dxa" w:w="3784"/>
+          </w:tcPr>
+          <w:p>
+            <w:pPr>
+              <w:spacing w:before="20" w:after="20"/>
+            </w:pPr>
+            <w:r/>
+            <w:r>
+              <w:rPr>
+                <w:rFonts w:ascii="Verdana" w:hAnsi="Verdana"/>
+                <w:b w:val="0"/>
+                <w:sz w:val="16"/>
+              </w:rPr>
+            </w:r>
+          </w:p>
+        </w:tc>
+      </w:tr>
+      <w:tr>
+        <w:trPr>
+          <w:cantSplit/>
+        </w:trPr>
+        <w:tc>
+          <w:tcPr>
+            <w:tcW w:type="dxa" w:w="3784"/>
+          </w:tcPr>
+          <w:p>
+            <w:pPr>
+              <w:spacing w:before="20" w:after="20"/>
+            </w:pPr>
+            <w:r/>
+            <w:r>
+              <w:rPr>
+                <w:rFonts w:ascii="Verdana" w:hAnsi="Verdana"/>
+                <w:b w:val="0"/>
+                <w:sz w:val="16"/>
+              </w:rPr>
+              <w:t>1 02 000</w:t>
+            </w:r>
+          </w:p>
+        </w:tc>
+        <w:tc>
+          <w:tcPr>
+            <w:tcW w:type="dxa" w:w="3784"/>
+          </w:tcPr>
+          <w:p>
+            <w:pPr>
+              <w:spacing w:before="20" w:after="20"/>
+            </w:pPr>
+            <w:r/>
+            <w:r>
+              <w:rPr>
+                <w:rFonts w:ascii="Verdana" w:hAnsi="Verdana"/>
+                <w:b w:val="0"/>
+                <w:sz w:val="16"/>
+              </w:rPr>
+              <w:t>Повторение с задержкой 2 дескрипторов</w:t>
+            </w:r>
+          </w:p>
+        </w:tc>
+        <w:tc>
+          <w:tcPr>
+            <w:tcW w:type="dxa" w:w="3784"/>
+          </w:tcPr>
+          <w:p>
+            <w:pPr>
+              <w:spacing w:before="20" w:after="20"/>
+            </w:pPr>
+            <w:r/>
+            <w:r>
+              <w:rPr>
+                <w:rFonts w:ascii="Verdana" w:hAnsi="Verdana"/>
+                <w:b w:val="0"/>
+                <w:sz w:val="16"/>
+              </w:rPr>
+            </w:r>
+          </w:p>
+        </w:tc>
+        <w:tc>
+          <w:tcPr>
+            <w:tcW w:type="dxa" w:w="3784"/>
+          </w:tcPr>
+          <w:p>
+            <w:pPr>
+              <w:spacing w:before="20" w:after="20"/>
+            </w:pPr>
+            <w:r/>
+            <w:r>
+              <w:rPr>
+                <w:rFonts w:ascii="Verdana" w:hAnsi="Verdana"/>
+                <w:b w:val="0"/>
+                <w:sz w:val="16"/>
+              </w:rPr>
+            </w:r>
+          </w:p>
+        </w:tc>
+      </w:tr>
+      <w:tr>
+        <w:trPr>
+          <w:cantSplit/>
+        </w:trPr>
+        <w:tc>
+          <w:tcPr>
+            <w:tcW w:type="dxa" w:w="3784"/>
+          </w:tcPr>
+          <w:p>
+            <w:pPr>
+              <w:spacing w:before="20" w:after="20"/>
+            </w:pPr>
+            <w:r/>
+            <w:r>
+              <w:rPr>
+                <w:rFonts w:ascii="Verdana" w:hAnsi="Verdana"/>
+                <w:b w:val="0"/>
+                <w:sz w:val="16"/>
+              </w:rPr>
+              <w:t>0 31 001</w:t>
+            </w:r>
+          </w:p>
+        </w:tc>
+        <w:tc>
+          <w:tcPr>
+            <w:tcW w:type="dxa" w:w="3784"/>
+          </w:tcPr>
+          <w:p>
+            <w:pPr>
+              <w:spacing w:before="20" w:after="20"/>
+            </w:pPr>
+            <w:r/>
+            <w:r>
+              <w:rPr>
+                <w:rFonts w:ascii="Verdana" w:hAnsi="Verdana"/>
+                <w:b w:val="0"/>
+                <w:sz w:val="16"/>
+              </w:rPr>
+              <w:t>Коэффициент повторения дескриптора с задержкой</w:t>
+            </w:r>
+          </w:p>
+        </w:tc>
+        <w:tc>
+          <w:tcPr>
+            <w:tcW w:type="dxa" w:w="3784"/>
+          </w:tcPr>
+          <w:p>
+            <w:pPr>
+              <w:spacing w:before="20" w:after="20"/>
+            </w:pPr>
+            <w:r/>
+            <w:r>
+              <w:rPr>
+                <w:rFonts w:ascii="Verdana" w:hAnsi="Verdana"/>
+                <w:b w:val="0"/>
+                <w:sz w:val="16"/>
+              </w:rPr>
+            </w:r>
+          </w:p>
+        </w:tc>
+        <w:tc>
+          <w:tcPr>
+            <w:tcW w:type="dxa" w:w="3784"/>
+          </w:tcPr>
+          <w:p>
+            <w:pPr>
+              <w:spacing w:before="20" w:after="20"/>
+            </w:pPr>
+            <w:r/>
+            <w:r>
+              <w:rPr>
+                <w:rFonts w:ascii="Verdana" w:hAnsi="Verdana"/>
+                <w:b w:val="0"/>
+                <w:sz w:val="16"/>
+              </w:rPr>
+            </w:r>
+          </w:p>
+        </w:tc>
+      </w:tr>
+      <w:tr>
+        <w:trPr>
+          <w:cantSplit/>
+        </w:trPr>
+        <w:tc>
+          <w:tcPr>
+            <w:tcW w:type="dxa" w:w="3784"/>
+          </w:tcPr>
+          <w:p>
+            <w:pPr>
+              <w:spacing w:before="20" w:after="20"/>
+            </w:pPr>
+            <w:r/>
+            <w:r>
+              <w:rPr>
+                <w:rFonts w:ascii="Verdana" w:hAnsi="Verdana"/>
+                <w:b w:val="0"/>
+                <w:sz w:val="16"/>
+              </w:rPr>
+              <w:t>0 00 026</w:t>
+            </w:r>
+          </w:p>
+        </w:tc>
+        <w:tc>
+          <w:tcPr>
+            <w:tcW w:type="dxa" w:w="3784"/>
+          </w:tcPr>
+          <w:p>
+            <w:pPr>
+              <w:spacing w:before="20" w:after="20"/>
+            </w:pPr>
+            <w:r/>
+            <w:r>
+              <w:rPr>
+                <w:rFonts w:ascii="Verdana" w:hAnsi="Verdana"/>
+                <w:b w:val="0"/>
+                <w:sz w:val="16"/>
+              </w:rPr>
+              <w:t>Номер бита</w:t>
+            </w:r>
+          </w:p>
+        </w:tc>
+        <w:tc>
+          <w:tcPr>
+            <w:tcW w:type="dxa" w:w="3784"/>
+          </w:tcPr>
+          <w:p>
+            <w:pPr>
+              <w:spacing w:before="20" w:after="20"/>
+            </w:pPr>
+            <w:r/>
+            <w:r>
+              <w:rPr>
+                <w:rFonts w:ascii="Verdana" w:hAnsi="Verdana"/>
+                <w:b w:val="0"/>
+                <w:sz w:val="16"/>
+              </w:rPr>
+            </w:r>
+          </w:p>
+        </w:tc>
+        <w:tc>
+          <w:tcPr>
+            <w:tcW w:type="dxa" w:w="3784"/>
+          </w:tcPr>
+          <w:p>
+            <w:pPr>
+              <w:spacing w:before="20" w:after="20"/>
+            </w:pPr>
+            <w:r/>
+            <w:r>
+              <w:rPr>
+                <w:rFonts w:ascii="Verdana" w:hAnsi="Verdana"/>
+                <w:b w:val="0"/>
+                <w:sz w:val="16"/>
+              </w:rPr>
+            </w:r>
+          </w:p>
+        </w:tc>
+      </w:tr>
+      <w:tr>
+        <w:trPr>
+          <w:cantSplit/>
+        </w:trPr>
+        <w:tc>
+          <w:tcPr>
+            <w:tcW w:type="dxa" w:w="3784"/>
+          </w:tcPr>
+          <w:p>
+            <w:pPr>
+              <w:spacing w:before="20" w:after="20"/>
+            </w:pPr>
+            <w:r/>
+            <w:r>
+              <w:rPr>
+                <w:rFonts w:ascii="Verdana" w:hAnsi="Verdana"/>
+                <w:b w:val="0"/>
+                <w:sz w:val="16"/>
+              </w:rPr>
+              <w:t>0 00 027</w:t>
+            </w:r>
+          </w:p>
+        </w:tc>
+        <w:tc>
+          <w:tcPr>
+            <w:tcW w:type="dxa" w:w="3784"/>
+          </w:tcPr>
+          <w:p>
+            <w:pPr>
+              <w:spacing w:before="20" w:after="20"/>
+            </w:pPr>
+            <w:r/>
+            <w:r>
+              <w:rPr>
+                <w:rFonts w:ascii="Verdana" w:hAnsi="Verdana"/>
+                <w:b w:val="0"/>
+                <w:sz w:val="16"/>
+              </w:rPr>
+              <w:t>Значение номера бита</w:t>
+            </w:r>
+          </w:p>
+        </w:tc>
+        <w:tc>
+          <w:tcPr>
+            <w:tcW w:type="dxa" w:w="3784"/>
+          </w:tcPr>
+          <w:p>
+            <w:pPr>
+              <w:spacing w:before="20" w:after="20"/>
+            </w:pPr>
+            <w:r/>
+            <w:r>
+              <w:rPr>
+                <w:rFonts w:ascii="Verdana" w:hAnsi="Verdana"/>
+                <w:b w:val="0"/>
+                <w:sz w:val="16"/>
+              </w:rPr>
+            </w:r>
+          </w:p>
+        </w:tc>
+        <w:tc>
+          <w:tcPr>
+            <w:tcW w:type="dxa" w:w="3784"/>
+          </w:tcPr>
+          <w:p>
+            <w:pPr>
+              <w:spacing w:before="20" w:after="20"/>
+            </w:pPr>
+            <w:r/>
+            <w:r>
+              <w:rPr>
+                <w:rFonts w:ascii="Verdana" w:hAnsi="Verdana"/>
+                <w:b w:val="0"/>
+                <w:sz w:val="16"/>
+              </w:rPr>
+            </w:r>
+          </w:p>
+        </w:tc>
+      </w:tr>
+    </w:tbl>
+    <w:p/>
+    <w:p/>
     <w:p>
       <w:r>
         <w:rPr>
@@ -145,3963 +3102,6 @@
         <w:t>Note 63: Для передачи данных в коде CREX не следует использовать дескрипторы 3 01 041 — 3 01 049, 3 01 062, 3 01 071 и 3 01 072.</w:t>
       </w:r>
     </w:p>
-    <w:tbl>
-      <w:tblPr>
-        <w:tblStyle w:val="TableGrid"/>
-        <w:tblW w:type="auto" w:w="0"/>
-        <w:jc w:val="left"/>
-        <w:tblLook w:firstColumn="1" w:firstRow="1" w:lastColumn="0" w:lastRow="0" w:noHBand="0" w:noVBand="1" w:val="04A0"/>
-        <w:tblBorders>
-          <w:top w:val="single" w:sz="4" w:space="0" w:color="595959"/>
-          <w:left w:val="single" w:sz="4" w:space="0" w:color="595959"/>
-          <w:bottom w:val="single" w:sz="4" w:space="0" w:color="595959"/>
-          <w:right w:val="single" w:sz="4" w:space="0" w:color="595959"/>
-          <w:insideH w:val="single" w:sz="4" w:space="0" w:color="595959"/>
-          <w:insideV w:val="single" w:sz="4" w:space="0" w:color="595959"/>
-        </w:tblBorders>
-        <w:tblCellMar>
-          <w:top w:w="85" w:type="dxa"/>
-          <w:left w:w="85" w:type="dxa"/>
-          <w:bottom w:w="85" w:type="dxa"/>
-          <w:right w:w="85" w:type="dxa"/>
-        </w:tblCellMar>
-      </w:tblPr>
-      <w:tblGrid>
-        <w:gridCol w:w="2163"/>
-        <w:gridCol w:w="2163"/>
-        <w:gridCol w:w="2163"/>
-        <w:gridCol w:w="2163"/>
-        <w:gridCol w:w="2163"/>
-        <w:gridCol w:w="2163"/>
-        <w:gridCol w:w="2163"/>
-      </w:tblGrid>
-      <w:tr>
-        <w:trPr>
-          <w:tblHeader/>
-        </w:trPr>
-        <w:tc>
-          <w:tcPr>
-            <w:tcW w:type="dxa" w:w="2163"/>
-            <w:shd w:val="clear" w:color="auto" w:fill="D9D9D9"/>
-          </w:tcPr>
-          <w:p>
-            <w:pPr>
-              <w:spacing w:before="20" w:after="20"/>
-            </w:pPr>
-            <w:r/>
-            <w:r>
-              <w:rPr>
-                <w:rFonts w:ascii="Verdana" w:hAnsi="Verdana"/>
-                <w:b w:val="0"/>
-                <w:sz w:val="16"/>
-              </w:rPr>
-              <w:t>FXY1</w:t>
-            </w:r>
-          </w:p>
-        </w:tc>
-        <w:tc>
-          <w:tcPr>
-            <w:tcW w:type="dxa" w:w="2163"/>
-            <w:shd w:val="clear" w:color="auto" w:fill="D9D9D9"/>
-          </w:tcPr>
-          <w:p>
-            <w:pPr>
-              <w:spacing w:before="20" w:after="20"/>
-            </w:pPr>
-            <w:r/>
-            <w:r>
-              <w:rPr>
-                <w:rFonts w:ascii="Verdana" w:hAnsi="Verdana"/>
-                <w:b w:val="0"/>
-                <w:sz w:val="16"/>
-              </w:rPr>
-              <w:t>НАЗВАНИЕ</w:t>
-            </w:r>
-          </w:p>
-        </w:tc>
-        <w:tc>
-          <w:tcPr>
-            <w:tcW w:type="dxa" w:w="2163"/>
-            <w:shd w:val="clear" w:color="auto" w:fill="D9D9D9"/>
-          </w:tcPr>
-          <w:p>
-            <w:pPr>
-              <w:spacing w:before="20" w:after="20"/>
-            </w:pPr>
-            <w:r/>
-            <w:r>
-              <w:rPr>
-                <w:rFonts w:ascii="Verdana" w:hAnsi="Verdana"/>
-                <w:b w:val="0"/>
-                <w:sz w:val="16"/>
-              </w:rPr>
-              <w:t>ПОДЗАГОЛОВОК</w:t>
-            </w:r>
-          </w:p>
-        </w:tc>
-        <w:tc>
-          <w:tcPr>
-            <w:tcW w:type="dxa" w:w="2163"/>
-            <w:shd w:val="clear" w:color="auto" w:fill="D9D9D9"/>
-          </w:tcPr>
-          <w:p>
-            <w:pPr>
-              <w:spacing w:before="20" w:after="20"/>
-            </w:pPr>
-            <w:r/>
-            <w:r>
-              <w:rPr>
-                <w:rFonts w:ascii="Verdana" w:hAnsi="Verdana"/>
-                <w:b w:val="0"/>
-                <w:sz w:val="16"/>
-              </w:rPr>
-              <w:t>FXY2</w:t>
-            </w:r>
-          </w:p>
-        </w:tc>
-        <w:tc>
-          <w:tcPr>
-            <w:tcW w:type="dxa" w:w="2163"/>
-            <w:shd w:val="clear" w:color="auto" w:fill="D9D9D9"/>
-          </w:tcPr>
-          <w:p>
-            <w:pPr>
-              <w:spacing w:before="20" w:after="20"/>
-            </w:pPr>
-            <w:r/>
-            <w:r>
-              <w:rPr>
-                <w:rFonts w:ascii="Verdana" w:hAnsi="Verdana"/>
-                <w:b w:val="0"/>
-                <w:sz w:val="16"/>
-              </w:rPr>
-              <w:t>НАЗВАНИЕ ЭЛЕМЕНТА</w:t>
-            </w:r>
-          </w:p>
-        </w:tc>
-        <w:tc>
-          <w:tcPr>
-            <w:tcW w:type="dxa" w:w="2163"/>
-            <w:shd w:val="clear" w:color="auto" w:fill="D9D9D9"/>
-          </w:tcPr>
-          <w:p>
-            <w:pPr>
-              <w:spacing w:before="20" w:after="20"/>
-            </w:pPr>
-            <w:r/>
-            <w:r>
-              <w:rPr>
-                <w:rFonts w:ascii="Verdana" w:hAnsi="Verdana"/>
-                <w:b w:val="0"/>
-                <w:sz w:val="16"/>
-              </w:rPr>
-              <w:t>ОПИСАНИЕ ЭЛЕМЕНТА</w:t>
-            </w:r>
-          </w:p>
-        </w:tc>
-        <w:tc>
-          <w:tcPr>
-            <w:tcW w:type="dxa" w:w="2163"/>
-            <w:shd w:val="clear" w:color="auto" w:fill="D9D9D9"/>
-          </w:tcPr>
-          <w:p>
-            <w:pPr>
-              <w:spacing w:before="20" w:after="20"/>
-            </w:pPr>
-            <w:r/>
-            <w:r>
-              <w:rPr>
-                <w:rFonts w:ascii="Verdana" w:hAnsi="Verdana"/>
-                <w:b w:val="0"/>
-                <w:sz w:val="16"/>
-              </w:rPr>
-              <w:t>ПРИМЕЧАНИЕ</w:t>
-            </w:r>
-          </w:p>
-        </w:tc>
-      </w:tr>
-      <w:tr>
-        <w:trPr>
-          <w:cantSplit/>
-        </w:trPr>
-        <w:tc>
-          <w:tcPr>
-            <w:tcW w:type="dxa" w:w="2163"/>
-          </w:tcPr>
-          <w:p>
-            <w:pPr>
-              <w:spacing w:before="20" w:after="20"/>
-            </w:pPr>
-            <w:r>
-              <w:rPr>
-                <w:b/>
-              </w:rPr>
-            </w:r>
-            <w:r>
-              <w:rPr>
-                <w:rFonts w:ascii="Verdana" w:hAnsi="Verdana"/>
-                <w:b/>
-                <w:sz w:val="16"/>
-              </w:rPr>
-              <w:t>3 00 002</w:t>
-            </w:r>
-          </w:p>
-        </w:tc>
-        <w:tc>
-          <w:tcPr>
-            <w:tcW w:type="dxa" w:w="2163"/>
-          </w:tcPr>
-          <w:p>
-            <w:pPr>
-              <w:spacing w:before="20" w:after="20"/>
-            </w:pPr>
-            <w:r>
-              <w:rPr>
-                <w:b/>
-              </w:rPr>
-            </w:r>
-            <w:r>
-              <w:rPr>
-                <w:rFonts w:ascii="Verdana" w:hAnsi="Verdana"/>
-                <w:b/>
-                <w:sz w:val="16"/>
-              </w:rPr>
-            </w:r>
-          </w:p>
-        </w:tc>
-        <w:tc>
-          <w:tcPr>
-            <w:tcW w:type="dxa" w:w="2163"/>
-          </w:tcPr>
-          <w:p>
-            <w:pPr>
-              <w:spacing w:before="20" w:after="20"/>
-            </w:pPr>
-            <w:r/>
-            <w:r>
-              <w:rPr>
-                <w:rFonts w:ascii="Verdana" w:hAnsi="Verdana"/>
-                <w:b w:val="0"/>
-                <w:sz w:val="16"/>
-              </w:rPr>
-            </w:r>
-          </w:p>
-        </w:tc>
-        <w:tc>
-          <w:tcPr>
-            <w:tcW w:type="dxa" w:w="2163"/>
-          </w:tcPr>
-          <w:p>
-            <w:pPr>
-              <w:spacing w:before="20" w:after="20"/>
-            </w:pPr>
-            <w:r/>
-            <w:r>
-              <w:rPr>
-                <w:rFonts w:ascii="Verdana" w:hAnsi="Verdana"/>
-                <w:b w:val="0"/>
-                <w:sz w:val="16"/>
-              </w:rPr>
-              <w:t>0 00 002</w:t>
-            </w:r>
-          </w:p>
-        </w:tc>
-        <w:tc>
-          <w:tcPr>
-            <w:tcW w:type="dxa" w:w="2163"/>
-          </w:tcPr>
-          <w:p>
-            <w:pPr>
-              <w:spacing w:before="20" w:after="20"/>
-            </w:pPr>
-            <w:r/>
-            <w:r>
-              <w:rPr>
-                <w:rFonts w:ascii="Verdana" w:hAnsi="Verdana"/>
-                <w:b w:val="0"/>
-                <w:sz w:val="16"/>
-              </w:rPr>
-              <w:t>Таблица А: описание категории данных, строка 1</w:t>
-            </w:r>
-          </w:p>
-        </w:tc>
-        <w:tc>
-          <w:tcPr>
-            <w:tcW w:type="dxa" w:w="2163"/>
-          </w:tcPr>
-          <w:p>
-            <w:pPr>
-              <w:spacing w:before="20" w:after="20"/>
-            </w:pPr>
-            <w:r/>
-            <w:r>
-              <w:rPr>
-                <w:rFonts w:ascii="Verdana" w:hAnsi="Verdana"/>
-                <w:b w:val="0"/>
-                <w:sz w:val="16"/>
-              </w:rPr>
-            </w:r>
-          </w:p>
-        </w:tc>
-        <w:tc>
-          <w:tcPr>
-            <w:tcW w:type="dxa" w:w="2163"/>
-          </w:tcPr>
-          <w:p>
-            <w:pPr>
-              <w:spacing w:before="20" w:after="20"/>
-            </w:pPr>
-            <w:r/>
-            <w:r>
-              <w:rPr>
-                <w:rFonts w:ascii="Verdana" w:hAnsi="Verdana"/>
-                <w:b w:val="0"/>
-                <w:sz w:val="16"/>
-              </w:rPr>
-            </w:r>
-          </w:p>
-        </w:tc>
-      </w:tr>
-      <w:tr>
-        <w:trPr>
-          <w:cantSplit/>
-        </w:trPr>
-        <w:tc>
-          <w:tcPr>
-            <w:tcW w:type="dxa" w:w="2163"/>
-          </w:tcPr>
-          <w:p>
-            <w:pPr>
-              <w:spacing w:before="20" w:after="20"/>
-            </w:pPr>
-            <w:r/>
-            <w:r>
-              <w:rPr>
-                <w:rFonts w:ascii="Verdana" w:hAnsi="Verdana"/>
-                <w:b w:val="0"/>
-                <w:sz w:val="16"/>
-              </w:rPr>
-            </w:r>
-          </w:p>
-        </w:tc>
-        <w:tc>
-          <w:tcPr>
-            <w:tcW w:type="dxa" w:w="2163"/>
-          </w:tcPr>
-          <w:p>
-            <w:pPr>
-              <w:spacing w:before="20" w:after="20"/>
-            </w:pPr>
-            <w:r/>
-            <w:r>
-              <w:rPr>
-                <w:rFonts w:ascii="Verdana" w:hAnsi="Verdana"/>
-                <w:b w:val="0"/>
-                <w:sz w:val="16"/>
-              </w:rPr>
-            </w:r>
-          </w:p>
-        </w:tc>
-        <w:tc>
-          <w:tcPr>
-            <w:tcW w:type="dxa" w:w="2163"/>
-          </w:tcPr>
-          <w:p>
-            <w:pPr>
-              <w:spacing w:before="20" w:after="20"/>
-            </w:pPr>
-            <w:r/>
-            <w:r>
-              <w:rPr>
-                <w:rFonts w:ascii="Verdana" w:hAnsi="Verdana"/>
-                <w:b w:val="0"/>
-                <w:sz w:val="16"/>
-              </w:rPr>
-            </w:r>
-          </w:p>
-        </w:tc>
-        <w:tc>
-          <w:tcPr>
-            <w:tcW w:type="dxa" w:w="2163"/>
-          </w:tcPr>
-          <w:p>
-            <w:pPr>
-              <w:spacing w:before="20" w:after="20"/>
-            </w:pPr>
-            <w:r/>
-            <w:r>
-              <w:rPr>
-                <w:rFonts w:ascii="Verdana" w:hAnsi="Verdana"/>
-                <w:b w:val="0"/>
-                <w:sz w:val="16"/>
-              </w:rPr>
-              <w:t>0 00 003</w:t>
-            </w:r>
-          </w:p>
-        </w:tc>
-        <w:tc>
-          <w:tcPr>
-            <w:tcW w:type="dxa" w:w="2163"/>
-          </w:tcPr>
-          <w:p>
-            <w:pPr>
-              <w:spacing w:before="20" w:after="20"/>
-            </w:pPr>
-            <w:r/>
-            <w:r>
-              <w:rPr>
-                <w:rFonts w:ascii="Verdana" w:hAnsi="Verdana"/>
-                <w:b w:val="0"/>
-                <w:sz w:val="16"/>
-              </w:rPr>
-              <w:t>Таблица А: описание категории данных, строка 2</w:t>
-            </w:r>
-          </w:p>
-        </w:tc>
-        <w:tc>
-          <w:tcPr>
-            <w:tcW w:type="dxa" w:w="2163"/>
-          </w:tcPr>
-          <w:p>
-            <w:pPr>
-              <w:spacing w:before="20" w:after="20"/>
-            </w:pPr>
-            <w:r/>
-            <w:r>
-              <w:rPr>
-                <w:rFonts w:ascii="Verdana" w:hAnsi="Verdana"/>
-                <w:b w:val="0"/>
-                <w:sz w:val="16"/>
-              </w:rPr>
-            </w:r>
-          </w:p>
-        </w:tc>
-        <w:tc>
-          <w:tcPr>
-            <w:tcW w:type="dxa" w:w="2163"/>
-          </w:tcPr>
-          <w:p>
-            <w:pPr>
-              <w:spacing w:before="20" w:after="20"/>
-            </w:pPr>
-            <w:r/>
-            <w:r>
-              <w:rPr>
-                <w:rFonts w:ascii="Verdana" w:hAnsi="Verdana"/>
-                <w:b w:val="0"/>
-                <w:sz w:val="16"/>
-              </w:rPr>
-            </w:r>
-          </w:p>
-        </w:tc>
-      </w:tr>
-      <w:tr>
-        <w:trPr>
-          <w:cantSplit/>
-        </w:trPr>
-        <w:tc>
-          <w:tcPr>
-            <w:tcW w:type="dxa" w:w="2163"/>
-          </w:tcPr>
-          <w:p>
-            <w:pPr>
-              <w:spacing w:before="20" w:after="20"/>
-            </w:pPr>
-            <w:r>
-              <w:rPr>
-                <w:b/>
-              </w:rPr>
-            </w:r>
-            <w:r>
-              <w:rPr>
-                <w:rFonts w:ascii="Verdana" w:hAnsi="Verdana"/>
-                <w:b/>
-                <w:sz w:val="16"/>
-              </w:rPr>
-              <w:t>3 00 003</w:t>
-            </w:r>
-          </w:p>
-        </w:tc>
-        <w:tc>
-          <w:tcPr>
-            <w:tcW w:type="dxa" w:w="2163"/>
-          </w:tcPr>
-          <w:p>
-            <w:pPr>
-              <w:spacing w:before="20" w:after="20"/>
-            </w:pPr>
-            <w:r>
-              <w:rPr>
-                <w:b/>
-              </w:rPr>
-            </w:r>
-            <w:r>
-              <w:rPr>
-                <w:rFonts w:ascii="Verdana" w:hAnsi="Verdana"/>
-                <w:b/>
-                <w:sz w:val="16"/>
-              </w:rPr>
-              <w:t>(Добавить или определить дескриптор F, X, Y)</w:t>
-            </w:r>
-          </w:p>
-        </w:tc>
-        <w:tc>
-          <w:tcPr>
-            <w:tcW w:type="dxa" w:w="2163"/>
-          </w:tcPr>
-          <w:p>
-            <w:pPr>
-              <w:spacing w:before="20" w:after="20"/>
-            </w:pPr>
-            <w:r/>
-            <w:r>
-              <w:rPr>
-                <w:rFonts w:ascii="Verdana" w:hAnsi="Verdana"/>
-                <w:b w:val="0"/>
-                <w:sz w:val="16"/>
-              </w:rPr>
-            </w:r>
-          </w:p>
-        </w:tc>
-        <w:tc>
-          <w:tcPr>
-            <w:tcW w:type="dxa" w:w="2163"/>
-          </w:tcPr>
-          <w:p>
-            <w:pPr>
-              <w:spacing w:before="20" w:after="20"/>
-            </w:pPr>
-            <w:r/>
-            <w:r>
-              <w:rPr>
-                <w:rFonts w:ascii="Verdana" w:hAnsi="Verdana"/>
-                <w:b w:val="0"/>
-                <w:sz w:val="16"/>
-              </w:rPr>
-              <w:t>0 00 010</w:t>
-            </w:r>
-          </w:p>
-        </w:tc>
-        <w:tc>
-          <w:tcPr>
-            <w:tcW w:type="dxa" w:w="2163"/>
-          </w:tcPr>
-          <w:p>
-            <w:pPr>
-              <w:spacing w:before="20" w:after="20"/>
-            </w:pPr>
-            <w:r/>
-            <w:r>
-              <w:rPr>
-                <w:rFonts w:ascii="Verdana" w:hAnsi="Verdana"/>
-                <w:b w:val="0"/>
-                <w:sz w:val="16"/>
-              </w:rPr>
-              <w:t>Добавить или определить дескриптор F</w:t>
-            </w:r>
-          </w:p>
-        </w:tc>
-        <w:tc>
-          <w:tcPr>
-            <w:tcW w:type="dxa" w:w="2163"/>
-          </w:tcPr>
-          <w:p>
-            <w:pPr>
-              <w:spacing w:before="20" w:after="20"/>
-            </w:pPr>
-            <w:r/>
-            <w:r>
-              <w:rPr>
-                <w:rFonts w:ascii="Verdana" w:hAnsi="Verdana"/>
-                <w:b w:val="0"/>
-                <w:sz w:val="16"/>
-              </w:rPr>
-            </w:r>
-          </w:p>
-        </w:tc>
-        <w:tc>
-          <w:tcPr>
-            <w:tcW w:type="dxa" w:w="2163"/>
-          </w:tcPr>
-          <w:p>
-            <w:pPr>
-              <w:spacing w:before="20" w:after="20"/>
-            </w:pPr>
-            <w:r/>
-            <w:r>
-              <w:rPr>
-                <w:rFonts w:ascii="Verdana" w:hAnsi="Verdana"/>
-                <w:b w:val="0"/>
-                <w:sz w:val="16"/>
-              </w:rPr>
-            </w:r>
-          </w:p>
-        </w:tc>
-      </w:tr>
-      <w:tr>
-        <w:trPr>
-          <w:cantSplit/>
-        </w:trPr>
-        <w:tc>
-          <w:tcPr>
-            <w:tcW w:type="dxa" w:w="2163"/>
-          </w:tcPr>
-          <w:p>
-            <w:pPr>
-              <w:spacing w:before="20" w:after="20"/>
-            </w:pPr>
-            <w:r/>
-            <w:r>
-              <w:rPr>
-                <w:rFonts w:ascii="Verdana" w:hAnsi="Verdana"/>
-                <w:b w:val="0"/>
-                <w:sz w:val="16"/>
-              </w:rPr>
-            </w:r>
-          </w:p>
-        </w:tc>
-        <w:tc>
-          <w:tcPr>
-            <w:tcW w:type="dxa" w:w="2163"/>
-          </w:tcPr>
-          <w:p>
-            <w:pPr>
-              <w:spacing w:before="20" w:after="20"/>
-            </w:pPr>
-            <w:r/>
-            <w:r>
-              <w:rPr>
-                <w:rFonts w:ascii="Verdana" w:hAnsi="Verdana"/>
-                <w:b w:val="0"/>
-                <w:sz w:val="16"/>
-              </w:rPr>
-            </w:r>
-          </w:p>
-        </w:tc>
-        <w:tc>
-          <w:tcPr>
-            <w:tcW w:type="dxa" w:w="2163"/>
-          </w:tcPr>
-          <w:p>
-            <w:pPr>
-              <w:spacing w:before="20" w:after="20"/>
-            </w:pPr>
-            <w:r/>
-            <w:r>
-              <w:rPr>
-                <w:rFonts w:ascii="Verdana" w:hAnsi="Verdana"/>
-                <w:b w:val="0"/>
-                <w:sz w:val="16"/>
-              </w:rPr>
-            </w:r>
-          </w:p>
-        </w:tc>
-        <w:tc>
-          <w:tcPr>
-            <w:tcW w:type="dxa" w:w="2163"/>
-          </w:tcPr>
-          <w:p>
-            <w:pPr>
-              <w:spacing w:before="20" w:after="20"/>
-            </w:pPr>
-            <w:r/>
-            <w:r>
-              <w:rPr>
-                <w:rFonts w:ascii="Verdana" w:hAnsi="Verdana"/>
-                <w:b w:val="0"/>
-                <w:sz w:val="16"/>
-              </w:rPr>
-              <w:t>0 00 011</w:t>
-            </w:r>
-          </w:p>
-        </w:tc>
-        <w:tc>
-          <w:tcPr>
-            <w:tcW w:type="dxa" w:w="2163"/>
-          </w:tcPr>
-          <w:p>
-            <w:pPr>
-              <w:spacing w:before="20" w:after="20"/>
-            </w:pPr>
-            <w:r/>
-            <w:r>
-              <w:rPr>
-                <w:rFonts w:ascii="Verdana" w:hAnsi="Verdana"/>
-                <w:b w:val="0"/>
-                <w:sz w:val="16"/>
-              </w:rPr>
-              <w:t>Добавить или определить дескриптор X</w:t>
-            </w:r>
-          </w:p>
-        </w:tc>
-        <w:tc>
-          <w:tcPr>
-            <w:tcW w:type="dxa" w:w="2163"/>
-          </w:tcPr>
-          <w:p>
-            <w:pPr>
-              <w:spacing w:before="20" w:after="20"/>
-            </w:pPr>
-            <w:r/>
-            <w:r>
-              <w:rPr>
-                <w:rFonts w:ascii="Verdana" w:hAnsi="Verdana"/>
-                <w:b w:val="0"/>
-                <w:sz w:val="16"/>
-              </w:rPr>
-            </w:r>
-          </w:p>
-        </w:tc>
-        <w:tc>
-          <w:tcPr>
-            <w:tcW w:type="dxa" w:w="2163"/>
-          </w:tcPr>
-          <w:p>
-            <w:pPr>
-              <w:spacing w:before="20" w:after="20"/>
-            </w:pPr>
-            <w:r/>
-            <w:r>
-              <w:rPr>
-                <w:rFonts w:ascii="Verdana" w:hAnsi="Verdana"/>
-                <w:b w:val="0"/>
-                <w:sz w:val="16"/>
-              </w:rPr>
-            </w:r>
-          </w:p>
-        </w:tc>
-      </w:tr>
-      <w:tr>
-        <w:trPr>
-          <w:cantSplit/>
-        </w:trPr>
-        <w:tc>
-          <w:tcPr>
-            <w:tcW w:type="dxa" w:w="2163"/>
-          </w:tcPr>
-          <w:p>
-            <w:pPr>
-              <w:spacing w:before="20" w:after="20"/>
-            </w:pPr>
-            <w:r/>
-            <w:r>
-              <w:rPr>
-                <w:rFonts w:ascii="Verdana" w:hAnsi="Verdana"/>
-                <w:b w:val="0"/>
-                <w:sz w:val="16"/>
-              </w:rPr>
-            </w:r>
-          </w:p>
-        </w:tc>
-        <w:tc>
-          <w:tcPr>
-            <w:tcW w:type="dxa" w:w="2163"/>
-          </w:tcPr>
-          <w:p>
-            <w:pPr>
-              <w:spacing w:before="20" w:after="20"/>
-            </w:pPr>
-            <w:r/>
-            <w:r>
-              <w:rPr>
-                <w:rFonts w:ascii="Verdana" w:hAnsi="Verdana"/>
-                <w:b w:val="0"/>
-                <w:sz w:val="16"/>
-              </w:rPr>
-            </w:r>
-          </w:p>
-        </w:tc>
-        <w:tc>
-          <w:tcPr>
-            <w:tcW w:type="dxa" w:w="2163"/>
-          </w:tcPr>
-          <w:p>
-            <w:pPr>
-              <w:spacing w:before="20" w:after="20"/>
-            </w:pPr>
-            <w:r/>
-            <w:r>
-              <w:rPr>
-                <w:rFonts w:ascii="Verdana" w:hAnsi="Verdana"/>
-                <w:b w:val="0"/>
-                <w:sz w:val="16"/>
-              </w:rPr>
-            </w:r>
-          </w:p>
-        </w:tc>
-        <w:tc>
-          <w:tcPr>
-            <w:tcW w:type="dxa" w:w="2163"/>
-          </w:tcPr>
-          <w:p>
-            <w:pPr>
-              <w:spacing w:before="20" w:after="20"/>
-            </w:pPr>
-            <w:r/>
-            <w:r>
-              <w:rPr>
-                <w:rFonts w:ascii="Verdana" w:hAnsi="Verdana"/>
-                <w:b w:val="0"/>
-                <w:sz w:val="16"/>
-              </w:rPr>
-              <w:t>0 00 012</w:t>
-            </w:r>
-          </w:p>
-        </w:tc>
-        <w:tc>
-          <w:tcPr>
-            <w:tcW w:type="dxa" w:w="2163"/>
-          </w:tcPr>
-          <w:p>
-            <w:pPr>
-              <w:spacing w:before="20" w:after="20"/>
-            </w:pPr>
-            <w:r/>
-            <w:r>
-              <w:rPr>
-                <w:rFonts w:ascii="Verdana" w:hAnsi="Verdana"/>
-                <w:b w:val="0"/>
-                <w:sz w:val="16"/>
-              </w:rPr>
-              <w:t>Добавить или определить дескриптор Y</w:t>
-            </w:r>
-          </w:p>
-        </w:tc>
-        <w:tc>
-          <w:tcPr>
-            <w:tcW w:type="dxa" w:w="2163"/>
-          </w:tcPr>
-          <w:p>
-            <w:pPr>
-              <w:spacing w:before="20" w:after="20"/>
-            </w:pPr>
-            <w:r/>
-            <w:r>
-              <w:rPr>
-                <w:rFonts w:ascii="Verdana" w:hAnsi="Verdana"/>
-                <w:b w:val="0"/>
-                <w:sz w:val="16"/>
-              </w:rPr>
-            </w:r>
-          </w:p>
-        </w:tc>
-        <w:tc>
-          <w:tcPr>
-            <w:tcW w:type="dxa" w:w="2163"/>
-          </w:tcPr>
-          <w:p>
-            <w:pPr>
-              <w:spacing w:before="20" w:after="20"/>
-            </w:pPr>
-            <w:r/>
-            <w:r>
-              <w:rPr>
-                <w:rFonts w:ascii="Verdana" w:hAnsi="Verdana"/>
-                <w:b w:val="0"/>
-                <w:sz w:val="16"/>
-              </w:rPr>
-            </w:r>
-          </w:p>
-        </w:tc>
-      </w:tr>
-      <w:tr>
-        <w:trPr>
-          <w:cantSplit/>
-        </w:trPr>
-        <w:tc>
-          <w:tcPr>
-            <w:tcW w:type="dxa" w:w="2163"/>
-          </w:tcPr>
-          <w:p>
-            <w:pPr>
-              <w:spacing w:before="20" w:after="20"/>
-            </w:pPr>
-            <w:r>
-              <w:rPr>
-                <w:b/>
-              </w:rPr>
-            </w:r>
-            <w:r>
-              <w:rPr>
-                <w:rFonts w:ascii="Verdana" w:hAnsi="Verdana"/>
-                <w:b/>
-                <w:sz w:val="16"/>
-              </w:rPr>
-              <w:t>3 00 004</w:t>
-            </w:r>
-          </w:p>
-        </w:tc>
-        <w:tc>
-          <w:tcPr>
-            <w:tcW w:type="dxa" w:w="2163"/>
-          </w:tcPr>
-          <w:p>
-            <w:pPr>
-              <w:spacing w:before="20" w:after="20"/>
-            </w:pPr>
-            <w:r>
-              <w:rPr>
-                <w:b/>
-              </w:rPr>
-            </w:r>
-            <w:r>
-              <w:rPr>
-                <w:rFonts w:ascii="Verdana" w:hAnsi="Verdana"/>
-                <w:b/>
-                <w:sz w:val="16"/>
-              </w:rPr>
-            </w:r>
-          </w:p>
-        </w:tc>
-        <w:tc>
-          <w:tcPr>
-            <w:tcW w:type="dxa" w:w="2163"/>
-          </w:tcPr>
-          <w:p>
-            <w:pPr>
-              <w:spacing w:before="20" w:after="20"/>
-            </w:pPr>
-            <w:r/>
-            <w:r>
-              <w:rPr>
-                <w:rFonts w:ascii="Verdana" w:hAnsi="Verdana"/>
-                <w:b w:val="0"/>
-                <w:sz w:val="16"/>
-              </w:rPr>
-            </w:r>
-          </w:p>
-        </w:tc>
-        <w:tc>
-          <w:tcPr>
-            <w:tcW w:type="dxa" w:w="2163"/>
-          </w:tcPr>
-          <w:p>
-            <w:pPr>
-              <w:spacing w:before="20" w:after="20"/>
-            </w:pPr>
-            <w:r/>
-            <w:r>
-              <w:rPr>
-                <w:rFonts w:ascii="Verdana" w:hAnsi="Verdana"/>
-                <w:b w:val="0"/>
-                <w:sz w:val="16"/>
-              </w:rPr>
-              <w:t>3 00 003</w:t>
-            </w:r>
-          </w:p>
-        </w:tc>
-        <w:tc>
-          <w:tcPr>
-            <w:tcW w:type="dxa" w:w="2163"/>
-          </w:tcPr>
-          <w:p>
-            <w:pPr>
-              <w:spacing w:before="20" w:after="20"/>
-            </w:pPr>
-            <w:r/>
-            <w:r>
-              <w:rPr>
-                <w:rFonts w:ascii="Verdana" w:hAnsi="Verdana"/>
-                <w:b w:val="0"/>
-                <w:sz w:val="16"/>
-              </w:rPr>
-              <w:t>Добавить или определить дескриптор F, X, Y</w:t>
-            </w:r>
-          </w:p>
-        </w:tc>
-        <w:tc>
-          <w:tcPr>
-            <w:tcW w:type="dxa" w:w="2163"/>
-          </w:tcPr>
-          <w:p>
-            <w:pPr>
-              <w:spacing w:before="20" w:after="20"/>
-            </w:pPr>
-            <w:r/>
-            <w:r>
-              <w:rPr>
-                <w:rFonts w:ascii="Verdana" w:hAnsi="Verdana"/>
-                <w:b w:val="0"/>
-                <w:sz w:val="16"/>
-              </w:rPr>
-            </w:r>
-          </w:p>
-        </w:tc>
-        <w:tc>
-          <w:tcPr>
-            <w:tcW w:type="dxa" w:w="2163"/>
-          </w:tcPr>
-          <w:p>
-            <w:pPr>
-              <w:spacing w:before="20" w:after="20"/>
-            </w:pPr>
-            <w:r/>
-            <w:r>
-              <w:rPr>
-                <w:rFonts w:ascii="Verdana" w:hAnsi="Verdana"/>
-                <w:b w:val="0"/>
-                <w:sz w:val="16"/>
-              </w:rPr>
-            </w:r>
-          </w:p>
-        </w:tc>
-      </w:tr>
-      <w:tr>
-        <w:trPr>
-          <w:cantSplit/>
-        </w:trPr>
-        <w:tc>
-          <w:tcPr>
-            <w:tcW w:type="dxa" w:w="2163"/>
-          </w:tcPr>
-          <w:p>
-            <w:pPr>
-              <w:spacing w:before="20" w:after="20"/>
-            </w:pPr>
-            <w:r/>
-            <w:r>
-              <w:rPr>
-                <w:rFonts w:ascii="Verdana" w:hAnsi="Verdana"/>
-                <w:b w:val="0"/>
-                <w:sz w:val="16"/>
-              </w:rPr>
-            </w:r>
-          </w:p>
-        </w:tc>
-        <w:tc>
-          <w:tcPr>
-            <w:tcW w:type="dxa" w:w="2163"/>
-          </w:tcPr>
-          <w:p>
-            <w:pPr>
-              <w:spacing w:before="20" w:after="20"/>
-            </w:pPr>
-            <w:r/>
-            <w:r>
-              <w:rPr>
-                <w:rFonts w:ascii="Verdana" w:hAnsi="Verdana"/>
-                <w:b w:val="0"/>
-                <w:sz w:val="16"/>
-              </w:rPr>
-            </w:r>
-          </w:p>
-        </w:tc>
-        <w:tc>
-          <w:tcPr>
-            <w:tcW w:type="dxa" w:w="2163"/>
-          </w:tcPr>
-          <w:p>
-            <w:pPr>
-              <w:spacing w:before="20" w:after="20"/>
-            </w:pPr>
-            <w:r/>
-            <w:r>
-              <w:rPr>
-                <w:rFonts w:ascii="Verdana" w:hAnsi="Verdana"/>
-                <w:b w:val="0"/>
-                <w:sz w:val="16"/>
-              </w:rPr>
-            </w:r>
-          </w:p>
-        </w:tc>
-        <w:tc>
-          <w:tcPr>
-            <w:tcW w:type="dxa" w:w="2163"/>
-          </w:tcPr>
-          <w:p>
-            <w:pPr>
-              <w:spacing w:before="20" w:after="20"/>
-            </w:pPr>
-            <w:r/>
-            <w:r>
-              <w:rPr>
-                <w:rFonts w:ascii="Verdana" w:hAnsi="Verdana"/>
-                <w:b w:val="0"/>
-                <w:sz w:val="16"/>
-              </w:rPr>
-              <w:t>0 00 013</w:t>
-            </w:r>
-          </w:p>
-        </w:tc>
-        <w:tc>
-          <w:tcPr>
-            <w:tcW w:type="dxa" w:w="2163"/>
-          </w:tcPr>
-          <w:p>
-            <w:pPr>
-              <w:spacing w:before="20" w:after="20"/>
-            </w:pPr>
-            <w:r/>
-            <w:r>
-              <w:rPr>
-                <w:rFonts w:ascii="Verdana" w:hAnsi="Verdana"/>
-                <w:b w:val="0"/>
-                <w:sz w:val="16"/>
-              </w:rPr>
-              <w:t>Название элемента, строка 1</w:t>
-            </w:r>
-          </w:p>
-        </w:tc>
-        <w:tc>
-          <w:tcPr>
-            <w:tcW w:type="dxa" w:w="2163"/>
-          </w:tcPr>
-          <w:p>
-            <w:pPr>
-              <w:spacing w:before="20" w:after="20"/>
-            </w:pPr>
-            <w:r/>
-            <w:r>
-              <w:rPr>
-                <w:rFonts w:ascii="Verdana" w:hAnsi="Verdana"/>
-                <w:b w:val="0"/>
-                <w:sz w:val="16"/>
-              </w:rPr>
-            </w:r>
-          </w:p>
-        </w:tc>
-        <w:tc>
-          <w:tcPr>
-            <w:tcW w:type="dxa" w:w="2163"/>
-          </w:tcPr>
-          <w:p>
-            <w:pPr>
-              <w:spacing w:before="20" w:after="20"/>
-            </w:pPr>
-            <w:r/>
-            <w:r>
-              <w:rPr>
-                <w:rFonts w:ascii="Verdana" w:hAnsi="Verdana"/>
-                <w:b w:val="0"/>
-                <w:sz w:val="16"/>
-              </w:rPr>
-            </w:r>
-          </w:p>
-        </w:tc>
-      </w:tr>
-      <w:tr>
-        <w:trPr>
-          <w:cantSplit/>
-        </w:trPr>
-        <w:tc>
-          <w:tcPr>
-            <w:tcW w:type="dxa" w:w="2163"/>
-          </w:tcPr>
-          <w:p>
-            <w:pPr>
-              <w:spacing w:before="20" w:after="20"/>
-            </w:pPr>
-            <w:r/>
-            <w:r>
-              <w:rPr>
-                <w:rFonts w:ascii="Verdana" w:hAnsi="Verdana"/>
-                <w:b w:val="0"/>
-                <w:sz w:val="16"/>
-              </w:rPr>
-            </w:r>
-          </w:p>
-        </w:tc>
-        <w:tc>
-          <w:tcPr>
-            <w:tcW w:type="dxa" w:w="2163"/>
-          </w:tcPr>
-          <w:p>
-            <w:pPr>
-              <w:spacing w:before="20" w:after="20"/>
-            </w:pPr>
-            <w:r/>
-            <w:r>
-              <w:rPr>
-                <w:rFonts w:ascii="Verdana" w:hAnsi="Verdana"/>
-                <w:b w:val="0"/>
-                <w:sz w:val="16"/>
-              </w:rPr>
-            </w:r>
-          </w:p>
-        </w:tc>
-        <w:tc>
-          <w:tcPr>
-            <w:tcW w:type="dxa" w:w="2163"/>
-          </w:tcPr>
-          <w:p>
-            <w:pPr>
-              <w:spacing w:before="20" w:after="20"/>
-            </w:pPr>
-            <w:r/>
-            <w:r>
-              <w:rPr>
-                <w:rFonts w:ascii="Verdana" w:hAnsi="Verdana"/>
-                <w:b w:val="0"/>
-                <w:sz w:val="16"/>
-              </w:rPr>
-            </w:r>
-          </w:p>
-        </w:tc>
-        <w:tc>
-          <w:tcPr>
-            <w:tcW w:type="dxa" w:w="2163"/>
-          </w:tcPr>
-          <w:p>
-            <w:pPr>
-              <w:spacing w:before="20" w:after="20"/>
-            </w:pPr>
-            <w:r/>
-            <w:r>
-              <w:rPr>
-                <w:rFonts w:ascii="Verdana" w:hAnsi="Verdana"/>
-                <w:b w:val="0"/>
-                <w:sz w:val="16"/>
-              </w:rPr>
-              <w:t>0 00 014</w:t>
-            </w:r>
-          </w:p>
-        </w:tc>
-        <w:tc>
-          <w:tcPr>
-            <w:tcW w:type="dxa" w:w="2163"/>
-          </w:tcPr>
-          <w:p>
-            <w:pPr>
-              <w:spacing w:before="20" w:after="20"/>
-            </w:pPr>
-            <w:r/>
-            <w:r>
-              <w:rPr>
-                <w:rFonts w:ascii="Verdana" w:hAnsi="Verdana"/>
-                <w:b w:val="0"/>
-                <w:sz w:val="16"/>
-              </w:rPr>
-              <w:t>Название элемента, строка 2</w:t>
-            </w:r>
-          </w:p>
-        </w:tc>
-        <w:tc>
-          <w:tcPr>
-            <w:tcW w:type="dxa" w:w="2163"/>
-          </w:tcPr>
-          <w:p>
-            <w:pPr>
-              <w:spacing w:before="20" w:after="20"/>
-            </w:pPr>
-            <w:r/>
-            <w:r>
-              <w:rPr>
-                <w:rFonts w:ascii="Verdana" w:hAnsi="Verdana"/>
-                <w:b w:val="0"/>
-                <w:sz w:val="16"/>
-              </w:rPr>
-            </w:r>
-          </w:p>
-        </w:tc>
-        <w:tc>
-          <w:tcPr>
-            <w:tcW w:type="dxa" w:w="2163"/>
-          </w:tcPr>
-          <w:p>
-            <w:pPr>
-              <w:spacing w:before="20" w:after="20"/>
-            </w:pPr>
-            <w:r/>
-            <w:r>
-              <w:rPr>
-                <w:rFonts w:ascii="Verdana" w:hAnsi="Verdana"/>
-                <w:b w:val="0"/>
-                <w:sz w:val="16"/>
-              </w:rPr>
-            </w:r>
-          </w:p>
-        </w:tc>
-      </w:tr>
-      <w:tr>
-        <w:trPr>
-          <w:cantSplit/>
-        </w:trPr>
-        <w:tc>
-          <w:tcPr>
-            <w:tcW w:type="dxa" w:w="2163"/>
-          </w:tcPr>
-          <w:p>
-            <w:pPr>
-              <w:spacing w:before="20" w:after="20"/>
-            </w:pPr>
-            <w:r/>
-            <w:r>
-              <w:rPr>
-                <w:rFonts w:ascii="Verdana" w:hAnsi="Verdana"/>
-                <w:b w:val="0"/>
-                <w:sz w:val="16"/>
-              </w:rPr>
-            </w:r>
-          </w:p>
-        </w:tc>
-        <w:tc>
-          <w:tcPr>
-            <w:tcW w:type="dxa" w:w="2163"/>
-          </w:tcPr>
-          <w:p>
-            <w:pPr>
-              <w:spacing w:before="20" w:after="20"/>
-            </w:pPr>
-            <w:r/>
-            <w:r>
-              <w:rPr>
-                <w:rFonts w:ascii="Verdana" w:hAnsi="Verdana"/>
-                <w:b w:val="0"/>
-                <w:sz w:val="16"/>
-              </w:rPr>
-            </w:r>
-          </w:p>
-        </w:tc>
-        <w:tc>
-          <w:tcPr>
-            <w:tcW w:type="dxa" w:w="2163"/>
-          </w:tcPr>
-          <w:p>
-            <w:pPr>
-              <w:spacing w:before="20" w:after="20"/>
-            </w:pPr>
-            <w:r/>
-            <w:r>
-              <w:rPr>
-                <w:rFonts w:ascii="Verdana" w:hAnsi="Verdana"/>
-                <w:b w:val="0"/>
-                <w:sz w:val="16"/>
-              </w:rPr>
-            </w:r>
-          </w:p>
-        </w:tc>
-        <w:tc>
-          <w:tcPr>
-            <w:tcW w:type="dxa" w:w="2163"/>
-          </w:tcPr>
-          <w:p>
-            <w:pPr>
-              <w:spacing w:before="20" w:after="20"/>
-            </w:pPr>
-            <w:r/>
-            <w:r>
-              <w:rPr>
-                <w:rFonts w:ascii="Verdana" w:hAnsi="Verdana"/>
-                <w:b w:val="0"/>
-                <w:sz w:val="16"/>
-              </w:rPr>
-              <w:t>0 00 015</w:t>
-            </w:r>
-          </w:p>
-        </w:tc>
-        <w:tc>
-          <w:tcPr>
-            <w:tcW w:type="dxa" w:w="2163"/>
-          </w:tcPr>
-          <w:p>
-            <w:pPr>
-              <w:spacing w:before="20" w:after="20"/>
-            </w:pPr>
-            <w:r/>
-            <w:r>
-              <w:rPr>
-                <w:rFonts w:ascii="Verdana" w:hAnsi="Verdana"/>
-                <w:b w:val="0"/>
-                <w:sz w:val="16"/>
-              </w:rPr>
-              <w:t>Название единиц</w:t>
-            </w:r>
-          </w:p>
-        </w:tc>
-        <w:tc>
-          <w:tcPr>
-            <w:tcW w:type="dxa" w:w="2163"/>
-          </w:tcPr>
-          <w:p>
-            <w:pPr>
-              <w:spacing w:before="20" w:after="20"/>
-            </w:pPr>
-            <w:r/>
-            <w:r>
-              <w:rPr>
-                <w:rFonts w:ascii="Verdana" w:hAnsi="Verdana"/>
-                <w:b w:val="0"/>
-                <w:sz w:val="16"/>
-              </w:rPr>
-            </w:r>
-          </w:p>
-        </w:tc>
-        <w:tc>
-          <w:tcPr>
-            <w:tcW w:type="dxa" w:w="2163"/>
-          </w:tcPr>
-          <w:p>
-            <w:pPr>
-              <w:spacing w:before="20" w:after="20"/>
-            </w:pPr>
-            <w:r/>
-            <w:r>
-              <w:rPr>
-                <w:rFonts w:ascii="Verdana" w:hAnsi="Verdana"/>
-                <w:b w:val="0"/>
-                <w:sz w:val="16"/>
-              </w:rPr>
-            </w:r>
-          </w:p>
-        </w:tc>
-      </w:tr>
-      <w:tr>
-        <w:trPr>
-          <w:cantSplit/>
-        </w:trPr>
-        <w:tc>
-          <w:tcPr>
-            <w:tcW w:type="dxa" w:w="2163"/>
-          </w:tcPr>
-          <w:p>
-            <w:pPr>
-              <w:spacing w:before="20" w:after="20"/>
-            </w:pPr>
-            <w:r/>
-            <w:r>
-              <w:rPr>
-                <w:rFonts w:ascii="Verdana" w:hAnsi="Verdana"/>
-                <w:b w:val="0"/>
-                <w:sz w:val="16"/>
-              </w:rPr>
-            </w:r>
-          </w:p>
-        </w:tc>
-        <w:tc>
-          <w:tcPr>
-            <w:tcW w:type="dxa" w:w="2163"/>
-          </w:tcPr>
-          <w:p>
-            <w:pPr>
-              <w:spacing w:before="20" w:after="20"/>
-            </w:pPr>
-            <w:r/>
-            <w:r>
-              <w:rPr>
-                <w:rFonts w:ascii="Verdana" w:hAnsi="Verdana"/>
-                <w:b w:val="0"/>
-                <w:sz w:val="16"/>
-              </w:rPr>
-            </w:r>
-          </w:p>
-        </w:tc>
-        <w:tc>
-          <w:tcPr>
-            <w:tcW w:type="dxa" w:w="2163"/>
-          </w:tcPr>
-          <w:p>
-            <w:pPr>
-              <w:spacing w:before="20" w:after="20"/>
-            </w:pPr>
-            <w:r/>
-            <w:r>
-              <w:rPr>
-                <w:rFonts w:ascii="Verdana" w:hAnsi="Verdana"/>
-                <w:b w:val="0"/>
-                <w:sz w:val="16"/>
-              </w:rPr>
-            </w:r>
-          </w:p>
-        </w:tc>
-        <w:tc>
-          <w:tcPr>
-            <w:tcW w:type="dxa" w:w="2163"/>
-          </w:tcPr>
-          <w:p>
-            <w:pPr>
-              <w:spacing w:before="20" w:after="20"/>
-            </w:pPr>
-            <w:r/>
-            <w:r>
-              <w:rPr>
-                <w:rFonts w:ascii="Verdana" w:hAnsi="Verdana"/>
-                <w:b w:val="0"/>
-                <w:sz w:val="16"/>
-              </w:rPr>
-              <w:t>0 00 016</w:t>
-            </w:r>
-          </w:p>
-        </w:tc>
-        <w:tc>
-          <w:tcPr>
-            <w:tcW w:type="dxa" w:w="2163"/>
-          </w:tcPr>
-          <w:p>
-            <w:pPr>
-              <w:spacing w:before="20" w:after="20"/>
-            </w:pPr>
-            <w:r/>
-            <w:r>
-              <w:rPr>
-                <w:rFonts w:ascii="Verdana" w:hAnsi="Verdana"/>
-                <w:b w:val="0"/>
-                <w:sz w:val="16"/>
-              </w:rPr>
-              <w:t>Знак масштаба единиц</w:t>
-            </w:r>
-          </w:p>
-        </w:tc>
-        <w:tc>
-          <w:tcPr>
-            <w:tcW w:type="dxa" w:w="2163"/>
-          </w:tcPr>
-          <w:p>
-            <w:pPr>
-              <w:spacing w:before="20" w:after="20"/>
-            </w:pPr>
-            <w:r/>
-            <w:r>
-              <w:rPr>
-                <w:rFonts w:ascii="Verdana" w:hAnsi="Verdana"/>
-                <w:b w:val="0"/>
-                <w:sz w:val="16"/>
-              </w:rPr>
-            </w:r>
-          </w:p>
-        </w:tc>
-        <w:tc>
-          <w:tcPr>
-            <w:tcW w:type="dxa" w:w="2163"/>
-          </w:tcPr>
-          <w:p>
-            <w:pPr>
-              <w:spacing w:before="20" w:after="20"/>
-            </w:pPr>
-            <w:r/>
-            <w:r>
-              <w:rPr>
-                <w:rFonts w:ascii="Verdana" w:hAnsi="Verdana"/>
-                <w:b w:val="0"/>
-                <w:sz w:val="16"/>
-              </w:rPr>
-            </w:r>
-          </w:p>
-        </w:tc>
-      </w:tr>
-      <w:tr>
-        <w:trPr>
-          <w:cantSplit/>
-        </w:trPr>
-        <w:tc>
-          <w:tcPr>
-            <w:tcW w:type="dxa" w:w="2163"/>
-          </w:tcPr>
-          <w:p>
-            <w:pPr>
-              <w:spacing w:before="20" w:after="20"/>
-            </w:pPr>
-            <w:r/>
-            <w:r>
-              <w:rPr>
-                <w:rFonts w:ascii="Verdana" w:hAnsi="Verdana"/>
-                <w:b w:val="0"/>
-                <w:sz w:val="16"/>
-              </w:rPr>
-            </w:r>
-          </w:p>
-        </w:tc>
-        <w:tc>
-          <w:tcPr>
-            <w:tcW w:type="dxa" w:w="2163"/>
-          </w:tcPr>
-          <w:p>
-            <w:pPr>
-              <w:spacing w:before="20" w:after="20"/>
-            </w:pPr>
-            <w:r/>
-            <w:r>
-              <w:rPr>
-                <w:rFonts w:ascii="Verdana" w:hAnsi="Verdana"/>
-                <w:b w:val="0"/>
-                <w:sz w:val="16"/>
-              </w:rPr>
-            </w:r>
-          </w:p>
-        </w:tc>
-        <w:tc>
-          <w:tcPr>
-            <w:tcW w:type="dxa" w:w="2163"/>
-          </w:tcPr>
-          <w:p>
-            <w:pPr>
-              <w:spacing w:before="20" w:after="20"/>
-            </w:pPr>
-            <w:r/>
-            <w:r>
-              <w:rPr>
-                <w:rFonts w:ascii="Verdana" w:hAnsi="Verdana"/>
-                <w:b w:val="0"/>
-                <w:sz w:val="16"/>
-              </w:rPr>
-            </w:r>
-          </w:p>
-        </w:tc>
-        <w:tc>
-          <w:tcPr>
-            <w:tcW w:type="dxa" w:w="2163"/>
-          </w:tcPr>
-          <w:p>
-            <w:pPr>
-              <w:spacing w:before="20" w:after="20"/>
-            </w:pPr>
-            <w:r/>
-            <w:r>
-              <w:rPr>
-                <w:rFonts w:ascii="Verdana" w:hAnsi="Verdana"/>
-                <w:b w:val="0"/>
-                <w:sz w:val="16"/>
-              </w:rPr>
-              <w:t>0 00 017</w:t>
-            </w:r>
-          </w:p>
-        </w:tc>
-        <w:tc>
-          <w:tcPr>
-            <w:tcW w:type="dxa" w:w="2163"/>
-          </w:tcPr>
-          <w:p>
-            <w:pPr>
-              <w:spacing w:before="20" w:after="20"/>
-            </w:pPr>
-            <w:r/>
-            <w:r>
-              <w:rPr>
-                <w:rFonts w:ascii="Verdana" w:hAnsi="Verdana"/>
-                <w:b w:val="0"/>
-                <w:sz w:val="16"/>
-              </w:rPr>
-              <w:t>Масштаб единиц</w:t>
-            </w:r>
-          </w:p>
-        </w:tc>
-        <w:tc>
-          <w:tcPr>
-            <w:tcW w:type="dxa" w:w="2163"/>
-          </w:tcPr>
-          <w:p>
-            <w:pPr>
-              <w:spacing w:before="20" w:after="20"/>
-            </w:pPr>
-            <w:r/>
-            <w:r>
-              <w:rPr>
-                <w:rFonts w:ascii="Verdana" w:hAnsi="Verdana"/>
-                <w:b w:val="0"/>
-                <w:sz w:val="16"/>
-              </w:rPr>
-            </w:r>
-          </w:p>
-        </w:tc>
-        <w:tc>
-          <w:tcPr>
-            <w:tcW w:type="dxa" w:w="2163"/>
-          </w:tcPr>
-          <w:p>
-            <w:pPr>
-              <w:spacing w:before="20" w:after="20"/>
-            </w:pPr>
-            <w:r/>
-            <w:r>
-              <w:rPr>
-                <w:rFonts w:ascii="Verdana" w:hAnsi="Verdana"/>
-                <w:b w:val="0"/>
-                <w:sz w:val="16"/>
-              </w:rPr>
-            </w:r>
-          </w:p>
-        </w:tc>
-      </w:tr>
-      <w:tr>
-        <w:trPr>
-          <w:cantSplit/>
-        </w:trPr>
-        <w:tc>
-          <w:tcPr>
-            <w:tcW w:type="dxa" w:w="2163"/>
-          </w:tcPr>
-          <w:p>
-            <w:pPr>
-              <w:spacing w:before="20" w:after="20"/>
-            </w:pPr>
-            <w:r/>
-            <w:r>
-              <w:rPr>
-                <w:rFonts w:ascii="Verdana" w:hAnsi="Verdana"/>
-                <w:b w:val="0"/>
-                <w:sz w:val="16"/>
-              </w:rPr>
-            </w:r>
-          </w:p>
-        </w:tc>
-        <w:tc>
-          <w:tcPr>
-            <w:tcW w:type="dxa" w:w="2163"/>
-          </w:tcPr>
-          <w:p>
-            <w:pPr>
-              <w:spacing w:before="20" w:after="20"/>
-            </w:pPr>
-            <w:r/>
-            <w:r>
-              <w:rPr>
-                <w:rFonts w:ascii="Verdana" w:hAnsi="Verdana"/>
-                <w:b w:val="0"/>
-                <w:sz w:val="16"/>
-              </w:rPr>
-            </w:r>
-          </w:p>
-        </w:tc>
-        <w:tc>
-          <w:tcPr>
-            <w:tcW w:type="dxa" w:w="2163"/>
-          </w:tcPr>
-          <w:p>
-            <w:pPr>
-              <w:spacing w:before="20" w:after="20"/>
-            </w:pPr>
-            <w:r/>
-            <w:r>
-              <w:rPr>
-                <w:rFonts w:ascii="Verdana" w:hAnsi="Verdana"/>
-                <w:b w:val="0"/>
-                <w:sz w:val="16"/>
-              </w:rPr>
-            </w:r>
-          </w:p>
-        </w:tc>
-        <w:tc>
-          <w:tcPr>
-            <w:tcW w:type="dxa" w:w="2163"/>
-          </w:tcPr>
-          <w:p>
-            <w:pPr>
-              <w:spacing w:before="20" w:after="20"/>
-            </w:pPr>
-            <w:r/>
-            <w:r>
-              <w:rPr>
-                <w:rFonts w:ascii="Verdana" w:hAnsi="Verdana"/>
-                <w:b w:val="0"/>
-                <w:sz w:val="16"/>
-              </w:rPr>
-              <w:t>0 00 018</w:t>
-            </w:r>
-          </w:p>
-        </w:tc>
-        <w:tc>
-          <w:tcPr>
-            <w:tcW w:type="dxa" w:w="2163"/>
-          </w:tcPr>
-          <w:p>
-            <w:pPr>
-              <w:spacing w:before="20" w:after="20"/>
-            </w:pPr>
-            <w:r/>
-            <w:r>
-              <w:rPr>
-                <w:rFonts w:ascii="Verdana" w:hAnsi="Verdana"/>
-                <w:b w:val="0"/>
-                <w:sz w:val="16"/>
-              </w:rPr>
-              <w:t>Знак начала отсчета</w:t>
-            </w:r>
-          </w:p>
-        </w:tc>
-        <w:tc>
-          <w:tcPr>
-            <w:tcW w:type="dxa" w:w="2163"/>
-          </w:tcPr>
-          <w:p>
-            <w:pPr>
-              <w:spacing w:before="20" w:after="20"/>
-            </w:pPr>
-            <w:r/>
-            <w:r>
-              <w:rPr>
-                <w:rFonts w:ascii="Verdana" w:hAnsi="Verdana"/>
-                <w:b w:val="0"/>
-                <w:sz w:val="16"/>
-              </w:rPr>
-            </w:r>
-          </w:p>
-        </w:tc>
-        <w:tc>
-          <w:tcPr>
-            <w:tcW w:type="dxa" w:w="2163"/>
-          </w:tcPr>
-          <w:p>
-            <w:pPr>
-              <w:spacing w:before="20" w:after="20"/>
-            </w:pPr>
-            <w:r/>
-            <w:r>
-              <w:rPr>
-                <w:rFonts w:ascii="Verdana" w:hAnsi="Verdana"/>
-                <w:b w:val="0"/>
-                <w:sz w:val="16"/>
-              </w:rPr>
-            </w:r>
-          </w:p>
-        </w:tc>
-      </w:tr>
-      <w:tr>
-        <w:trPr>
-          <w:cantSplit/>
-        </w:trPr>
-        <w:tc>
-          <w:tcPr>
-            <w:tcW w:type="dxa" w:w="2163"/>
-          </w:tcPr>
-          <w:p>
-            <w:pPr>
-              <w:spacing w:before="20" w:after="20"/>
-            </w:pPr>
-            <w:r/>
-            <w:r>
-              <w:rPr>
-                <w:rFonts w:ascii="Verdana" w:hAnsi="Verdana"/>
-                <w:b w:val="0"/>
-                <w:sz w:val="16"/>
-              </w:rPr>
-            </w:r>
-          </w:p>
-        </w:tc>
-        <w:tc>
-          <w:tcPr>
-            <w:tcW w:type="dxa" w:w="2163"/>
-          </w:tcPr>
-          <w:p>
-            <w:pPr>
-              <w:spacing w:before="20" w:after="20"/>
-            </w:pPr>
-            <w:r/>
-            <w:r>
-              <w:rPr>
-                <w:rFonts w:ascii="Verdana" w:hAnsi="Verdana"/>
-                <w:b w:val="0"/>
-                <w:sz w:val="16"/>
-              </w:rPr>
-            </w:r>
-          </w:p>
-        </w:tc>
-        <w:tc>
-          <w:tcPr>
-            <w:tcW w:type="dxa" w:w="2163"/>
-          </w:tcPr>
-          <w:p>
-            <w:pPr>
-              <w:spacing w:before="20" w:after="20"/>
-            </w:pPr>
-            <w:r/>
-            <w:r>
-              <w:rPr>
-                <w:rFonts w:ascii="Verdana" w:hAnsi="Verdana"/>
-                <w:b w:val="0"/>
-                <w:sz w:val="16"/>
-              </w:rPr>
-            </w:r>
-          </w:p>
-        </w:tc>
-        <w:tc>
-          <w:tcPr>
-            <w:tcW w:type="dxa" w:w="2163"/>
-          </w:tcPr>
-          <w:p>
-            <w:pPr>
-              <w:spacing w:before="20" w:after="20"/>
-            </w:pPr>
-            <w:r/>
-            <w:r>
-              <w:rPr>
-                <w:rFonts w:ascii="Verdana" w:hAnsi="Verdana"/>
-                <w:b w:val="0"/>
-                <w:sz w:val="16"/>
-              </w:rPr>
-              <w:t>0 00 019</w:t>
-            </w:r>
-          </w:p>
-        </w:tc>
-        <w:tc>
-          <w:tcPr>
-            <w:tcW w:type="dxa" w:w="2163"/>
-          </w:tcPr>
-          <w:p>
-            <w:pPr>
-              <w:spacing w:before="20" w:after="20"/>
-            </w:pPr>
-            <w:r/>
-            <w:r>
-              <w:rPr>
-                <w:rFonts w:ascii="Verdana" w:hAnsi="Verdana"/>
-                <w:b w:val="0"/>
-                <w:sz w:val="16"/>
-              </w:rPr>
-              <w:t>Величина начала отсчета единиц</w:t>
-            </w:r>
-          </w:p>
-        </w:tc>
-        <w:tc>
-          <w:tcPr>
-            <w:tcW w:type="dxa" w:w="2163"/>
-          </w:tcPr>
-          <w:p>
-            <w:pPr>
-              <w:spacing w:before="20" w:after="20"/>
-            </w:pPr>
-            <w:r/>
-            <w:r>
-              <w:rPr>
-                <w:rFonts w:ascii="Verdana" w:hAnsi="Verdana"/>
-                <w:b w:val="0"/>
-                <w:sz w:val="16"/>
-              </w:rPr>
-            </w:r>
-          </w:p>
-        </w:tc>
-        <w:tc>
-          <w:tcPr>
-            <w:tcW w:type="dxa" w:w="2163"/>
-          </w:tcPr>
-          <w:p>
-            <w:pPr>
-              <w:spacing w:before="20" w:after="20"/>
-            </w:pPr>
-            <w:r/>
-            <w:r>
-              <w:rPr>
-                <w:rFonts w:ascii="Verdana" w:hAnsi="Verdana"/>
-                <w:b w:val="0"/>
-                <w:sz w:val="16"/>
-              </w:rPr>
-            </w:r>
-          </w:p>
-        </w:tc>
-      </w:tr>
-      <w:tr>
-        <w:trPr>
-          <w:cantSplit/>
-        </w:trPr>
-        <w:tc>
-          <w:tcPr>
-            <w:tcW w:type="dxa" w:w="2163"/>
-          </w:tcPr>
-          <w:p>
-            <w:pPr>
-              <w:spacing w:before="20" w:after="20"/>
-            </w:pPr>
-            <w:r/>
-            <w:r>
-              <w:rPr>
-                <w:rFonts w:ascii="Verdana" w:hAnsi="Verdana"/>
-                <w:b w:val="0"/>
-                <w:sz w:val="16"/>
-              </w:rPr>
-            </w:r>
-          </w:p>
-        </w:tc>
-        <w:tc>
-          <w:tcPr>
-            <w:tcW w:type="dxa" w:w="2163"/>
-          </w:tcPr>
-          <w:p>
-            <w:pPr>
-              <w:spacing w:before="20" w:after="20"/>
-            </w:pPr>
-            <w:r/>
-            <w:r>
-              <w:rPr>
-                <w:rFonts w:ascii="Verdana" w:hAnsi="Verdana"/>
-                <w:b w:val="0"/>
-                <w:sz w:val="16"/>
-              </w:rPr>
-            </w:r>
-          </w:p>
-        </w:tc>
-        <w:tc>
-          <w:tcPr>
-            <w:tcW w:type="dxa" w:w="2163"/>
-          </w:tcPr>
-          <w:p>
-            <w:pPr>
-              <w:spacing w:before="20" w:after="20"/>
-            </w:pPr>
-            <w:r/>
-            <w:r>
-              <w:rPr>
-                <w:rFonts w:ascii="Verdana" w:hAnsi="Verdana"/>
-                <w:b w:val="0"/>
-                <w:sz w:val="16"/>
-              </w:rPr>
-            </w:r>
-          </w:p>
-        </w:tc>
-        <w:tc>
-          <w:tcPr>
-            <w:tcW w:type="dxa" w:w="2163"/>
-          </w:tcPr>
-          <w:p>
-            <w:pPr>
-              <w:spacing w:before="20" w:after="20"/>
-            </w:pPr>
-            <w:r/>
-            <w:r>
-              <w:rPr>
-                <w:rFonts w:ascii="Verdana" w:hAnsi="Verdana"/>
-                <w:b w:val="0"/>
-                <w:sz w:val="16"/>
-              </w:rPr>
-              <w:t>0 00 020</w:t>
-            </w:r>
-          </w:p>
-        </w:tc>
-        <w:tc>
-          <w:tcPr>
-            <w:tcW w:type="dxa" w:w="2163"/>
-          </w:tcPr>
-          <w:p>
-            <w:pPr>
-              <w:spacing w:before="20" w:after="20"/>
-            </w:pPr>
-            <w:r/>
-            <w:r>
-              <w:rPr>
-                <w:rFonts w:ascii="Verdana" w:hAnsi="Verdana"/>
-                <w:b w:val="0"/>
-                <w:sz w:val="16"/>
-              </w:rPr>
-              <w:t>Длина данных элемента</w:t>
-            </w:r>
-          </w:p>
-        </w:tc>
-        <w:tc>
-          <w:tcPr>
-            <w:tcW w:type="dxa" w:w="2163"/>
-          </w:tcPr>
-          <w:p>
-            <w:pPr>
-              <w:spacing w:before="20" w:after="20"/>
-            </w:pPr>
-            <w:r/>
-            <w:r>
-              <w:rPr>
-                <w:rFonts w:ascii="Verdana" w:hAnsi="Verdana"/>
-                <w:b w:val="0"/>
-                <w:sz w:val="16"/>
-              </w:rPr>
-            </w:r>
-          </w:p>
-        </w:tc>
-        <w:tc>
-          <w:tcPr>
-            <w:tcW w:type="dxa" w:w="2163"/>
-          </w:tcPr>
-          <w:p>
-            <w:pPr>
-              <w:spacing w:before="20" w:after="20"/>
-            </w:pPr>
-            <w:r/>
-            <w:r>
-              <w:rPr>
-                <w:rFonts w:ascii="Verdana" w:hAnsi="Verdana"/>
-                <w:b w:val="0"/>
-                <w:sz w:val="16"/>
-              </w:rPr>
-            </w:r>
-          </w:p>
-        </w:tc>
-      </w:tr>
-      <w:tr>
-        <w:trPr>
-          <w:cantSplit/>
-        </w:trPr>
-        <w:tc>
-          <w:tcPr>
-            <w:tcW w:type="dxa" w:w="2163"/>
-          </w:tcPr>
-          <w:p>
-            <w:pPr>
-              <w:spacing w:before="20" w:after="20"/>
-            </w:pPr>
-            <w:r>
-              <w:rPr>
-                <w:b/>
-              </w:rPr>
-            </w:r>
-            <w:r>
-              <w:rPr>
-                <w:rFonts w:ascii="Verdana" w:hAnsi="Verdana"/>
-                <w:b/>
-                <w:sz w:val="16"/>
-              </w:rPr>
-              <w:t>3 00 010</w:t>
-            </w:r>
-          </w:p>
-        </w:tc>
-        <w:tc>
-          <w:tcPr>
-            <w:tcW w:type="dxa" w:w="2163"/>
-          </w:tcPr>
-          <w:p>
-            <w:pPr>
-              <w:spacing w:before="20" w:after="20"/>
-            </w:pPr>
-            <w:r>
-              <w:rPr>
-                <w:b/>
-              </w:rPr>
-            </w:r>
-            <w:r>
-              <w:rPr>
-                <w:rFonts w:ascii="Verdana" w:hAnsi="Verdana"/>
-                <w:b/>
-                <w:sz w:val="16"/>
-              </w:rPr>
-            </w:r>
-          </w:p>
-        </w:tc>
-        <w:tc>
-          <w:tcPr>
-            <w:tcW w:type="dxa" w:w="2163"/>
-          </w:tcPr>
-          <w:p>
-            <w:pPr>
-              <w:spacing w:before="20" w:after="20"/>
-            </w:pPr>
-            <w:r/>
-            <w:r>
-              <w:rPr>
-                <w:rFonts w:ascii="Verdana" w:hAnsi="Verdana"/>
-                <w:b w:val="0"/>
-                <w:sz w:val="16"/>
-              </w:rPr>
-            </w:r>
-          </w:p>
-        </w:tc>
-        <w:tc>
-          <w:tcPr>
-            <w:tcW w:type="dxa" w:w="2163"/>
-          </w:tcPr>
-          <w:p>
-            <w:pPr>
-              <w:spacing w:before="20" w:after="20"/>
-            </w:pPr>
-            <w:r/>
-            <w:r>
-              <w:rPr>
-                <w:rFonts w:ascii="Verdana" w:hAnsi="Verdana"/>
-                <w:b w:val="0"/>
-                <w:sz w:val="16"/>
-              </w:rPr>
-              <w:t>3 00 003</w:t>
-            </w:r>
-          </w:p>
-        </w:tc>
-        <w:tc>
-          <w:tcPr>
-            <w:tcW w:type="dxa" w:w="2163"/>
-          </w:tcPr>
-          <w:p>
-            <w:pPr>
-              <w:spacing w:before="20" w:after="20"/>
-            </w:pPr>
-            <w:r/>
-            <w:r>
-              <w:rPr>
-                <w:rFonts w:ascii="Verdana" w:hAnsi="Verdana"/>
-                <w:b w:val="0"/>
-                <w:sz w:val="16"/>
-              </w:rPr>
-              <w:t>Добавить или определить дескриптор F, X, Y</w:t>
-            </w:r>
-          </w:p>
-        </w:tc>
-        <w:tc>
-          <w:tcPr>
-            <w:tcW w:type="dxa" w:w="2163"/>
-          </w:tcPr>
-          <w:p>
-            <w:pPr>
-              <w:spacing w:before="20" w:after="20"/>
-            </w:pPr>
-            <w:r/>
-            <w:r>
-              <w:rPr>
-                <w:rFonts w:ascii="Verdana" w:hAnsi="Verdana"/>
-                <w:b w:val="0"/>
-                <w:sz w:val="16"/>
-              </w:rPr>
-            </w:r>
-          </w:p>
-        </w:tc>
-        <w:tc>
-          <w:tcPr>
-            <w:tcW w:type="dxa" w:w="2163"/>
-          </w:tcPr>
-          <w:p>
-            <w:pPr>
-              <w:spacing w:before="20" w:after="20"/>
-            </w:pPr>
-            <w:r/>
-            <w:r>
-              <w:rPr>
-                <w:rFonts w:ascii="Verdana" w:hAnsi="Verdana"/>
-                <w:b w:val="0"/>
-                <w:sz w:val="16"/>
-              </w:rPr>
-            </w:r>
-          </w:p>
-        </w:tc>
-      </w:tr>
-      <w:tr>
-        <w:trPr>
-          <w:cantSplit/>
-        </w:trPr>
-        <w:tc>
-          <w:tcPr>
-            <w:tcW w:type="dxa" w:w="2163"/>
-          </w:tcPr>
-          <w:p>
-            <w:pPr>
-              <w:spacing w:before="20" w:after="20"/>
-            </w:pPr>
-            <w:r/>
-            <w:r>
-              <w:rPr>
-                <w:rFonts w:ascii="Verdana" w:hAnsi="Verdana"/>
-                <w:b w:val="0"/>
-                <w:sz w:val="16"/>
-              </w:rPr>
-            </w:r>
-          </w:p>
-        </w:tc>
-        <w:tc>
-          <w:tcPr>
-            <w:tcW w:type="dxa" w:w="2163"/>
-          </w:tcPr>
-          <w:p>
-            <w:pPr>
-              <w:spacing w:before="20" w:after="20"/>
-            </w:pPr>
-            <w:r/>
-            <w:r>
-              <w:rPr>
-                <w:rFonts w:ascii="Verdana" w:hAnsi="Verdana"/>
-                <w:b w:val="0"/>
-                <w:sz w:val="16"/>
-              </w:rPr>
-            </w:r>
-          </w:p>
-        </w:tc>
-        <w:tc>
-          <w:tcPr>
-            <w:tcW w:type="dxa" w:w="2163"/>
-          </w:tcPr>
-          <w:p>
-            <w:pPr>
-              <w:spacing w:before="20" w:after="20"/>
-            </w:pPr>
-            <w:r/>
-            <w:r>
-              <w:rPr>
-                <w:rFonts w:ascii="Verdana" w:hAnsi="Verdana"/>
-                <w:b w:val="0"/>
-                <w:sz w:val="16"/>
-              </w:rPr>
-            </w:r>
-          </w:p>
-        </w:tc>
-        <w:tc>
-          <w:tcPr>
-            <w:tcW w:type="dxa" w:w="2163"/>
-          </w:tcPr>
-          <w:p>
-            <w:pPr>
-              <w:spacing w:before="20" w:after="20"/>
-            </w:pPr>
-            <w:r/>
-            <w:r>
-              <w:rPr>
-                <w:rFonts w:ascii="Verdana" w:hAnsi="Verdana"/>
-                <w:b w:val="0"/>
-                <w:sz w:val="16"/>
-              </w:rPr>
-              <w:t>1 01 000</w:t>
-            </w:r>
-          </w:p>
-        </w:tc>
-        <w:tc>
-          <w:tcPr>
-            <w:tcW w:type="dxa" w:w="2163"/>
-          </w:tcPr>
-          <w:p>
-            <w:pPr>
-              <w:spacing w:before="20" w:after="20"/>
-            </w:pPr>
-            <w:r/>
-            <w:r>
-              <w:rPr>
-                <w:rFonts w:ascii="Verdana" w:hAnsi="Verdana"/>
-                <w:b w:val="0"/>
-                <w:sz w:val="16"/>
-              </w:rPr>
-              <w:t>Повторение с задержкой 1 дескриптора</w:t>
-            </w:r>
-          </w:p>
-        </w:tc>
-        <w:tc>
-          <w:tcPr>
-            <w:tcW w:type="dxa" w:w="2163"/>
-          </w:tcPr>
-          <w:p>
-            <w:pPr>
-              <w:spacing w:before="20" w:after="20"/>
-            </w:pPr>
-            <w:r/>
-            <w:r>
-              <w:rPr>
-                <w:rFonts w:ascii="Verdana" w:hAnsi="Verdana"/>
-                <w:b w:val="0"/>
-                <w:sz w:val="16"/>
-              </w:rPr>
-            </w:r>
-          </w:p>
-        </w:tc>
-        <w:tc>
-          <w:tcPr>
-            <w:tcW w:type="dxa" w:w="2163"/>
-          </w:tcPr>
-          <w:p>
-            <w:pPr>
-              <w:spacing w:before="20" w:after="20"/>
-            </w:pPr>
-            <w:r/>
-            <w:r>
-              <w:rPr>
-                <w:rFonts w:ascii="Verdana" w:hAnsi="Verdana"/>
-                <w:b w:val="0"/>
-                <w:sz w:val="16"/>
-              </w:rPr>
-            </w:r>
-          </w:p>
-        </w:tc>
-      </w:tr>
-      <w:tr>
-        <w:trPr>
-          <w:cantSplit/>
-        </w:trPr>
-        <w:tc>
-          <w:tcPr>
-            <w:tcW w:type="dxa" w:w="2163"/>
-          </w:tcPr>
-          <w:p>
-            <w:pPr>
-              <w:spacing w:before="20" w:after="20"/>
-            </w:pPr>
-            <w:r/>
-            <w:r>
-              <w:rPr>
-                <w:rFonts w:ascii="Verdana" w:hAnsi="Verdana"/>
-                <w:b w:val="0"/>
-                <w:sz w:val="16"/>
-              </w:rPr>
-            </w:r>
-          </w:p>
-        </w:tc>
-        <w:tc>
-          <w:tcPr>
-            <w:tcW w:type="dxa" w:w="2163"/>
-          </w:tcPr>
-          <w:p>
-            <w:pPr>
-              <w:spacing w:before="20" w:after="20"/>
-            </w:pPr>
-            <w:r/>
-            <w:r>
-              <w:rPr>
-                <w:rFonts w:ascii="Verdana" w:hAnsi="Verdana"/>
-                <w:b w:val="0"/>
-                <w:sz w:val="16"/>
-              </w:rPr>
-            </w:r>
-          </w:p>
-        </w:tc>
-        <w:tc>
-          <w:tcPr>
-            <w:tcW w:type="dxa" w:w="2163"/>
-          </w:tcPr>
-          <w:p>
-            <w:pPr>
-              <w:spacing w:before="20" w:after="20"/>
-            </w:pPr>
-            <w:r/>
-            <w:r>
-              <w:rPr>
-                <w:rFonts w:ascii="Verdana" w:hAnsi="Verdana"/>
-                <w:b w:val="0"/>
-                <w:sz w:val="16"/>
-              </w:rPr>
-            </w:r>
-          </w:p>
-        </w:tc>
-        <w:tc>
-          <w:tcPr>
-            <w:tcW w:type="dxa" w:w="2163"/>
-          </w:tcPr>
-          <w:p>
-            <w:pPr>
-              <w:spacing w:before="20" w:after="20"/>
-            </w:pPr>
-            <w:r/>
-            <w:r>
-              <w:rPr>
-                <w:rFonts w:ascii="Verdana" w:hAnsi="Verdana"/>
-                <w:b w:val="0"/>
-                <w:sz w:val="16"/>
-              </w:rPr>
-              <w:t>0 31 001</w:t>
-            </w:r>
-          </w:p>
-        </w:tc>
-        <w:tc>
-          <w:tcPr>
-            <w:tcW w:type="dxa" w:w="2163"/>
-          </w:tcPr>
-          <w:p>
-            <w:pPr>
-              <w:spacing w:before="20" w:after="20"/>
-            </w:pPr>
-            <w:r/>
-            <w:r>
-              <w:rPr>
-                <w:rFonts w:ascii="Verdana" w:hAnsi="Verdana"/>
-                <w:b w:val="0"/>
-                <w:sz w:val="16"/>
-              </w:rPr>
-              <w:t>Коэффициент повторения дескриптора с задержкой</w:t>
-            </w:r>
-          </w:p>
-        </w:tc>
-        <w:tc>
-          <w:tcPr>
-            <w:tcW w:type="dxa" w:w="2163"/>
-          </w:tcPr>
-          <w:p>
-            <w:pPr>
-              <w:spacing w:before="20" w:after="20"/>
-            </w:pPr>
-            <w:r/>
-            <w:r>
-              <w:rPr>
-                <w:rFonts w:ascii="Verdana" w:hAnsi="Verdana"/>
-                <w:b w:val="0"/>
-                <w:sz w:val="16"/>
-              </w:rPr>
-            </w:r>
-          </w:p>
-        </w:tc>
-        <w:tc>
-          <w:tcPr>
-            <w:tcW w:type="dxa" w:w="2163"/>
-          </w:tcPr>
-          <w:p>
-            <w:pPr>
-              <w:spacing w:before="20" w:after="20"/>
-            </w:pPr>
-            <w:r/>
-            <w:r>
-              <w:rPr>
-                <w:rFonts w:ascii="Verdana" w:hAnsi="Verdana"/>
-                <w:b w:val="0"/>
-                <w:sz w:val="16"/>
-              </w:rPr>
-            </w:r>
-          </w:p>
-        </w:tc>
-      </w:tr>
-      <w:tr>
-        <w:trPr>
-          <w:cantSplit/>
-        </w:trPr>
-        <w:tc>
-          <w:tcPr>
-            <w:tcW w:type="dxa" w:w="2163"/>
-          </w:tcPr>
-          <w:p>
-            <w:pPr>
-              <w:spacing w:before="20" w:after="20"/>
-            </w:pPr>
-            <w:r/>
-            <w:r>
-              <w:rPr>
-                <w:rFonts w:ascii="Verdana" w:hAnsi="Verdana"/>
-                <w:b w:val="0"/>
-                <w:sz w:val="16"/>
-              </w:rPr>
-            </w:r>
-          </w:p>
-        </w:tc>
-        <w:tc>
-          <w:tcPr>
-            <w:tcW w:type="dxa" w:w="2163"/>
-          </w:tcPr>
-          <w:p>
-            <w:pPr>
-              <w:spacing w:before="20" w:after="20"/>
-            </w:pPr>
-            <w:r/>
-            <w:r>
-              <w:rPr>
-                <w:rFonts w:ascii="Verdana" w:hAnsi="Verdana"/>
-                <w:b w:val="0"/>
-                <w:sz w:val="16"/>
-              </w:rPr>
-            </w:r>
-          </w:p>
-        </w:tc>
-        <w:tc>
-          <w:tcPr>
-            <w:tcW w:type="dxa" w:w="2163"/>
-          </w:tcPr>
-          <w:p>
-            <w:pPr>
-              <w:spacing w:before="20" w:after="20"/>
-            </w:pPr>
-            <w:r/>
-            <w:r>
-              <w:rPr>
-                <w:rFonts w:ascii="Verdana" w:hAnsi="Verdana"/>
-                <w:b w:val="0"/>
-                <w:sz w:val="16"/>
-              </w:rPr>
-            </w:r>
-          </w:p>
-        </w:tc>
-        <w:tc>
-          <w:tcPr>
-            <w:tcW w:type="dxa" w:w="2163"/>
-          </w:tcPr>
-          <w:p>
-            <w:pPr>
-              <w:spacing w:before="20" w:after="20"/>
-            </w:pPr>
-            <w:r/>
-            <w:r>
-              <w:rPr>
-                <w:rFonts w:ascii="Verdana" w:hAnsi="Verdana"/>
-                <w:b w:val="0"/>
-                <w:sz w:val="16"/>
-              </w:rPr>
-              <w:t>0 00 030</w:t>
-            </w:r>
-          </w:p>
-        </w:tc>
-        <w:tc>
-          <w:tcPr>
-            <w:tcW w:type="dxa" w:w="2163"/>
-          </w:tcPr>
-          <w:p>
-            <w:pPr>
-              <w:spacing w:before="20" w:after="20"/>
-            </w:pPr>
-            <w:r/>
-            <w:r>
-              <w:rPr>
-                <w:rFonts w:ascii="Verdana" w:hAnsi="Verdana"/>
-                <w:b w:val="0"/>
-                <w:sz w:val="16"/>
-              </w:rPr>
-              <w:t>Последовательность определения дескриптора</w:t>
-            </w:r>
-          </w:p>
-        </w:tc>
-        <w:tc>
-          <w:tcPr>
-            <w:tcW w:type="dxa" w:w="2163"/>
-          </w:tcPr>
-          <w:p>
-            <w:pPr>
-              <w:spacing w:before="20" w:after="20"/>
-            </w:pPr>
-            <w:r/>
-            <w:r>
-              <w:rPr>
-                <w:rFonts w:ascii="Verdana" w:hAnsi="Verdana"/>
-                <w:b w:val="0"/>
-                <w:sz w:val="16"/>
-              </w:rPr>
-            </w:r>
-          </w:p>
-        </w:tc>
-        <w:tc>
-          <w:tcPr>
-            <w:tcW w:type="dxa" w:w="2163"/>
-          </w:tcPr>
-          <w:p>
-            <w:pPr>
-              <w:spacing w:before="20" w:after="20"/>
-            </w:pPr>
-            <w:r/>
-            <w:r>
-              <w:rPr>
-                <w:rFonts w:ascii="Verdana" w:hAnsi="Verdana"/>
-                <w:b w:val="0"/>
-                <w:sz w:val="16"/>
-              </w:rPr>
-            </w:r>
-          </w:p>
-        </w:tc>
-      </w:tr>
-      <w:tr>
-        <w:trPr>
-          <w:cantSplit/>
-        </w:trPr>
-        <w:tc>
-          <w:tcPr>
-            <w:tcW w:type="dxa" w:w="2163"/>
-          </w:tcPr>
-          <w:p>
-            <w:pPr>
-              <w:spacing w:before="20" w:after="20"/>
-            </w:pPr>
-            <w:r>
-              <w:rPr>
-                <w:b/>
-              </w:rPr>
-            </w:r>
-            <w:r>
-              <w:rPr>
-                <w:rFonts w:ascii="Verdana" w:hAnsi="Verdana"/>
-                <w:b/>
-                <w:sz w:val="16"/>
-              </w:rPr>
-              <w:t>3 00 015</w:t>
-            </w:r>
-          </w:p>
-        </w:tc>
-        <w:tc>
-          <w:tcPr>
-            <w:tcW w:type="dxa" w:w="2163"/>
-          </w:tcPr>
-          <w:p>
-            <w:pPr>
-              <w:spacing w:before="20" w:after="20"/>
-            </w:pPr>
-            <w:r>
-              <w:rPr>
-                <w:b/>
-              </w:rPr>
-            </w:r>
-            <w:r>
-              <w:rPr>
-                <w:rFonts w:ascii="Verdana" w:hAnsi="Verdana"/>
-                <w:b/>
-                <w:sz w:val="16"/>
-              </w:rPr>
-              <w:t>(Определение кодовой таблицы)</w:t>
-            </w:r>
-          </w:p>
-        </w:tc>
-        <w:tc>
-          <w:tcPr>
-            <w:tcW w:type="dxa" w:w="2163"/>
-          </w:tcPr>
-          <w:p>
-            <w:pPr>
-              <w:spacing w:before="20" w:after="20"/>
-            </w:pPr>
-            <w:r/>
-            <w:r>
-              <w:rPr>
-                <w:rFonts w:ascii="Verdana" w:hAnsi="Verdana"/>
-                <w:b w:val="0"/>
-                <w:sz w:val="16"/>
-              </w:rPr>
-            </w:r>
-          </w:p>
-        </w:tc>
-        <w:tc>
-          <w:tcPr>
-            <w:tcW w:type="dxa" w:w="2163"/>
-          </w:tcPr>
-          <w:p>
-            <w:pPr>
-              <w:spacing w:before="20" w:after="20"/>
-            </w:pPr>
-            <w:r/>
-            <w:r>
-              <w:rPr>
-                <w:rFonts w:ascii="Verdana" w:hAnsi="Verdana"/>
-                <w:b w:val="0"/>
-                <w:sz w:val="16"/>
-              </w:rPr>
-              <w:t>0 00 030</w:t>
-            </w:r>
-          </w:p>
-        </w:tc>
-        <w:tc>
-          <w:tcPr>
-            <w:tcW w:type="dxa" w:w="2163"/>
-          </w:tcPr>
-          <w:p>
-            <w:pPr>
-              <w:spacing w:before="20" w:after="20"/>
-            </w:pPr>
-            <w:r/>
-            <w:r>
-              <w:rPr>
-                <w:rFonts w:ascii="Verdana" w:hAnsi="Verdana"/>
-                <w:b w:val="0"/>
-                <w:sz w:val="16"/>
-              </w:rPr>
-              <w:t>Последовательность определения дескриптора</w:t>
-            </w:r>
-          </w:p>
-        </w:tc>
-        <w:tc>
-          <w:tcPr>
-            <w:tcW w:type="dxa" w:w="2163"/>
-          </w:tcPr>
-          <w:p>
-            <w:pPr>
-              <w:spacing w:before="20" w:after="20"/>
-            </w:pPr>
-            <w:r/>
-            <w:r>
-              <w:rPr>
-                <w:rFonts w:ascii="Verdana" w:hAnsi="Verdana"/>
-                <w:b w:val="0"/>
-                <w:sz w:val="16"/>
-              </w:rPr>
-            </w:r>
-          </w:p>
-        </w:tc>
-        <w:tc>
-          <w:tcPr>
-            <w:tcW w:type="dxa" w:w="2163"/>
-          </w:tcPr>
-          <w:p>
-            <w:pPr>
-              <w:spacing w:before="20" w:after="20"/>
-            </w:pPr>
-            <w:r/>
-            <w:r>
-              <w:rPr>
-                <w:rFonts w:ascii="Verdana" w:hAnsi="Verdana"/>
-                <w:b w:val="0"/>
-                <w:sz w:val="16"/>
-              </w:rPr>
-            </w:r>
-          </w:p>
-        </w:tc>
-      </w:tr>
-      <w:tr>
-        <w:trPr>
-          <w:cantSplit/>
-        </w:trPr>
-        <w:tc>
-          <w:tcPr>
-            <w:tcW w:type="dxa" w:w="2163"/>
-          </w:tcPr>
-          <w:p>
-            <w:pPr>
-              <w:spacing w:before="20" w:after="20"/>
-            </w:pPr>
-            <w:r/>
-            <w:r>
-              <w:rPr>
-                <w:rFonts w:ascii="Verdana" w:hAnsi="Verdana"/>
-                <w:b w:val="0"/>
-                <w:sz w:val="16"/>
-              </w:rPr>
-            </w:r>
-          </w:p>
-        </w:tc>
-        <w:tc>
-          <w:tcPr>
-            <w:tcW w:type="dxa" w:w="2163"/>
-          </w:tcPr>
-          <w:p>
-            <w:pPr>
-              <w:spacing w:before="20" w:after="20"/>
-            </w:pPr>
-            <w:r/>
-            <w:r>
-              <w:rPr>
-                <w:rFonts w:ascii="Verdana" w:hAnsi="Verdana"/>
-                <w:b w:val="0"/>
-                <w:sz w:val="16"/>
-              </w:rPr>
-            </w:r>
-          </w:p>
-        </w:tc>
-        <w:tc>
-          <w:tcPr>
-            <w:tcW w:type="dxa" w:w="2163"/>
-          </w:tcPr>
-          <w:p>
-            <w:pPr>
-              <w:spacing w:before="20" w:after="20"/>
-            </w:pPr>
-            <w:r/>
-            <w:r>
-              <w:rPr>
-                <w:rFonts w:ascii="Verdana" w:hAnsi="Verdana"/>
-                <w:b w:val="0"/>
-                <w:sz w:val="16"/>
-              </w:rPr>
-            </w:r>
-          </w:p>
-        </w:tc>
-        <w:tc>
-          <w:tcPr>
-            <w:tcW w:type="dxa" w:w="2163"/>
-          </w:tcPr>
-          <w:p>
-            <w:pPr>
-              <w:spacing w:before="20" w:after="20"/>
-            </w:pPr>
-            <w:r/>
-            <w:r>
-              <w:rPr>
-                <w:rFonts w:ascii="Verdana" w:hAnsi="Verdana"/>
-                <w:b w:val="0"/>
-                <w:sz w:val="16"/>
-              </w:rPr>
-              <w:t>1 02 000</w:t>
-            </w:r>
-          </w:p>
-        </w:tc>
-        <w:tc>
-          <w:tcPr>
-            <w:tcW w:type="dxa" w:w="2163"/>
-          </w:tcPr>
-          <w:p>
-            <w:pPr>
-              <w:spacing w:before="20" w:after="20"/>
-            </w:pPr>
-            <w:r/>
-            <w:r>
-              <w:rPr>
-                <w:rFonts w:ascii="Verdana" w:hAnsi="Verdana"/>
-                <w:b w:val="0"/>
-                <w:sz w:val="16"/>
-              </w:rPr>
-              <w:t>Повторение с задержкой 2 дескрипторов</w:t>
-            </w:r>
-          </w:p>
-        </w:tc>
-        <w:tc>
-          <w:tcPr>
-            <w:tcW w:type="dxa" w:w="2163"/>
-          </w:tcPr>
-          <w:p>
-            <w:pPr>
-              <w:spacing w:before="20" w:after="20"/>
-            </w:pPr>
-            <w:r/>
-            <w:r>
-              <w:rPr>
-                <w:rFonts w:ascii="Verdana" w:hAnsi="Verdana"/>
-                <w:b w:val="0"/>
-                <w:sz w:val="16"/>
-              </w:rPr>
-            </w:r>
-          </w:p>
-        </w:tc>
-        <w:tc>
-          <w:tcPr>
-            <w:tcW w:type="dxa" w:w="2163"/>
-          </w:tcPr>
-          <w:p>
-            <w:pPr>
-              <w:spacing w:before="20" w:after="20"/>
-            </w:pPr>
-            <w:r/>
-            <w:r>
-              <w:rPr>
-                <w:rFonts w:ascii="Verdana" w:hAnsi="Verdana"/>
-                <w:b w:val="0"/>
-                <w:sz w:val="16"/>
-              </w:rPr>
-            </w:r>
-          </w:p>
-        </w:tc>
-      </w:tr>
-      <w:tr>
-        <w:trPr>
-          <w:cantSplit/>
-        </w:trPr>
-        <w:tc>
-          <w:tcPr>
-            <w:tcW w:type="dxa" w:w="2163"/>
-          </w:tcPr>
-          <w:p>
-            <w:pPr>
-              <w:spacing w:before="20" w:after="20"/>
-            </w:pPr>
-            <w:r/>
-            <w:r>
-              <w:rPr>
-                <w:rFonts w:ascii="Verdana" w:hAnsi="Verdana"/>
-                <w:b w:val="0"/>
-                <w:sz w:val="16"/>
-              </w:rPr>
-            </w:r>
-          </w:p>
-        </w:tc>
-        <w:tc>
-          <w:tcPr>
-            <w:tcW w:type="dxa" w:w="2163"/>
-          </w:tcPr>
-          <w:p>
-            <w:pPr>
-              <w:spacing w:before="20" w:after="20"/>
-            </w:pPr>
-            <w:r/>
-            <w:r>
-              <w:rPr>
-                <w:rFonts w:ascii="Verdana" w:hAnsi="Verdana"/>
-                <w:b w:val="0"/>
-                <w:sz w:val="16"/>
-              </w:rPr>
-            </w:r>
-          </w:p>
-        </w:tc>
-        <w:tc>
-          <w:tcPr>
-            <w:tcW w:type="dxa" w:w="2163"/>
-          </w:tcPr>
-          <w:p>
-            <w:pPr>
-              <w:spacing w:before="20" w:after="20"/>
-            </w:pPr>
-            <w:r/>
-            <w:r>
-              <w:rPr>
-                <w:rFonts w:ascii="Verdana" w:hAnsi="Verdana"/>
-                <w:b w:val="0"/>
-                <w:sz w:val="16"/>
-              </w:rPr>
-            </w:r>
-          </w:p>
-        </w:tc>
-        <w:tc>
-          <w:tcPr>
-            <w:tcW w:type="dxa" w:w="2163"/>
-          </w:tcPr>
-          <w:p>
-            <w:pPr>
-              <w:spacing w:before="20" w:after="20"/>
-            </w:pPr>
-            <w:r/>
-            <w:r>
-              <w:rPr>
-                <w:rFonts w:ascii="Verdana" w:hAnsi="Verdana"/>
-                <w:b w:val="0"/>
-                <w:sz w:val="16"/>
-              </w:rPr>
-              <w:t>0 31 002</w:t>
-            </w:r>
-          </w:p>
-        </w:tc>
-        <w:tc>
-          <w:tcPr>
-            <w:tcW w:type="dxa" w:w="2163"/>
-          </w:tcPr>
-          <w:p>
-            <w:pPr>
-              <w:spacing w:before="20" w:after="20"/>
-            </w:pPr>
-            <w:r/>
-            <w:r>
-              <w:rPr>
-                <w:rFonts w:ascii="Verdana" w:hAnsi="Verdana"/>
-                <w:b w:val="0"/>
-                <w:sz w:val="16"/>
-              </w:rPr>
-              <w:t>Коэффициент повторения расширенного дескриптора с задержкой</w:t>
-            </w:r>
-          </w:p>
-        </w:tc>
-        <w:tc>
-          <w:tcPr>
-            <w:tcW w:type="dxa" w:w="2163"/>
-          </w:tcPr>
-          <w:p>
-            <w:pPr>
-              <w:spacing w:before="20" w:after="20"/>
-            </w:pPr>
-            <w:r/>
-            <w:r>
-              <w:rPr>
-                <w:rFonts w:ascii="Verdana" w:hAnsi="Verdana"/>
-                <w:b w:val="0"/>
-                <w:sz w:val="16"/>
-              </w:rPr>
-            </w:r>
-          </w:p>
-        </w:tc>
-        <w:tc>
-          <w:tcPr>
-            <w:tcW w:type="dxa" w:w="2163"/>
-          </w:tcPr>
-          <w:p>
-            <w:pPr>
-              <w:spacing w:before="20" w:after="20"/>
-            </w:pPr>
-            <w:r/>
-            <w:r>
-              <w:rPr>
-                <w:rFonts w:ascii="Verdana" w:hAnsi="Verdana"/>
-                <w:b w:val="0"/>
-                <w:sz w:val="16"/>
-              </w:rPr>
-            </w:r>
-          </w:p>
-        </w:tc>
-      </w:tr>
-      <w:tr>
-        <w:trPr>
-          <w:cantSplit/>
-        </w:trPr>
-        <w:tc>
-          <w:tcPr>
-            <w:tcW w:type="dxa" w:w="2163"/>
-          </w:tcPr>
-          <w:p>
-            <w:pPr>
-              <w:spacing w:before="20" w:after="20"/>
-            </w:pPr>
-            <w:r/>
-            <w:r>
-              <w:rPr>
-                <w:rFonts w:ascii="Verdana" w:hAnsi="Verdana"/>
-                <w:b w:val="0"/>
-                <w:sz w:val="16"/>
-              </w:rPr>
-            </w:r>
-          </w:p>
-        </w:tc>
-        <w:tc>
-          <w:tcPr>
-            <w:tcW w:type="dxa" w:w="2163"/>
-          </w:tcPr>
-          <w:p>
-            <w:pPr>
-              <w:spacing w:before="20" w:after="20"/>
-            </w:pPr>
-            <w:r/>
-            <w:r>
-              <w:rPr>
-                <w:rFonts w:ascii="Verdana" w:hAnsi="Verdana"/>
-                <w:b w:val="0"/>
-                <w:sz w:val="16"/>
-              </w:rPr>
-            </w:r>
-          </w:p>
-        </w:tc>
-        <w:tc>
-          <w:tcPr>
-            <w:tcW w:type="dxa" w:w="2163"/>
-          </w:tcPr>
-          <w:p>
-            <w:pPr>
-              <w:spacing w:before="20" w:after="20"/>
-            </w:pPr>
-            <w:r/>
-            <w:r>
-              <w:rPr>
-                <w:rFonts w:ascii="Verdana" w:hAnsi="Verdana"/>
-                <w:b w:val="0"/>
-                <w:sz w:val="16"/>
-              </w:rPr>
-            </w:r>
-          </w:p>
-        </w:tc>
-        <w:tc>
-          <w:tcPr>
-            <w:tcW w:type="dxa" w:w="2163"/>
-          </w:tcPr>
-          <w:p>
-            <w:pPr>
-              <w:spacing w:before="20" w:after="20"/>
-            </w:pPr>
-            <w:r/>
-            <w:r>
-              <w:rPr>
-                <w:rFonts w:ascii="Verdana" w:hAnsi="Verdana"/>
-                <w:b w:val="0"/>
-                <w:sz w:val="16"/>
-              </w:rPr>
-              <w:t>0 00 024</w:t>
-            </w:r>
-          </w:p>
-        </w:tc>
-        <w:tc>
-          <w:tcPr>
-            <w:tcW w:type="dxa" w:w="2163"/>
-          </w:tcPr>
-          <w:p>
-            <w:pPr>
-              <w:spacing w:before="20" w:after="20"/>
-            </w:pPr>
-            <w:r/>
-            <w:r>
-              <w:rPr>
-                <w:rFonts w:ascii="Verdana" w:hAnsi="Verdana"/>
-                <w:b w:val="0"/>
-                <w:sz w:val="16"/>
-              </w:rPr>
-              <w:t>Кодовая цифра</w:t>
-            </w:r>
-          </w:p>
-        </w:tc>
-        <w:tc>
-          <w:tcPr>
-            <w:tcW w:type="dxa" w:w="2163"/>
-          </w:tcPr>
-          <w:p>
-            <w:pPr>
-              <w:spacing w:before="20" w:after="20"/>
-            </w:pPr>
-            <w:r/>
-            <w:r>
-              <w:rPr>
-                <w:rFonts w:ascii="Verdana" w:hAnsi="Verdana"/>
-                <w:b w:val="0"/>
-                <w:sz w:val="16"/>
-              </w:rPr>
-            </w:r>
-          </w:p>
-        </w:tc>
-        <w:tc>
-          <w:tcPr>
-            <w:tcW w:type="dxa" w:w="2163"/>
-          </w:tcPr>
-          <w:p>
-            <w:pPr>
-              <w:spacing w:before="20" w:after="20"/>
-            </w:pPr>
-            <w:r/>
-            <w:r>
-              <w:rPr>
-                <w:rFonts w:ascii="Verdana" w:hAnsi="Verdana"/>
-                <w:b w:val="0"/>
-                <w:sz w:val="16"/>
-              </w:rPr>
-            </w:r>
-          </w:p>
-        </w:tc>
-      </w:tr>
-      <w:tr>
-        <w:trPr>
-          <w:cantSplit/>
-        </w:trPr>
-        <w:tc>
-          <w:tcPr>
-            <w:tcW w:type="dxa" w:w="2163"/>
-          </w:tcPr>
-          <w:p>
-            <w:pPr>
-              <w:spacing w:before="20" w:after="20"/>
-            </w:pPr>
-            <w:r/>
-            <w:r>
-              <w:rPr>
-                <w:rFonts w:ascii="Verdana" w:hAnsi="Verdana"/>
-                <w:b w:val="0"/>
-                <w:sz w:val="16"/>
-              </w:rPr>
-            </w:r>
-          </w:p>
-        </w:tc>
-        <w:tc>
-          <w:tcPr>
-            <w:tcW w:type="dxa" w:w="2163"/>
-          </w:tcPr>
-          <w:p>
-            <w:pPr>
-              <w:spacing w:before="20" w:after="20"/>
-            </w:pPr>
-            <w:r/>
-            <w:r>
-              <w:rPr>
-                <w:rFonts w:ascii="Verdana" w:hAnsi="Verdana"/>
-                <w:b w:val="0"/>
-                <w:sz w:val="16"/>
-              </w:rPr>
-            </w:r>
-          </w:p>
-        </w:tc>
-        <w:tc>
-          <w:tcPr>
-            <w:tcW w:type="dxa" w:w="2163"/>
-          </w:tcPr>
-          <w:p>
-            <w:pPr>
-              <w:spacing w:before="20" w:after="20"/>
-            </w:pPr>
-            <w:r/>
-            <w:r>
-              <w:rPr>
-                <w:rFonts w:ascii="Verdana" w:hAnsi="Verdana"/>
-                <w:b w:val="0"/>
-                <w:sz w:val="16"/>
-              </w:rPr>
-            </w:r>
-          </w:p>
-        </w:tc>
-        <w:tc>
-          <w:tcPr>
-            <w:tcW w:type="dxa" w:w="2163"/>
-          </w:tcPr>
-          <w:p>
-            <w:pPr>
-              <w:spacing w:before="20" w:after="20"/>
-            </w:pPr>
-            <w:r/>
-            <w:r>
-              <w:rPr>
-                <w:rFonts w:ascii="Verdana" w:hAnsi="Verdana"/>
-                <w:b w:val="0"/>
-                <w:sz w:val="16"/>
-              </w:rPr>
-              <w:t>0 00 025</w:t>
-            </w:r>
-          </w:p>
-        </w:tc>
-        <w:tc>
-          <w:tcPr>
-            <w:tcW w:type="dxa" w:w="2163"/>
-          </w:tcPr>
-          <w:p>
-            <w:pPr>
-              <w:spacing w:before="20" w:after="20"/>
-            </w:pPr>
-            <w:r/>
-            <w:r>
-              <w:rPr>
-                <w:rFonts w:ascii="Verdana" w:hAnsi="Verdana"/>
-                <w:b w:val="0"/>
-                <w:sz w:val="16"/>
-              </w:rPr>
-              <w:t>Значение кодовой цифры</w:t>
-            </w:r>
-          </w:p>
-        </w:tc>
-        <w:tc>
-          <w:tcPr>
-            <w:tcW w:type="dxa" w:w="2163"/>
-          </w:tcPr>
-          <w:p>
-            <w:pPr>
-              <w:spacing w:before="20" w:after="20"/>
-            </w:pPr>
-            <w:r/>
-            <w:r>
-              <w:rPr>
-                <w:rFonts w:ascii="Verdana" w:hAnsi="Verdana"/>
-                <w:b w:val="0"/>
-                <w:sz w:val="16"/>
-              </w:rPr>
-            </w:r>
-          </w:p>
-        </w:tc>
-        <w:tc>
-          <w:tcPr>
-            <w:tcW w:type="dxa" w:w="2163"/>
-          </w:tcPr>
-          <w:p>
-            <w:pPr>
-              <w:spacing w:before="20" w:after="20"/>
-            </w:pPr>
-            <w:r/>
-            <w:r>
-              <w:rPr>
-                <w:rFonts w:ascii="Verdana" w:hAnsi="Verdana"/>
-                <w:b w:val="0"/>
-                <w:sz w:val="16"/>
-              </w:rPr>
-            </w:r>
-          </w:p>
-        </w:tc>
-      </w:tr>
-      <w:tr>
-        <w:trPr>
-          <w:cantSplit/>
-        </w:trPr>
-        <w:tc>
-          <w:tcPr>
-            <w:tcW w:type="dxa" w:w="2163"/>
-          </w:tcPr>
-          <w:p>
-            <w:pPr>
-              <w:spacing w:before="20" w:after="20"/>
-            </w:pPr>
-            <w:r>
-              <w:rPr>
-                <w:b/>
-              </w:rPr>
-            </w:r>
-            <w:r>
-              <w:rPr>
-                <w:rFonts w:ascii="Verdana" w:hAnsi="Verdana"/>
-                <w:b/>
-                <w:sz w:val="16"/>
-              </w:rPr>
-              <w:t>3 00 016</w:t>
-            </w:r>
-          </w:p>
-        </w:tc>
-        <w:tc>
-          <w:tcPr>
-            <w:tcW w:type="dxa" w:w="2163"/>
-          </w:tcPr>
-          <w:p>
-            <w:pPr>
-              <w:spacing w:before="20" w:after="20"/>
-            </w:pPr>
-            <w:r>
-              <w:rPr>
-                <w:b/>
-              </w:rPr>
-            </w:r>
-            <w:r>
-              <w:rPr>
-                <w:rFonts w:ascii="Verdana" w:hAnsi="Verdana"/>
-                <w:b/>
-                <w:sz w:val="16"/>
-              </w:rPr>
-              <w:t>(Определение таблицы флагов)</w:t>
-            </w:r>
-          </w:p>
-        </w:tc>
-        <w:tc>
-          <w:tcPr>
-            <w:tcW w:type="dxa" w:w="2163"/>
-          </w:tcPr>
-          <w:p>
-            <w:pPr>
-              <w:spacing w:before="20" w:after="20"/>
-            </w:pPr>
-            <w:r/>
-            <w:r>
-              <w:rPr>
-                <w:rFonts w:ascii="Verdana" w:hAnsi="Verdana"/>
-                <w:b w:val="0"/>
-                <w:sz w:val="16"/>
-              </w:rPr>
-            </w:r>
-          </w:p>
-        </w:tc>
-        <w:tc>
-          <w:tcPr>
-            <w:tcW w:type="dxa" w:w="2163"/>
-          </w:tcPr>
-          <w:p>
-            <w:pPr>
-              <w:spacing w:before="20" w:after="20"/>
-            </w:pPr>
-            <w:r/>
-            <w:r>
-              <w:rPr>
-                <w:rFonts w:ascii="Verdana" w:hAnsi="Verdana"/>
-                <w:b w:val="0"/>
-                <w:sz w:val="16"/>
-              </w:rPr>
-              <w:t>0 00 030</w:t>
-            </w:r>
-          </w:p>
-        </w:tc>
-        <w:tc>
-          <w:tcPr>
-            <w:tcW w:type="dxa" w:w="2163"/>
-          </w:tcPr>
-          <w:p>
-            <w:pPr>
-              <w:spacing w:before="20" w:after="20"/>
-            </w:pPr>
-            <w:r/>
-            <w:r>
-              <w:rPr>
-                <w:rFonts w:ascii="Verdana" w:hAnsi="Verdana"/>
-                <w:b w:val="0"/>
-                <w:sz w:val="16"/>
-              </w:rPr>
-              <w:t>Последовательность определения дескриптора</w:t>
-            </w:r>
-          </w:p>
-        </w:tc>
-        <w:tc>
-          <w:tcPr>
-            <w:tcW w:type="dxa" w:w="2163"/>
-          </w:tcPr>
-          <w:p>
-            <w:pPr>
-              <w:spacing w:before="20" w:after="20"/>
-            </w:pPr>
-            <w:r/>
-            <w:r>
-              <w:rPr>
-                <w:rFonts w:ascii="Verdana" w:hAnsi="Verdana"/>
-                <w:b w:val="0"/>
-                <w:sz w:val="16"/>
-              </w:rPr>
-            </w:r>
-          </w:p>
-        </w:tc>
-        <w:tc>
-          <w:tcPr>
-            <w:tcW w:type="dxa" w:w="2163"/>
-          </w:tcPr>
-          <w:p>
-            <w:pPr>
-              <w:spacing w:before="20" w:after="20"/>
-            </w:pPr>
-            <w:r/>
-            <w:r>
-              <w:rPr>
-                <w:rFonts w:ascii="Verdana" w:hAnsi="Verdana"/>
-                <w:b w:val="0"/>
-                <w:sz w:val="16"/>
-              </w:rPr>
-            </w:r>
-          </w:p>
-        </w:tc>
-      </w:tr>
-      <w:tr>
-        <w:trPr>
-          <w:cantSplit/>
-        </w:trPr>
-        <w:tc>
-          <w:tcPr>
-            <w:tcW w:type="dxa" w:w="2163"/>
-          </w:tcPr>
-          <w:p>
-            <w:pPr>
-              <w:spacing w:before="20" w:after="20"/>
-            </w:pPr>
-            <w:r/>
-            <w:r>
-              <w:rPr>
-                <w:rFonts w:ascii="Verdana" w:hAnsi="Verdana"/>
-                <w:b w:val="0"/>
-                <w:sz w:val="16"/>
-              </w:rPr>
-            </w:r>
-          </w:p>
-        </w:tc>
-        <w:tc>
-          <w:tcPr>
-            <w:tcW w:type="dxa" w:w="2163"/>
-          </w:tcPr>
-          <w:p>
-            <w:pPr>
-              <w:spacing w:before="20" w:after="20"/>
-            </w:pPr>
-            <w:r/>
-            <w:r>
-              <w:rPr>
-                <w:rFonts w:ascii="Verdana" w:hAnsi="Verdana"/>
-                <w:b w:val="0"/>
-                <w:sz w:val="16"/>
-              </w:rPr>
-            </w:r>
-          </w:p>
-        </w:tc>
-        <w:tc>
-          <w:tcPr>
-            <w:tcW w:type="dxa" w:w="2163"/>
-          </w:tcPr>
-          <w:p>
-            <w:pPr>
-              <w:spacing w:before="20" w:after="20"/>
-            </w:pPr>
-            <w:r/>
-            <w:r>
-              <w:rPr>
-                <w:rFonts w:ascii="Verdana" w:hAnsi="Verdana"/>
-                <w:b w:val="0"/>
-                <w:sz w:val="16"/>
-              </w:rPr>
-            </w:r>
-          </w:p>
-        </w:tc>
-        <w:tc>
-          <w:tcPr>
-            <w:tcW w:type="dxa" w:w="2163"/>
-          </w:tcPr>
-          <w:p>
-            <w:pPr>
-              <w:spacing w:before="20" w:after="20"/>
-            </w:pPr>
-            <w:r/>
-            <w:r>
-              <w:rPr>
-                <w:rFonts w:ascii="Verdana" w:hAnsi="Verdana"/>
-                <w:b w:val="0"/>
-                <w:sz w:val="16"/>
-              </w:rPr>
-              <w:t>1 02 000</w:t>
-            </w:r>
-          </w:p>
-        </w:tc>
-        <w:tc>
-          <w:tcPr>
-            <w:tcW w:type="dxa" w:w="2163"/>
-          </w:tcPr>
-          <w:p>
-            <w:pPr>
-              <w:spacing w:before="20" w:after="20"/>
-            </w:pPr>
-            <w:r/>
-            <w:r>
-              <w:rPr>
-                <w:rFonts w:ascii="Verdana" w:hAnsi="Verdana"/>
-                <w:b w:val="0"/>
-                <w:sz w:val="16"/>
-              </w:rPr>
-              <w:t>Повторение с задержкой 2 дескрипторов</w:t>
-            </w:r>
-          </w:p>
-        </w:tc>
-        <w:tc>
-          <w:tcPr>
-            <w:tcW w:type="dxa" w:w="2163"/>
-          </w:tcPr>
-          <w:p>
-            <w:pPr>
-              <w:spacing w:before="20" w:after="20"/>
-            </w:pPr>
-            <w:r/>
-            <w:r>
-              <w:rPr>
-                <w:rFonts w:ascii="Verdana" w:hAnsi="Verdana"/>
-                <w:b w:val="0"/>
-                <w:sz w:val="16"/>
-              </w:rPr>
-            </w:r>
-          </w:p>
-        </w:tc>
-        <w:tc>
-          <w:tcPr>
-            <w:tcW w:type="dxa" w:w="2163"/>
-          </w:tcPr>
-          <w:p>
-            <w:pPr>
-              <w:spacing w:before="20" w:after="20"/>
-            </w:pPr>
-            <w:r/>
-            <w:r>
-              <w:rPr>
-                <w:rFonts w:ascii="Verdana" w:hAnsi="Verdana"/>
-                <w:b w:val="0"/>
-                <w:sz w:val="16"/>
-              </w:rPr>
-            </w:r>
-          </w:p>
-        </w:tc>
-      </w:tr>
-      <w:tr>
-        <w:trPr>
-          <w:cantSplit/>
-        </w:trPr>
-        <w:tc>
-          <w:tcPr>
-            <w:tcW w:type="dxa" w:w="2163"/>
-          </w:tcPr>
-          <w:p>
-            <w:pPr>
-              <w:spacing w:before="20" w:after="20"/>
-            </w:pPr>
-            <w:r/>
-            <w:r>
-              <w:rPr>
-                <w:rFonts w:ascii="Verdana" w:hAnsi="Verdana"/>
-                <w:b w:val="0"/>
-                <w:sz w:val="16"/>
-              </w:rPr>
-            </w:r>
-          </w:p>
-        </w:tc>
-        <w:tc>
-          <w:tcPr>
-            <w:tcW w:type="dxa" w:w="2163"/>
-          </w:tcPr>
-          <w:p>
-            <w:pPr>
-              <w:spacing w:before="20" w:after="20"/>
-            </w:pPr>
-            <w:r/>
-            <w:r>
-              <w:rPr>
-                <w:rFonts w:ascii="Verdana" w:hAnsi="Verdana"/>
-                <w:b w:val="0"/>
-                <w:sz w:val="16"/>
-              </w:rPr>
-            </w:r>
-          </w:p>
-        </w:tc>
-        <w:tc>
-          <w:tcPr>
-            <w:tcW w:type="dxa" w:w="2163"/>
-          </w:tcPr>
-          <w:p>
-            <w:pPr>
-              <w:spacing w:before="20" w:after="20"/>
-            </w:pPr>
-            <w:r/>
-            <w:r>
-              <w:rPr>
-                <w:rFonts w:ascii="Verdana" w:hAnsi="Verdana"/>
-                <w:b w:val="0"/>
-                <w:sz w:val="16"/>
-              </w:rPr>
-            </w:r>
-          </w:p>
-        </w:tc>
-        <w:tc>
-          <w:tcPr>
-            <w:tcW w:type="dxa" w:w="2163"/>
-          </w:tcPr>
-          <w:p>
-            <w:pPr>
-              <w:spacing w:before="20" w:after="20"/>
-            </w:pPr>
-            <w:r/>
-            <w:r>
-              <w:rPr>
-                <w:rFonts w:ascii="Verdana" w:hAnsi="Verdana"/>
-                <w:b w:val="0"/>
-                <w:sz w:val="16"/>
-              </w:rPr>
-              <w:t>0 31 001</w:t>
-            </w:r>
-          </w:p>
-        </w:tc>
-        <w:tc>
-          <w:tcPr>
-            <w:tcW w:type="dxa" w:w="2163"/>
-          </w:tcPr>
-          <w:p>
-            <w:pPr>
-              <w:spacing w:before="20" w:after="20"/>
-            </w:pPr>
-            <w:r/>
-            <w:r>
-              <w:rPr>
-                <w:rFonts w:ascii="Verdana" w:hAnsi="Verdana"/>
-                <w:b w:val="0"/>
-                <w:sz w:val="16"/>
-              </w:rPr>
-              <w:t>Коэффициент повторения дескриптора с задержкой</w:t>
-            </w:r>
-          </w:p>
-        </w:tc>
-        <w:tc>
-          <w:tcPr>
-            <w:tcW w:type="dxa" w:w="2163"/>
-          </w:tcPr>
-          <w:p>
-            <w:pPr>
-              <w:spacing w:before="20" w:after="20"/>
-            </w:pPr>
-            <w:r/>
-            <w:r>
-              <w:rPr>
-                <w:rFonts w:ascii="Verdana" w:hAnsi="Verdana"/>
-                <w:b w:val="0"/>
-                <w:sz w:val="16"/>
-              </w:rPr>
-            </w:r>
-          </w:p>
-        </w:tc>
-        <w:tc>
-          <w:tcPr>
-            <w:tcW w:type="dxa" w:w="2163"/>
-          </w:tcPr>
-          <w:p>
-            <w:pPr>
-              <w:spacing w:before="20" w:after="20"/>
-            </w:pPr>
-            <w:r/>
-            <w:r>
-              <w:rPr>
-                <w:rFonts w:ascii="Verdana" w:hAnsi="Verdana"/>
-                <w:b w:val="0"/>
-                <w:sz w:val="16"/>
-              </w:rPr>
-            </w:r>
-          </w:p>
-        </w:tc>
-      </w:tr>
-      <w:tr>
-        <w:trPr>
-          <w:cantSplit/>
-        </w:trPr>
-        <w:tc>
-          <w:tcPr>
-            <w:tcW w:type="dxa" w:w="2163"/>
-          </w:tcPr>
-          <w:p>
-            <w:pPr>
-              <w:spacing w:before="20" w:after="20"/>
-            </w:pPr>
-            <w:r/>
-            <w:r>
-              <w:rPr>
-                <w:rFonts w:ascii="Verdana" w:hAnsi="Verdana"/>
-                <w:b w:val="0"/>
-                <w:sz w:val="16"/>
-              </w:rPr>
-            </w:r>
-          </w:p>
-        </w:tc>
-        <w:tc>
-          <w:tcPr>
-            <w:tcW w:type="dxa" w:w="2163"/>
-          </w:tcPr>
-          <w:p>
-            <w:pPr>
-              <w:spacing w:before="20" w:after="20"/>
-            </w:pPr>
-            <w:r/>
-            <w:r>
-              <w:rPr>
-                <w:rFonts w:ascii="Verdana" w:hAnsi="Verdana"/>
-                <w:b w:val="0"/>
-                <w:sz w:val="16"/>
-              </w:rPr>
-            </w:r>
-          </w:p>
-        </w:tc>
-        <w:tc>
-          <w:tcPr>
-            <w:tcW w:type="dxa" w:w="2163"/>
-          </w:tcPr>
-          <w:p>
-            <w:pPr>
-              <w:spacing w:before="20" w:after="20"/>
-            </w:pPr>
-            <w:r/>
-            <w:r>
-              <w:rPr>
-                <w:rFonts w:ascii="Verdana" w:hAnsi="Verdana"/>
-                <w:b w:val="0"/>
-                <w:sz w:val="16"/>
-              </w:rPr>
-            </w:r>
-          </w:p>
-        </w:tc>
-        <w:tc>
-          <w:tcPr>
-            <w:tcW w:type="dxa" w:w="2163"/>
-          </w:tcPr>
-          <w:p>
-            <w:pPr>
-              <w:spacing w:before="20" w:after="20"/>
-            </w:pPr>
-            <w:r/>
-            <w:r>
-              <w:rPr>
-                <w:rFonts w:ascii="Verdana" w:hAnsi="Verdana"/>
-                <w:b w:val="0"/>
-                <w:sz w:val="16"/>
-              </w:rPr>
-              <w:t>0 00 026</w:t>
-            </w:r>
-          </w:p>
-        </w:tc>
-        <w:tc>
-          <w:tcPr>
-            <w:tcW w:type="dxa" w:w="2163"/>
-          </w:tcPr>
-          <w:p>
-            <w:pPr>
-              <w:spacing w:before="20" w:after="20"/>
-            </w:pPr>
-            <w:r/>
-            <w:r>
-              <w:rPr>
-                <w:rFonts w:ascii="Verdana" w:hAnsi="Verdana"/>
-                <w:b w:val="0"/>
-                <w:sz w:val="16"/>
-              </w:rPr>
-              <w:t>Номер бита</w:t>
-            </w:r>
-          </w:p>
-        </w:tc>
-        <w:tc>
-          <w:tcPr>
-            <w:tcW w:type="dxa" w:w="2163"/>
-          </w:tcPr>
-          <w:p>
-            <w:pPr>
-              <w:spacing w:before="20" w:after="20"/>
-            </w:pPr>
-            <w:r/>
-            <w:r>
-              <w:rPr>
-                <w:rFonts w:ascii="Verdana" w:hAnsi="Verdana"/>
-                <w:b w:val="0"/>
-                <w:sz w:val="16"/>
-              </w:rPr>
-            </w:r>
-          </w:p>
-        </w:tc>
-        <w:tc>
-          <w:tcPr>
-            <w:tcW w:type="dxa" w:w="2163"/>
-          </w:tcPr>
-          <w:p>
-            <w:pPr>
-              <w:spacing w:before="20" w:after="20"/>
-            </w:pPr>
-            <w:r/>
-            <w:r>
-              <w:rPr>
-                <w:rFonts w:ascii="Verdana" w:hAnsi="Verdana"/>
-                <w:b w:val="0"/>
-                <w:sz w:val="16"/>
-              </w:rPr>
-            </w:r>
-          </w:p>
-        </w:tc>
-      </w:tr>
-      <w:tr>
-        <w:trPr>
-          <w:cantSplit/>
-        </w:trPr>
-        <w:tc>
-          <w:tcPr>
-            <w:tcW w:type="dxa" w:w="2163"/>
-          </w:tcPr>
-          <w:p>
-            <w:pPr>
-              <w:spacing w:before="20" w:after="20"/>
-            </w:pPr>
-            <w:r/>
-            <w:r>
-              <w:rPr>
-                <w:rFonts w:ascii="Verdana" w:hAnsi="Verdana"/>
-                <w:b w:val="0"/>
-                <w:sz w:val="16"/>
-              </w:rPr>
-            </w:r>
-          </w:p>
-        </w:tc>
-        <w:tc>
-          <w:tcPr>
-            <w:tcW w:type="dxa" w:w="2163"/>
-          </w:tcPr>
-          <w:p>
-            <w:pPr>
-              <w:spacing w:before="20" w:after="20"/>
-            </w:pPr>
-            <w:r/>
-            <w:r>
-              <w:rPr>
-                <w:rFonts w:ascii="Verdana" w:hAnsi="Verdana"/>
-                <w:b w:val="0"/>
-                <w:sz w:val="16"/>
-              </w:rPr>
-            </w:r>
-          </w:p>
-        </w:tc>
-        <w:tc>
-          <w:tcPr>
-            <w:tcW w:type="dxa" w:w="2163"/>
-          </w:tcPr>
-          <w:p>
-            <w:pPr>
-              <w:spacing w:before="20" w:after="20"/>
-            </w:pPr>
-            <w:r/>
-            <w:r>
-              <w:rPr>
-                <w:rFonts w:ascii="Verdana" w:hAnsi="Verdana"/>
-                <w:b w:val="0"/>
-                <w:sz w:val="16"/>
-              </w:rPr>
-            </w:r>
-          </w:p>
-        </w:tc>
-        <w:tc>
-          <w:tcPr>
-            <w:tcW w:type="dxa" w:w="2163"/>
-          </w:tcPr>
-          <w:p>
-            <w:pPr>
-              <w:spacing w:before="20" w:after="20"/>
-            </w:pPr>
-            <w:r/>
-            <w:r>
-              <w:rPr>
-                <w:rFonts w:ascii="Verdana" w:hAnsi="Verdana"/>
-                <w:b w:val="0"/>
-                <w:sz w:val="16"/>
-              </w:rPr>
-              <w:t>0 00 027</w:t>
-            </w:r>
-          </w:p>
-        </w:tc>
-        <w:tc>
-          <w:tcPr>
-            <w:tcW w:type="dxa" w:w="2163"/>
-          </w:tcPr>
-          <w:p>
-            <w:pPr>
-              <w:spacing w:before="20" w:after="20"/>
-            </w:pPr>
-            <w:r/>
-            <w:r>
-              <w:rPr>
-                <w:rFonts w:ascii="Verdana" w:hAnsi="Verdana"/>
-                <w:b w:val="0"/>
-                <w:sz w:val="16"/>
-              </w:rPr>
-              <w:t>Значение номера бита</w:t>
-            </w:r>
-          </w:p>
-        </w:tc>
-        <w:tc>
-          <w:tcPr>
-            <w:tcW w:type="dxa" w:w="2163"/>
-          </w:tcPr>
-          <w:p>
-            <w:pPr>
-              <w:spacing w:before="20" w:after="20"/>
-            </w:pPr>
-            <w:r/>
-            <w:r>
-              <w:rPr>
-                <w:rFonts w:ascii="Verdana" w:hAnsi="Verdana"/>
-                <w:b w:val="0"/>
-                <w:sz w:val="16"/>
-              </w:rPr>
-            </w:r>
-          </w:p>
-        </w:tc>
-        <w:tc>
-          <w:tcPr>
-            <w:tcW w:type="dxa" w:w="2163"/>
-          </w:tcPr>
-          <w:p>
-            <w:pPr>
-              <w:spacing w:before="20" w:after="20"/>
-            </w:pPr>
-            <w:r/>
-            <w:r>
-              <w:rPr>
-                <w:rFonts w:ascii="Verdana" w:hAnsi="Verdana"/>
-                <w:b w:val="0"/>
-                <w:sz w:val="16"/>
-              </w:rPr>
-            </w:r>
-          </w:p>
-        </w:tc>
-      </w:tr>
-    </w:tbl>
     <w:sectPr>
       <w:pgSz w:w="16838" w:h="11906" w:orient="landscape"/>
       <w:pgMar w:top="850" w:right="850" w:bottom="850" w:left="850" w:header="720" w:footer="720" w:gutter="0"/>

--- a/docx/ru/BUFR_TableD_ru_00.docx
+++ b/docx/ru/BUFR_TableD_ru_00.docx
@@ -2979,56 +2979,6 @@
           <w:i/>
           <w:sz w:val="14"/>
         </w:rPr>
-        <w:t>Note 4: Требуются дополнительные дескрипторы, чтобы снизить загруженность, связанную с базой данных станции, например для идентификации федеративного государства и идентификации автомагистрали.</w:t>
-      </w:r>
-    </w:p>
-    <w:p>
-      <w:r>
-        <w:rPr>
-          <w:rFonts w:ascii="Verdana" w:hAnsi="Verdana"/>
-          <w:i/>
-          <w:sz w:val="14"/>
-        </w:rPr>
-        <w:t>Note 7: Сложные сообщения BUFR могут быть описаны в рамках разделов описания данных, если это требуется (например: 3 01 041, 3 04 001, 3 04 002, 3 04 003, 3 04 004, 3 04 005, 3 04 006).</w:t>
-      </w:r>
-    </w:p>
-    <w:p>
-      <w:r>
-        <w:rPr>
-          <w:rFonts w:ascii="Verdana" w:hAnsi="Verdana"/>
-          <w:i/>
-          <w:sz w:val="14"/>
-        </w:rPr>
-        <w:t>Note 10: Децибел (дБ) — это логарифмическая мера относительной степени или относительных значений плотности двух потоков, в частности интенсивности звука и мощности радио- и радиолокационных сигналов. В радиолокационной метеорологии логарифмическая шкала (dBZ) используется для измерения радиолокационной отражаемости. (Приводится из Глоссария метеорологических терминов Американского метеорологического общества).</w:t>
-      </w:r>
-    </w:p>
-    <w:p>
-      <w:r>
-        <w:rPr>
-          <w:rFonts w:ascii="Verdana" w:hAnsi="Verdana"/>
-          <w:i/>
-          <w:sz w:val="14"/>
-        </w:rPr>
-        <w:t>Note 15: В коде CREX не имеется дескриптеров 3 03 021 — 3 03 027.</w:t>
-      </w:r>
-    </w:p>
-    <w:p>
-      <w:r>
-        <w:rPr>
-          <w:rFonts w:ascii="Verdana" w:hAnsi="Verdana"/>
-          <w:i/>
-          <w:sz w:val="14"/>
-        </w:rPr>
-        <w:t>Note 16: Каждое сообщение BUFR может содержать данные для ряда местоположений; методика сжатия данных в коде BUFR использует незначительные по величине заголовки для групп данных, которые являются инвариантными.</w:t>
-      </w:r>
-    </w:p>
-    <w:p>
-      <w:r>
-        <w:rPr>
-          <w:rFonts w:ascii="Verdana" w:hAnsi="Verdana"/>
-          <w:i/>
-          <w:sz w:val="14"/>
-        </w:rPr>
         <w:t>Note 32: Можно доказать, что поскольку возможны только дополнения, то следует разрешать только полные строки; однако ошибочно полагать, что отдельные районы будут требовать изменений так же, как и дополнений, поэтому лучше и понятнее обеспечивать описания по всем полям.</w:t>
       </w:r>
     </w:p>
@@ -3040,56 +2990,6 @@
           <w:sz w:val="14"/>
         </w:rPr>
         <w:t>Note 33: Лучше использовать различные дескрипторы класса 00 для определения и определенных элементов, таким же образом, как различные дескрипторы соответствуют давлению, рассматриваемому как координата, и давлению, измеренному в определенной точке. В противном случае будут необходимы специальные правила для интерпретации такого сообщения. Позиции 0 00 010 — 0 00 012 определяют F, X и Y для таблиц B и D; позиция 0 00 030 — дескриптор, используемый в качестве данных, и дает значения F, X и Y, определяющие последовательность для позиций таблицы D.</w:t>
-      </w:r>
-    </w:p>
-    <w:p>
-      <w:r>
-        <w:rPr>
-          <w:rFonts w:ascii="Verdana" w:hAnsi="Verdana"/>
-          <w:i/>
-          <w:sz w:val="14"/>
-        </w:rPr>
-        <w:t>Note 34: Сдвиг по широте 0 05 015 в последовательности представляет собой смещение по широте относительно места запуска. Сдвиг по долготе 0 06 015 в последовательности представляет собой смещение по долготе относительно места запуска.</w:t>
-      </w:r>
-    </w:p>
-    <w:p>
-      <w:r>
-        <w:rPr>
-          <w:rFonts w:ascii="Verdana" w:hAnsi="Verdana"/>
-          <w:i/>
-          <w:sz w:val="14"/>
-        </w:rPr>
-        <w:t>Note 35: Перемещение за длительное время 0 04 086 в последовательности представляет собой интервал времени, прошедшего с момента запуска, 3 01 013 (в секундах).</w:t>
-      </w:r>
-    </w:p>
-    <w:p>
-      <w:r>
-        <w:rPr>
-          <w:rFonts w:ascii="Verdana" w:hAnsi="Verdana"/>
-          <w:i/>
-          <w:sz w:val="14"/>
-        </w:rPr>
-        <w:t>Note 43: Выделение спутниковых данных по одному слою в наборы сообщений BUFR оказывается полезным при сжатии и в результате выражается в эффективной передаче и хранении данных.</w:t>
-      </w:r>
-    </w:p>
-    <w:p>
-      <w:r>
-        <w:rPr>
-          <w:rFonts w:ascii="Verdana" w:hAnsi="Verdana"/>
-          <w:i/>
-          <w:sz w:val="14"/>
-        </w:rPr>
-        <w:t>Note 49: Большинство станций имеют только одно местоположение на дороге и один датчик для измерения подповерхностной температуры. Повторение с задержкой вводится для повышения гибкости и коэффициента объема.</w:t>
-      </w:r>
-    </w:p>
-    <w:p>
-      <w:r>
-        <w:rPr>
-          <w:rFonts w:ascii="Verdana" w:hAnsi="Verdana"/>
-          <w:i/>
-          <w:sz w:val="14"/>
-        </w:rPr>
-        <w:t>Note 62: Настоящие позиции включают средство по совершенствованию кодовых цифр таблицы А и описания данных.</w:t>
       </w:r>
     </w:p>
     <w:p>
